--- a/Report.docx
+++ b/Report.docx
@@ -58,12 +58,44 @@
     </w:p>
     <w:p>
       <w:r>
-        <w:t>The dataset used in the project contained 11,054 observations and 32 columns, including a binary target variable representing phishing and legitimate websites. The original notebook applied several preprocessing techniques, including duplicate removal, outlier analysis, feature selection, scaling, and SMOTE oversampling. Multiple machine learning models were then trained and evaluated, including Logistic Regression, K-Nearest Neighbors, Naive Bayes, Decision Trees, Random Forests, Support Vector Machines, Multi-Layer Perceptrons, and Gradient Boosting.</w:t>
-      </w:r>
-    </w:p>
-    <w:p>
-      <w:r>
-        <w:t>The reproduction process confirmed that the dataset contains highly informative features for phishing detection. Correlation analysis revealed that variables such as HTTPS, AnchorURL, and WebsiteTraffic exhibited strong relationships with the target variable and were among the most important predictors. The reproduced experiments also confirmed the author's primary conclusion that Gradient Boosting achieved the best overall performance among the evaluated models.</w:t>
+        <w:t xml:space="preserve">The dataset used in the project contained 11,054 observations and 32 columns, including a binary target variable representing phishing and legitimate websites. The original notebook applied several preprocessing techniques, including duplicate removal, outlier analysis, feature selection, scaling, and SMOTE oversampling. Multiple machine learning models were then trained and evaluated, including Logistic Regression, K-Nearest </w:t>
+      </w:r>
+      <w:proofErr w:type="spellStart"/>
+      <w:r>
+        <w:t>Neighbors</w:t>
+      </w:r>
+      <w:proofErr w:type="spellEnd"/>
+      <w:r>
+        <w:t xml:space="preserve">, Naive Bayes, Decision Trees, Random Forests, Support Vector Machines, Multi-Layer </w:t>
+      </w:r>
+      <w:proofErr w:type="spellStart"/>
+      <w:r>
+        <w:t>Perceptrons</w:t>
+      </w:r>
+      <w:proofErr w:type="spellEnd"/>
+      <w:r>
+        <w:t>, and Gradient Boosting.</w:t>
+      </w:r>
+    </w:p>
+    <w:p>
+      <w:r>
+        <w:t xml:space="preserve">The reproduction process confirmed that the dataset contains highly informative features for phishing detection. Correlation analysis revealed that variables such as HTTPS, </w:t>
+      </w:r>
+      <w:proofErr w:type="spellStart"/>
+      <w:r>
+        <w:t>AnchorURL</w:t>
+      </w:r>
+      <w:proofErr w:type="spellEnd"/>
+      <w:r>
+        <w:t xml:space="preserve">, and </w:t>
+      </w:r>
+      <w:proofErr w:type="spellStart"/>
+      <w:r>
+        <w:t>WebsiteTraffic</w:t>
+      </w:r>
+      <w:proofErr w:type="spellEnd"/>
+      <w:r>
+        <w:t xml:space="preserve"> exhibited strong relationships with the target variable and were among the most important predictors. The reproduced experiments also confirmed the author's primary conclusion that Gradient Boosting achieved the best overall performance among the evaluated models.</w:t>
       </w:r>
     </w:p>
     <w:p>
@@ -334,12 +366,36 @@
     </w:p>
     <w:p>
       <w:r>
-        <w:t>The original project evaluates multiple machine learning algorithms, including Logistic Regression, K-Nearest Neighbors, Naive Bayes, Decision Trees, Random Forests, Support Vector Machines, Multi-Layer Perceptrons, and Gradient Boosting. According to the author, Gradient Boosting achieved the highest performance with an accuracy of approximately 94.5%.</w:t>
-      </w:r>
-    </w:p>
-    <w:p>
-      <w:r>
-        <w:t>The objective of this report is not only to reproduce the author's results, but also to examine the quality of the dataset, evaluate the preprocessing and modeling decisions, verify the reported findings, identify potential reproducibility issues, and assess whether the author's conclusions are supported by the experimental evidence.</w:t>
+        <w:t xml:space="preserve">The original project evaluates multiple machine learning algorithms, including Logistic Regression, K-Nearest </w:t>
+      </w:r>
+      <w:proofErr w:type="spellStart"/>
+      <w:r>
+        <w:t>Neighbors</w:t>
+      </w:r>
+      <w:proofErr w:type="spellEnd"/>
+      <w:r>
+        <w:t xml:space="preserve">, Naive Bayes, Decision Trees, Random Forests, Support Vector Machines, Multi-Layer </w:t>
+      </w:r>
+      <w:proofErr w:type="spellStart"/>
+      <w:r>
+        <w:t>Perceptrons</w:t>
+      </w:r>
+      <w:proofErr w:type="spellEnd"/>
+      <w:r>
+        <w:t>, and Gradient Boosting. According to the author, Gradient Boosting achieved the highest performance with an accuracy of approximately 94.5%.</w:t>
+      </w:r>
+    </w:p>
+    <w:p>
+      <w:r>
+        <w:t xml:space="preserve">The objective of this report is not only to reproduce the author's results, but also to examine the quality of the dataset, evaluate the preprocessing and </w:t>
+      </w:r>
+      <w:proofErr w:type="spellStart"/>
+      <w:r>
+        <w:t>modeling</w:t>
+      </w:r>
+      <w:proofErr w:type="spellEnd"/>
+      <w:r>
+        <w:t xml:space="preserve"> decisions, verify the reported findings, identify potential reproducibility issues, and assess whether the author's conclusions are supported by the experimental evidence.</w:t>
       </w:r>
     </w:p>
     <w:p/>
@@ -402,9 +458,11 @@
           <w:numId w:val="30"/>
         </w:numPr>
       </w:pPr>
+      <w:proofErr w:type="spellStart"/>
       <w:r>
         <w:t>UsingIP</w:t>
       </w:r>
+      <w:proofErr w:type="spellEnd"/>
     </w:p>
     <w:p>
       <w:pPr>
@@ -413,9 +471,11 @@
           <w:numId w:val="30"/>
         </w:numPr>
       </w:pPr>
+      <w:proofErr w:type="spellStart"/>
       <w:r>
         <w:t>LongURL</w:t>
       </w:r>
+      <w:proofErr w:type="spellEnd"/>
     </w:p>
     <w:p>
       <w:pPr>
@@ -457,9 +517,11 @@
           <w:numId w:val="30"/>
         </w:numPr>
       </w:pPr>
+      <w:proofErr w:type="spellStart"/>
       <w:r>
         <w:t>AnchorURL</w:t>
       </w:r>
+      <w:proofErr w:type="spellEnd"/>
     </w:p>
     <w:p>
       <w:pPr>
@@ -468,9 +530,11 @@
           <w:numId w:val="30"/>
         </w:numPr>
       </w:pPr>
+      <w:proofErr w:type="spellStart"/>
       <w:r>
         <w:t>WebsiteTraffic</w:t>
       </w:r>
+      <w:proofErr w:type="spellEnd"/>
     </w:p>
     <w:p>
       <w:pPr>
@@ -479,9 +543,11 @@
           <w:numId w:val="30"/>
         </w:numPr>
       </w:pPr>
+      <w:proofErr w:type="spellStart"/>
       <w:r>
         <w:t>GoogleIndex</w:t>
       </w:r>
+      <w:proofErr w:type="spellEnd"/>
     </w:p>
     <w:p>
       <w:pPr>
@@ -490,9 +556,11 @@
           <w:numId w:val="30"/>
         </w:numPr>
       </w:pPr>
+      <w:proofErr w:type="spellStart"/>
       <w:r>
         <w:t>StatsReport</w:t>
       </w:r>
+      <w:proofErr w:type="spellEnd"/>
     </w:p>
     <w:p>
       <w:r>
@@ -578,15 +646,19 @@
     </w:p>
     <w:p>
       <w:r>
-        <w:t>The original notebook reported that duplicate records were detected and removed before model training. Reproducing this step confirmed the author's finding. The dataset initially contained 11,054 observations. After applying drop_duplicates(), the dataset size decreased to 5,849 observations, indicating that 5,205 duplicate rows were present.</w:t>
-      </w:r>
-    </w:p>
-    <w:p>
-      <w:r>
-        <w:t>This result confirms that duplicate removal was an important preprocessing step in the original workflow and significantly reduced the dataset size before model training.</w:t>
-      </w:r>
-    </w:p>
-    <w:p/>
+        <w:t>The original notebook reported that duplicate records were detected and removed before model training. Reproducing this step confirmed the author's finding.</w:t>
+      </w:r>
+    </w:p>
+    <w:p>
+      <w:r>
+        <w:t>The dataset initially contained 11,054 observations. After applying duplicate removal, the dataset size decreased to 5,849 observations, indicating that 5,205 duplicate rows were present.</w:t>
+      </w:r>
+    </w:p>
+    <w:p>
+      <w:r>
+        <w:t>This result confirms that duplicate removal was an important preprocessing step in the original workflow and significantly reduced the dataset size before model training. Because nearly half of the observations were duplicates, removing them helps reduce potential bias and prevents certain records from exerting disproportionate influence on model training and evaluation.</w:t>
+      </w:r>
+    </w:p>
     <w:p>
       <w:pPr>
         <w:rPr>
@@ -604,7 +676,7 @@
     </w:p>
     <w:p>
       <w:r>
-        <w:t>The target variable consists of two classes:</w:t>
+        <w:t>After duplicate removal, the target variable consisted of the following classes:</w:t>
       </w:r>
     </w:p>
     <w:tbl>
@@ -714,7 +786,7 @@
               <w:t xml:space="preserve">    </w:t>
             </w:r>
             <w:r>
-              <w:t>6,157</w:t>
+              <w:t>2,830</w:t>
             </w:r>
           </w:p>
         </w:tc>
@@ -746,7 +818,7 @@
               <w:t xml:space="preserve">    </w:t>
             </w:r>
             <w:r>
-              <w:t>4,897</w:t>
+              <w:t>3,019</w:t>
             </w:r>
           </w:p>
         </w:tc>
@@ -765,7 +837,10 @@
         </w:numPr>
       </w:pPr>
       <w:r>
-        <w:t xml:space="preserve">55.7% </w:t>
+        <w:t>48.4</w:t>
+      </w:r>
+      <w:r>
+        <w:t xml:space="preserve">% </w:t>
       </w:r>
       <w:r>
         <w:t>legitimate websites</w:t>
@@ -779,7 +854,10 @@
         </w:numPr>
       </w:pPr>
       <w:r>
-        <w:t xml:space="preserve">44.3% </w:t>
+        <w:t>51.6</w:t>
+      </w:r>
+      <w:r>
+        <w:t xml:space="preserve">% </w:t>
       </w:r>
       <w:r>
         <w:t>phishing websites</w:t>
@@ -787,24 +865,13 @@
     </w:p>
     <w:p>
       <w:r>
-        <w:t>Although the original notebook describes the dataset as imbalanced, the observed class distribution indicates only a moderate imbalance</w:t>
-      </w:r>
-      <w:r>
-        <w:t>.</w:t>
-      </w:r>
-    </w:p>
-    <w:p>
-      <w:r>
-        <w:t>This finding is important because the author later applies SMOTE (Synthetic Minority Oversampling Technique) to balance the training data. Given the relatively small difference between the two classes, the impact of SMOTE on model performance deserves further examination and will be discussed later in this report.</w:t>
-      </w:r>
-    </w:p>
-    <w:p>
-      <w:pPr>
-        <w:rPr>
-          <w:b/>
-          <w:bCs/>
-        </w:rPr>
-      </w:pPr>
+        <w:t>The class distribution is nearly balanced, with only a small difference between the two classes. This finding is important because the original notebook later applies SMOTE (Synthetic Minority Oversampling Technique) to balance the training data.</w:t>
+      </w:r>
+    </w:p>
+    <w:p>
+      <w:r>
+        <w:t>Given the relatively minor imbalance, the necessity and impact of SMOTE deserve further examination and will be discussed later in this report.</w:t>
+      </w:r>
     </w:p>
     <w:p>
       <w:pPr>
@@ -853,9 +920,11 @@
           <w:numId w:val="5"/>
         </w:numPr>
       </w:pPr>
+      <w:proofErr w:type="spellStart"/>
       <w:r>
         <w:t>UsingIP</w:t>
       </w:r>
+      <w:proofErr w:type="spellEnd"/>
     </w:p>
     <w:p>
       <w:pPr>
@@ -875,9 +944,11 @@
           <w:numId w:val="5"/>
         </w:numPr>
       </w:pPr>
+      <w:proofErr w:type="spellStart"/>
       <w:r>
         <w:t>AnchorURL</w:t>
       </w:r>
+      <w:proofErr w:type="spellEnd"/>
     </w:p>
     <w:p>
       <w:pPr>
@@ -886,9 +957,11 @@
           <w:numId w:val="5"/>
         </w:numPr>
       </w:pPr>
+      <w:proofErr w:type="spellStart"/>
       <w:r>
         <w:t>GoogleIndex</w:t>
       </w:r>
+      <w:proofErr w:type="spellEnd"/>
     </w:p>
     <w:p>
       <w:pPr>
@@ -897,9 +970,11 @@
           <w:numId w:val="5"/>
         </w:numPr>
       </w:pPr>
+      <w:proofErr w:type="spellStart"/>
       <w:r>
         <w:t>WebsiteTraffic</w:t>
       </w:r>
+      <w:proofErr w:type="spellEnd"/>
     </w:p>
     <w:p>
       <w:pPr>
@@ -908,9 +983,11 @@
           <w:numId w:val="5"/>
         </w:numPr>
       </w:pPr>
+      <w:proofErr w:type="spellStart"/>
       <w:r>
         <w:t>StatsReport</w:t>
       </w:r>
+      <w:proofErr w:type="spellEnd"/>
     </w:p>
     <w:p>
       <w:r>
@@ -919,7 +996,15 @@
     </w:p>
     <w:p>
       <w:r>
-        <w:t>An important observation is that most features are already preprocessed and transformed into security indicators rather than raw website attributes. Therefore, this project focuses primarily on classification rather than feature extraction.</w:t>
+        <w:t xml:space="preserve">An important observation is that most features are already </w:t>
+      </w:r>
+      <w:proofErr w:type="spellStart"/>
+      <w:r>
+        <w:t>preprocessed</w:t>
+      </w:r>
+      <w:proofErr w:type="spellEnd"/>
+      <w:r>
+        <w:t xml:space="preserve"> and transformed into security indicators rather than raw website attributes. Therefore, this project focuses primarily on classification rather than feature extraction.</w:t>
       </w:r>
     </w:p>
     <w:p>
@@ -1255,35 +1340,6 @@
           </w:tcPr>
           <w:p>
             <w:r>
-              <w:t>0.715</w:t>
-            </w:r>
-          </w:p>
-        </w:tc>
-      </w:tr>
-      <w:tr>
-        <w:trPr>
-          <w:tblCellSpacing w:w="15" w:type="dxa"/>
-        </w:trPr>
-        <w:tc>
-          <w:tcPr>
-            <w:tcW w:w="0" w:type="auto"/>
-            <w:vAlign w:val="center"/>
-            <w:hideMark/>
-          </w:tcPr>
-          <w:p>
-            <w:r>
-              <w:t>AnchorURL</w:t>
-            </w:r>
-          </w:p>
-        </w:tc>
-        <w:tc>
-          <w:tcPr>
-            <w:tcW w:w="0" w:type="auto"/>
-            <w:vAlign w:val="center"/>
-            <w:hideMark/>
-          </w:tcPr>
-          <w:p>
-            <w:r>
               <w:t>0.693</w:t>
             </w:r>
           </w:p>
@@ -1300,9 +1356,11 @@
             <w:hideMark/>
           </w:tcPr>
           <w:p>
+            <w:proofErr w:type="spellStart"/>
             <w:r>
-              <w:t>PrefixSuffix-</w:t>
+              <w:t>AnchorURL</w:t>
             </w:r>
+            <w:proofErr w:type="spellEnd"/>
           </w:p>
         </w:tc>
         <w:tc>
@@ -1313,7 +1371,10 @@
           </w:tcPr>
           <w:p>
             <w:r>
-              <w:t>0.349</w:t>
+              <w:t>0.6</w:t>
+            </w:r>
+            <w:r>
+              <w:t>79</w:t>
             </w:r>
           </w:p>
         </w:tc>
@@ -1329,8 +1390,13 @@
             <w:hideMark/>
           </w:tcPr>
           <w:p>
+            <w:proofErr w:type="spellStart"/>
             <w:r>
-              <w:t>WebsiteTraffic</w:t>
+              <w:t>PrefixSuffix</w:t>
+            </w:r>
+            <w:proofErr w:type="spellEnd"/>
+            <w:r>
+              <w:t>-</w:t>
             </w:r>
           </w:p>
         </w:tc>
@@ -1342,7 +1408,10 @@
           </w:tcPr>
           <w:p>
             <w:r>
-              <w:t>0.346</w:t>
+              <w:t>0.3</w:t>
+            </w:r>
+            <w:r>
+              <w:t>81</w:t>
             </w:r>
           </w:p>
         </w:tc>
@@ -1358,9 +1427,11 @@
             <w:hideMark/>
           </w:tcPr>
           <w:p>
+            <w:proofErr w:type="spellStart"/>
             <w:r>
-              <w:t>SubDomains</w:t>
+              <w:t>WebsiteTraffic</w:t>
             </w:r>
+            <w:proofErr w:type="spellEnd"/>
           </w:p>
         </w:tc>
         <w:tc>
@@ -1371,7 +1442,10 @@
           </w:tcPr>
           <w:p>
             <w:r>
-              <w:t>0.298</w:t>
+              <w:t>0.</w:t>
+            </w:r>
+            <w:r>
+              <w:t>296</w:t>
             </w:r>
           </w:p>
         </w:tc>
@@ -1387,9 +1461,11 @@
             <w:hideMark/>
           </w:tcPr>
           <w:p>
+            <w:proofErr w:type="spellStart"/>
             <w:r>
-              <w:t>RequestURL</w:t>
+              <w:t>SubDomains</w:t>
             </w:r>
+            <w:proofErr w:type="spellEnd"/>
           </w:p>
         </w:tc>
         <w:tc>
@@ -1400,7 +1476,10 @@
           </w:tcPr>
           <w:p>
             <w:r>
-              <w:t>0.253</w:t>
+              <w:t>0.2</w:t>
+            </w:r>
+            <w:r>
+              <w:t>82</w:t>
             </w:r>
           </w:p>
         </w:tc>
@@ -1416,9 +1495,11 @@
             <w:hideMark/>
           </w:tcPr>
           <w:p>
+            <w:proofErr w:type="spellStart"/>
             <w:r>
-              <w:t>LinksInScriptTags</w:t>
+              <w:t>RequestURL</w:t>
             </w:r>
+            <w:proofErr w:type="spellEnd"/>
           </w:p>
         </w:tc>
         <w:tc>
@@ -1429,7 +1510,44 @@
           </w:tcPr>
           <w:p>
             <w:r>
-              <w:t>0.248</w:t>
+              <w:t>0.2</w:t>
+            </w:r>
+            <w:r>
+              <w:t>81</w:t>
+            </w:r>
+          </w:p>
+        </w:tc>
+      </w:tr>
+      <w:tr>
+        <w:trPr>
+          <w:tblCellSpacing w:w="15" w:type="dxa"/>
+        </w:trPr>
+        <w:tc>
+          <w:tcPr>
+            <w:tcW w:w="0" w:type="auto"/>
+            <w:vAlign w:val="center"/>
+            <w:hideMark/>
+          </w:tcPr>
+          <w:p>
+            <w:proofErr w:type="spellStart"/>
+            <w:r>
+              <w:t>LinksInScriptTags</w:t>
+            </w:r>
+            <w:proofErr w:type="spellEnd"/>
+          </w:p>
+        </w:tc>
+        <w:tc>
+          <w:tcPr>
+            <w:tcW w:w="0" w:type="auto"/>
+            <w:vAlign w:val="center"/>
+            <w:hideMark/>
+          </w:tcPr>
+          <w:p>
+            <w:r>
+              <w:t>0.2</w:t>
+            </w:r>
+            <w:r>
+              <w:t>44</w:t>
             </w:r>
           </w:p>
         </w:tc>
@@ -1437,12 +1555,42 @@
     </w:tbl>
     <w:p>
       <w:r>
-        <w:t>The results support the author's conclusion that HTTPS, AnchorURL, and WebsiteTraffic are among the most influential features for phishing detection.</w:t>
-      </w:r>
-    </w:p>
-    <w:p>
-      <w:r>
-        <w:t>In particular, HTTPS and AnchorURL exhibit substantially stronger relationships with the target variable than most other features in the dataset. This suggests that the security characteristics captured by these variables play a significant role in distinguishing phishing websites from legitimate ones.</w:t>
+        <w:t xml:space="preserve">The results support the author's conclusion that HTTPS, </w:t>
+      </w:r>
+      <w:proofErr w:type="spellStart"/>
+      <w:r>
+        <w:t>AnchorURL</w:t>
+      </w:r>
+      <w:proofErr w:type="spellEnd"/>
+      <w:r>
+        <w:t xml:space="preserve">, and </w:t>
+      </w:r>
+      <w:proofErr w:type="spellStart"/>
+      <w:r>
+        <w:t>WebsiteTraffic</w:t>
+      </w:r>
+      <w:proofErr w:type="spellEnd"/>
+      <w:r>
+        <w:t xml:space="preserve"> are among the most influential features for phishing detection.</w:t>
+      </w:r>
+    </w:p>
+    <w:p>
+      <w:r>
+        <w:t xml:space="preserve">In particular, </w:t>
+      </w:r>
+      <w:r>
+        <w:t xml:space="preserve">HTTPS and </w:t>
+      </w:r>
+      <w:proofErr w:type="spellStart"/>
+      <w:r>
+        <w:t>AnchorURL</w:t>
+      </w:r>
+      <w:proofErr w:type="spellEnd"/>
+      <w:r>
+        <w:t xml:space="preserve"> exhibit substantially stronger relationships with the target variable than any other feature in the dataset.</w:t>
+      </w:r>
+      <w:r>
+        <w:t xml:space="preserve"> This suggests that the security characteristics captured by these variables play a significant role in distinguishing phishing websites from legitimate ones.</w:t>
       </w:r>
       <w:r>
         <w:br/>
@@ -1513,6 +1661,7 @@
       <w:r>
         <w:t xml:space="preserve">For example, the removed feature </w:t>
       </w:r>
+      <w:proofErr w:type="spellStart"/>
       <w:r>
         <w:rPr>
           <w:i/>
@@ -1520,6 +1669,7 @@
         </w:rPr>
         <w:t>DomainRegLen</w:t>
       </w:r>
+      <w:proofErr w:type="spellEnd"/>
       <w:r>
         <w:t xml:space="preserve"> exhibited a correlation magnitude of approximately 0.226 with the target variable, which exceeds the correlation values of several features that were retained.</w:t>
       </w:r>
@@ -1567,7 +1717,15 @@
     </w:p>
     <w:p>
       <w:r>
-        <w:t>Feature engineering plays an important role in machine learning because it transforms raw data into representations that can improve model performance. In cybersecurity applications, feature engineering is particularly important because malicious behavior is often identified through patterns embedded within network traffic, URLs, or system activity rather than through a single indicator.</w:t>
+        <w:t xml:space="preserve">Feature engineering plays an important role in machine learning because it transforms raw data into representations that can improve model performance. In cybersecurity applications, feature engineering is particularly important because malicious </w:t>
+      </w:r>
+      <w:proofErr w:type="spellStart"/>
+      <w:r>
+        <w:t>behavior</w:t>
+      </w:r>
+      <w:proofErr w:type="spellEnd"/>
+      <w:r>
+        <w:t xml:space="preserve"> is often identified through patterns embedded within network traffic, URLs, or system activity rather than through a single indicator.</w:t>
       </w:r>
     </w:p>
     <w:p>
@@ -1608,8 +1766,13 @@
           <w:numId w:val="38"/>
         </w:numPr>
       </w:pPr>
-      <w:r>
-        <w:t xml:space="preserve">LongURL </w:t>
+      <w:proofErr w:type="spellStart"/>
+      <w:r>
+        <w:t>LongURL</w:t>
+      </w:r>
+      <w:proofErr w:type="spellEnd"/>
+      <w:r>
+        <w:t xml:space="preserve"> </w:t>
       </w:r>
     </w:p>
     <w:p>
@@ -1652,8 +1815,13 @@
           <w:numId w:val="38"/>
         </w:numPr>
       </w:pPr>
-      <w:r>
-        <w:t xml:space="preserve">DomainRegLen </w:t>
+      <w:proofErr w:type="spellStart"/>
+      <w:r>
+        <w:t>DomainRegLen</w:t>
+      </w:r>
+      <w:proofErr w:type="spellEnd"/>
+      <w:r>
+        <w:t xml:space="preserve"> </w:t>
       </w:r>
     </w:p>
     <w:p>
@@ -1674,8 +1842,13 @@
           <w:numId w:val="38"/>
         </w:numPr>
       </w:pPr>
-      <w:r>
-        <w:t xml:space="preserve">UsingPopupWindow </w:t>
+      <w:proofErr w:type="spellStart"/>
+      <w:r>
+        <w:t>UsingPopupWindow</w:t>
+      </w:r>
+      <w:proofErr w:type="spellEnd"/>
+      <w:r>
+        <w:t xml:space="preserve"> </w:t>
       </w:r>
     </w:p>
     <w:p>
@@ -1685,8 +1858,13 @@
           <w:numId w:val="38"/>
         </w:numPr>
       </w:pPr>
-      <w:r>
-        <w:t xml:space="preserve">IframeRedirection </w:t>
+      <w:proofErr w:type="spellStart"/>
+      <w:r>
+        <w:t>IframeRedirection</w:t>
+      </w:r>
+      <w:proofErr w:type="spellEnd"/>
+      <w:r>
+        <w:t xml:space="preserve"> </w:t>
       </w:r>
     </w:p>
     <w:p>
@@ -1696,8 +1874,13 @@
           <w:numId w:val="38"/>
         </w:numPr>
       </w:pPr>
-      <w:r>
-        <w:t xml:space="preserve">LinksPointingToPage </w:t>
+      <w:proofErr w:type="spellStart"/>
+      <w:r>
+        <w:t>LinksPointingToPage</w:t>
+      </w:r>
+      <w:proofErr w:type="spellEnd"/>
+      <w:r>
+        <w:t xml:space="preserve"> </w:t>
       </w:r>
     </w:p>
     <w:p>
@@ -1712,7 +1895,15 @@
     </w:p>
     <w:p>
       <w:r>
-        <w:t>For example, DomainRegLen exhibited a correlation magnitude of approximately 0.226 with the target variable, which exceeded the correlation values of several retained features. This suggests that potentially useful information may have been discarded.</w:t>
+        <w:t xml:space="preserve">For example, </w:t>
+      </w:r>
+      <w:proofErr w:type="spellStart"/>
+      <w:r>
+        <w:t>DomainRegLen</w:t>
+      </w:r>
+      <w:proofErr w:type="spellEnd"/>
+      <w:r>
+        <w:t xml:space="preserve"> exhibited a correlation magnitude of approximately 0.226 with the target variable, which exceeded the correlation values of several retained features. This suggests that potentially useful information may have been discarded.</w:t>
       </w:r>
     </w:p>
     <w:p>
@@ -1803,7 +1994,15 @@
         </w:numPr>
       </w:pPr>
       <w:r>
-        <w:t xml:space="preserve">K-Nearest Neighbors (KNN) </w:t>
+        <w:t xml:space="preserve">K-Nearest </w:t>
+      </w:r>
+      <w:proofErr w:type="spellStart"/>
+      <w:r>
+        <w:t>Neighbors</w:t>
+      </w:r>
+      <w:proofErr w:type="spellEnd"/>
+      <w:r>
+        <w:t xml:space="preserve"> (KNN) </w:t>
       </w:r>
     </w:p>
     <w:p>
@@ -1825,7 +2024,15 @@
         </w:numPr>
       </w:pPr>
       <w:r>
-        <w:t xml:space="preserve">Multi-Layer Perceptrons (MLP) </w:t>
+        <w:t xml:space="preserve">Multi-Layer </w:t>
+      </w:r>
+      <w:proofErr w:type="spellStart"/>
+      <w:r>
+        <w:t>Perceptrons</w:t>
+      </w:r>
+      <w:proofErr w:type="spellEnd"/>
+      <w:r>
+        <w:t xml:space="preserve"> (MLP) </w:t>
       </w:r>
     </w:p>
     <w:p>
@@ -2149,8 +2356,21 @@
       </w:r>
     </w:p>
     <w:p>
-      <w:r>
-        <w:t>df = pd.read_csv("C:\\Users\\SUMANJALI\\URL-Based Phishing Detection Using Machine Learning\\phishing.csv")</w:t>
+      <w:proofErr w:type="spellStart"/>
+      <w:r>
+        <w:t>df</w:t>
+      </w:r>
+      <w:proofErr w:type="spellEnd"/>
+      <w:r>
+        <w:t xml:space="preserve"> = </w:t>
+      </w:r>
+      <w:proofErr w:type="spellStart"/>
+      <w:r>
+        <w:t>pd.read_csv</w:t>
+      </w:r>
+      <w:proofErr w:type="spellEnd"/>
+      <w:r>
+        <w:t>("C:\\Users\\SUMANJALI\\URL-Based Phishing Detection Using Machine Learning\\phishing.csv")</w:t>
       </w:r>
     </w:p>
     <w:p>
@@ -2164,8 +2384,21 @@
       </w:r>
     </w:p>
     <w:p>
-      <w:r>
-        <w:t>df = pd.read_csv("phishing.csv")</w:t>
+      <w:proofErr w:type="spellStart"/>
+      <w:r>
+        <w:t>df</w:t>
+      </w:r>
+      <w:proofErr w:type="spellEnd"/>
+      <w:r>
+        <w:t xml:space="preserve"> = </w:t>
+      </w:r>
+      <w:proofErr w:type="spellStart"/>
+      <w:r>
+        <w:t>pd.read_csv</w:t>
+      </w:r>
+      <w:proofErr w:type="spellEnd"/>
+      <w:r>
+        <w:t>("phishing.csv")</w:t>
       </w:r>
     </w:p>
     <w:p>
@@ -2174,8 +2407,21 @@
       </w:r>
     </w:p>
     <w:p>
-      <w:r>
-        <w:t>df = pd.read_csv("./data/phishing.csv")</w:t>
+      <w:proofErr w:type="spellStart"/>
+      <w:r>
+        <w:t>df</w:t>
+      </w:r>
+      <w:proofErr w:type="spellEnd"/>
+      <w:r>
+        <w:t xml:space="preserve"> = </w:t>
+      </w:r>
+      <w:proofErr w:type="spellStart"/>
+      <w:r>
+        <w:t>pd.read_csv</w:t>
+      </w:r>
+      <w:proofErr w:type="spellEnd"/>
+      <w:r>
+        <w:t>("./data/phishing.csv")</w:t>
       </w:r>
     </w:p>
     <w:p>
@@ -2462,12 +2708,28 @@
     </w:p>
     <w:p>
       <w:r>
-        <w:t>Several machine learning algorithms used in the notebook contain stochastic components, including Decision Trees, Random Forests, and Multi-Layer Perceptrons.</w:t>
-      </w:r>
-    </w:p>
-    <w:p>
-      <w:r>
-        <w:t>However, the notebook does not consistently specify a random_state parameter when initializing these models.</w:t>
+        <w:t xml:space="preserve">Several machine learning algorithms used in the notebook contain stochastic components, including Decision Trees, Random Forests, and Multi-Layer </w:t>
+      </w:r>
+      <w:proofErr w:type="spellStart"/>
+      <w:r>
+        <w:t>Perceptrons</w:t>
+      </w:r>
+      <w:proofErr w:type="spellEnd"/>
+      <w:r>
+        <w:t>.</w:t>
+      </w:r>
+    </w:p>
+    <w:p>
+      <w:r>
+        <w:t xml:space="preserve">However, the notebook does not consistently specify a </w:t>
+      </w:r>
+      <w:proofErr w:type="spellStart"/>
+      <w:r>
+        <w:t>random_state</w:t>
+      </w:r>
+      <w:proofErr w:type="spellEnd"/>
+      <w:r>
+        <w:t xml:space="preserve"> parameter when initializing these models.</w:t>
       </w:r>
     </w:p>
     <w:p>
@@ -2736,8 +2998,13 @@
       </w:r>
     </w:p>
     <w:p>
-      <w:r>
-        <w:t>random_state = 42</w:t>
+      <w:proofErr w:type="spellStart"/>
+      <w:r>
+        <w:t>random_state</w:t>
+      </w:r>
+      <w:proofErr w:type="spellEnd"/>
+      <w:r>
+        <w:t xml:space="preserve"> = 42</w:t>
       </w:r>
     </w:p>
     <w:p>
@@ -3410,12 +3677,21 @@
       <w:r>
         <w:t xml:space="preserve">For example, the feature </w:t>
       </w:r>
+      <w:proofErr w:type="spellStart"/>
       <w:r>
         <w:rPr>
           <w:i/>
           <w:iCs/>
         </w:rPr>
-        <w:t xml:space="preserve">DomainRegLen </w:t>
+        <w:t>DomainRegLen</w:t>
+      </w:r>
+      <w:proofErr w:type="spellEnd"/>
+      <w:r>
+        <w:rPr>
+          <w:i/>
+          <w:iCs/>
+        </w:rPr>
+        <w:t xml:space="preserve"> </w:t>
       </w:r>
       <w:r>
         <w:t>demonstrated a stronger relationship with the target variable than several features that were retained.</w:t>
@@ -3695,9 +3971,11 @@
           <w:numId w:val="26"/>
         </w:numPr>
       </w:pPr>
+      <w:proofErr w:type="spellStart"/>
       <w:r>
         <w:t>AnchorURL</w:t>
       </w:r>
+      <w:proofErr w:type="spellEnd"/>
     </w:p>
     <w:p>
       <w:pPr>
@@ -3706,9 +3984,11 @@
           <w:numId w:val="26"/>
         </w:numPr>
       </w:pPr>
+      <w:proofErr w:type="spellStart"/>
       <w:r>
         <w:t>WebsiteTraffic</w:t>
       </w:r>
+      <w:proofErr w:type="spellEnd"/>
     </w:p>
     <w:p>
       <w:r>
@@ -3867,7 +4147,15 @@
         </w:numPr>
       </w:pPr>
       <w:r>
-        <w:t>K-Nearest Neighbors (KNN)</w:t>
+        <w:t xml:space="preserve">K-Nearest </w:t>
+      </w:r>
+      <w:proofErr w:type="spellStart"/>
+      <w:r>
+        <w:t>Neighbors</w:t>
+      </w:r>
+      <w:proofErr w:type="spellEnd"/>
+      <w:r>
+        <w:t xml:space="preserve"> (KNN)</w:t>
       </w:r>
     </w:p>
     <w:p>
@@ -4298,8 +4586,13 @@
           </w:tcPr>
           <w:p>
             <w:r>
-              <w:t>K-Nearest Neighbors</w:t>
+              <w:t xml:space="preserve">K-Nearest </w:t>
             </w:r>
+            <w:proofErr w:type="spellStart"/>
+            <w:r>
+              <w:t>Neighbors</w:t>
+            </w:r>
+            <w:proofErr w:type="spellEnd"/>
           </w:p>
         </w:tc>
         <w:tc>
@@ -4432,7 +4725,15 @@
         <w:t xml:space="preserve"> </w:t>
       </w:r>
       <w:r>
-        <w:t>Logistic Regression and K-Nearest Neighbors achieved identical accuracies of 92.22%.</w:t>
+        <w:t xml:space="preserve">Logistic Regression and K-Nearest </w:t>
+      </w:r>
+      <w:proofErr w:type="spellStart"/>
+      <w:r>
+        <w:t>Neighbors</w:t>
+      </w:r>
+      <w:proofErr w:type="spellEnd"/>
+      <w:r>
+        <w:t xml:space="preserve"> achieved identical accuracies of 92.22%.</w:t>
       </w:r>
     </w:p>
     <w:p>
@@ -4440,7 +4741,15 @@
         <w:t xml:space="preserve">The results </w:t>
       </w:r>
       <w:r>
-        <w:t>indicate that ensemble-based methods achieved the strongest performance on this dataset. Gradient Boosting and Random Forest occupied the top two positions, while simpler models such as Logistic Regression and K-Nearest Neighbors achieved slightly lower accuracy. Naive Bayes performed substantially worse than all other evaluated models.</w:t>
+        <w:t xml:space="preserve">indicate that ensemble-based methods achieved the strongest performance on this dataset. Gradient Boosting and Random Forest occupied the top two positions, while simpler models such as Logistic Regression and K-Nearest </w:t>
+      </w:r>
+      <w:proofErr w:type="spellStart"/>
+      <w:r>
+        <w:t>Neighbors</w:t>
+      </w:r>
+      <w:proofErr w:type="spellEnd"/>
+      <w:r>
+        <w:t xml:space="preserve"> achieved slightly lower accuracy. Naive Bayes performed substantially worse than all other evaluated models.</w:t>
       </w:r>
     </w:p>
     <w:p>
@@ -4565,7 +4874,15 @@
         <w:t>correctly classified all observations belonging to Class -1, it correctly identified only a small proportion of Class 1 observations.</w:t>
       </w:r>
       <w:r>
-        <w:t xml:space="preserve"> This resulted in a highly unbalanced classifier that favored one class while performing poorly on the other. The results illustrate why accuracy alone can be misleading and highlight the importance of examining precision, recall, and F1-scores alongside overall accuracy.</w:t>
+        <w:t xml:space="preserve"> This resulted in a highly unbalanced classifier that </w:t>
+      </w:r>
+      <w:proofErr w:type="spellStart"/>
+      <w:r>
+        <w:t>favored</w:t>
+      </w:r>
+      <w:proofErr w:type="spellEnd"/>
+      <w:r>
+        <w:t xml:space="preserve"> one class while performing poorly on the other. The results illustrate why accuracy alone can be misleading and highlight the importance of examining precision, recall, and F1-scores alongside overall accuracy.</w:t>
       </w:r>
     </w:p>
     <w:p>
@@ -4727,7 +5044,15 @@
     </w:p>
     <w:p>
       <w:r>
-        <w:t>The model produced 35 false positives and 29 false negatives. The relatively balanced distribution of errors suggests that the classifier did not strongly favor one class over the other.</w:t>
+        <w:t xml:space="preserve">The model produced 35 false positives and 29 false negatives. The relatively balanced distribution of errors suggests that the classifier did not strongly </w:t>
+      </w:r>
+      <w:proofErr w:type="spellStart"/>
+      <w:r>
+        <w:t>favor</w:t>
+      </w:r>
+      <w:proofErr w:type="spellEnd"/>
+      <w:r>
+        <w:t xml:space="preserve"> one class over the other.</w:t>
       </w:r>
     </w:p>
     <w:p>
@@ -4793,7 +5118,23 @@
     </w:p>
     <w:p>
       <w:r>
-        <w:t>Several strengths were identified throughout the analysis. The project uses a publicly available dataset, evaluates multiple machine learning algorithms, performs exploratory data analysis, and reports several performance metrics. The final conclusion that Gradient Boosting achieved the highest performance was supported by the reproduced results. Furthermore, the independent analysis confirmed that important features identified by the author, such as HTTPS, AnchorURL, and WebsiteTraffic, are among the strongest predictors in the dataset.</w:t>
+        <w:t xml:space="preserve">Several strengths were identified throughout the analysis. The project uses a publicly available dataset, evaluates multiple machine learning algorithms, performs exploratory data analysis, and reports several performance metrics. The final conclusion that Gradient Boosting achieved the highest performance was supported by the reproduced results. Furthermore, the independent analysis confirmed that important features identified by the author, such as HTTPS, </w:t>
+      </w:r>
+      <w:proofErr w:type="spellStart"/>
+      <w:r>
+        <w:t>AnchorURL</w:t>
+      </w:r>
+      <w:proofErr w:type="spellEnd"/>
+      <w:r>
+        <w:t xml:space="preserve">, and </w:t>
+      </w:r>
+      <w:proofErr w:type="spellStart"/>
+      <w:r>
+        <w:t>WebsiteTraffic</w:t>
+      </w:r>
+      <w:proofErr w:type="spellEnd"/>
+      <w:r>
+        <w:t>, are among the strongest predictors in the dataset.</w:t>
       </w:r>
     </w:p>
     <w:p>

--- a/Report.docx
+++ b/Report.docx
@@ -58,7 +58,7 @@
     </w:p>
     <w:p>
       <w:r>
-        <w:t xml:space="preserve">The dataset used in the project contained 11,054 observations and 32 columns, including a binary target variable representing phishing and legitimate websites. The original notebook applied several preprocessing techniques, including duplicate removal, outlier analysis, feature selection, scaling, and SMOTE oversampling. Multiple machine learning models were then trained and evaluated, including Logistic Regression, K-Nearest </w:t>
+        <w:t xml:space="preserve">The dataset used in the project contained 11,054 observations and 32 columns, including a binary target variable representing phishing and legitimate websites. The original notebook applied several preprocessing techniques, including duplicate removal, outlier analysis, feature selection, scaling, and SMOTE oversampling. After duplicate removal, the working dataset contained 5,849 unique observations. Multiple machine learning models were then trained and evaluated, including Logistic Regression, K-Nearest </w:t>
       </w:r>
       <w:proofErr w:type="spellStart"/>
       <w:r>
@@ -79,7 +79,7 @@
     </w:p>
     <w:p>
       <w:r>
-        <w:t xml:space="preserve">The reproduction process confirmed that the dataset contains highly informative features for phishing detection. Correlation analysis revealed that variables such as HTTPS, </w:t>
+        <w:t xml:space="preserve">The reproduction process confirmed that the dataset contains highly informative features for phishing detection. Correlation analysis revealed that HTTPS (0.693), </w:t>
       </w:r>
       <w:proofErr w:type="spellStart"/>
       <w:r>
@@ -87,7 +87,7 @@
       </w:r>
       <w:proofErr w:type="spellEnd"/>
       <w:r>
-        <w:t xml:space="preserve">, and </w:t>
+        <w:t xml:space="preserve"> (0.679), and </w:t>
       </w:r>
       <w:proofErr w:type="spellStart"/>
       <w:r>
@@ -95,27 +95,27 @@
       </w:r>
       <w:proofErr w:type="spellEnd"/>
       <w:r>
-        <w:t xml:space="preserve"> exhibited strong relationships with the target variable and were among the most important predictors. The reproduced experiments also confirmed the author's primary conclusion that Gradient Boosting achieved the best overall performance among the evaluated models.</w:t>
-      </w:r>
-    </w:p>
-    <w:p>
-      <w:r>
-        <w:t>Model evaluation showed that Gradient Boosting achieved an accuracy of approximately 94.5%, along with strong precision, recall, and F1-score values. Random Forest, Support Vector Machine, and Multi-Layer Perceptron models also achieved similar performance levels, while Naive Bayes performed significantly worse than the other algorithms. The results suggest that the selected feature set provides substantial predictive information and allows multiple machine learning models to effectively distinguish phishing websites from legitimate websites.</w:t>
-      </w:r>
-    </w:p>
-    <w:p>
-      <w:r>
-        <w:t>Although the primary findings of the project were successfully reproduced, several methodological and reproducibility concerns were identified. These included hardcoded file paths, inconsistent notebook documentation, references to unrelated projects, missing random seeds, limited justification for certain preprocessing decisions, and uncertainty regarding dataset modifications reported in the notebook. In addition, some feature-selection decisions appeared to rely primarily on correlation values without stronger supporting evidence.</w:t>
-      </w:r>
-    </w:p>
-    <w:p>
-      <w:r>
-        <w:t>The project can serve as a useful baseline for similar phishing detection problems because it achieves strong predictive performance and compares multiple machine learning algorithms. However, future implementations should improve reproducibility, documentation quality, and experimental validation before being deployed in real-world cybersecurity environments.</w:t>
-      </w:r>
-    </w:p>
-    <w:p>
-      <w:r>
-        <w:t>Overall, the project demonstrates an effective application of machine learning techniques to phishing website detection and achieves strong classification performance. The author's main claims were supported by the reproduced results. However, improvements in documentation, reproducibility practices, preprocessing justification, and experimental transparency would strengthen the reliability and scientific rigor of the work.</w:t>
+        <w:t xml:space="preserve"> (0.282) exhibited some of the strongest relationships with the target variable and were among the most important predictors. The reproduced experiments also confirmed the author's primary conclusion that Gradient Boosting achieved the best overall performance among the evaluated models. Furthermore, the reproduced model rankings were highly consistent with those reported by the author, providing additional confidence in the validity of the original findings.</w:t>
+      </w:r>
+    </w:p>
+    <w:p>
+      <w:r>
+        <w:t>Model evaluation showed that the reproduced Gradient Boosting model achieved an accuracy of 94.62%, a precision of 92.31%, a recall of 95.73%, an F1-score of 93.99%, a Matthews Correlation Coefficient (MCC) of 0.887, and a ROC-AUC score of 0.990. Random Forest, Multi-Layer Perceptron, and Support Vector Machine models achieved similar performance levels, while Naive Bayes performed significantly worse than all other evaluated algorithms. The results suggest that the selected feature set provides substantial predictive information and allows multiple machine learning models to effectively distinguish phishing websites from legitimate websites.</w:t>
+      </w:r>
+    </w:p>
+    <w:p>
+      <w:r>
+        <w:t>Although the primary findings of the project were successfully reproduced, several methodological and reproducibility concerns were identified. These included hardcoded file paths, inconsistent notebook documentation, references to unrelated projects, missing random seeds, and limited justification for certain preprocessing decisions. In addition, some feature-selection decisions appeared to rely primarily on correlation values without stronger supporting evidence.</w:t>
+      </w:r>
+    </w:p>
+    <w:p>
+      <w:r>
+        <w:t>The project can serve as a useful baseline for similar phishing detection problems because it achieves strong predictive performance and compares multiple machine learning algorithms. However, future implementations should improve reproducibility, documentation quality, feature-selection justification, and experimental validation before being deployed in real-world cybersecurity environments.</w:t>
+      </w:r>
+    </w:p>
+    <w:p>
+      <w:r>
+        <w:t>Overall, the project demonstrates an effective application of machine learning techniques to phishing website detection and achieves strong classification performance. The author's main claims were supported by the reproduced results, particularly the effectiveness of Gradient Boosting as the highest-performing model. Nevertheless, improvements in documentation, reproducibility practices, preprocessing justification, and experimental transparency would strengthen the reliability, transparency, and scientific rigor of the study.</w:t>
       </w:r>
     </w:p>
     <w:p/>

--- a/Report.docx
+++ b/Report.docx
@@ -58,44 +58,12 @@
     </w:p>
     <w:p>
       <w:r>
-        <w:t xml:space="preserve">The dataset used in the project contained 11,054 observations and 32 columns, including a binary target variable representing phishing and legitimate websites. The original notebook applied several preprocessing techniques, including duplicate removal, outlier analysis, feature selection, scaling, and SMOTE oversampling. After duplicate removal, the working dataset contained 5,849 unique observations. Multiple machine learning models were then trained and evaluated, including Logistic Regression, K-Nearest </w:t>
-      </w:r>
-      <w:proofErr w:type="spellStart"/>
-      <w:r>
-        <w:t>Neighbors</w:t>
-      </w:r>
-      <w:proofErr w:type="spellEnd"/>
-      <w:r>
-        <w:t xml:space="preserve">, Naive Bayes, Decision Trees, Random Forests, Support Vector Machines, Multi-Layer </w:t>
-      </w:r>
-      <w:proofErr w:type="spellStart"/>
-      <w:r>
-        <w:t>Perceptrons</w:t>
-      </w:r>
-      <w:proofErr w:type="spellEnd"/>
-      <w:r>
-        <w:t>, and Gradient Boosting.</w:t>
-      </w:r>
-    </w:p>
-    <w:p>
-      <w:r>
-        <w:t xml:space="preserve">The reproduction process confirmed that the dataset contains highly informative features for phishing detection. Correlation analysis revealed that HTTPS (0.693), </w:t>
-      </w:r>
-      <w:proofErr w:type="spellStart"/>
-      <w:r>
-        <w:t>AnchorURL</w:t>
-      </w:r>
-      <w:proofErr w:type="spellEnd"/>
-      <w:r>
-        <w:t xml:space="preserve"> (0.679), and </w:t>
-      </w:r>
-      <w:proofErr w:type="spellStart"/>
-      <w:r>
-        <w:t>WebsiteTraffic</w:t>
-      </w:r>
-      <w:proofErr w:type="spellEnd"/>
-      <w:r>
-        <w:t xml:space="preserve"> (0.282) exhibited some of the strongest relationships with the target variable and were among the most important predictors. The reproduced experiments also confirmed the author's primary conclusion that Gradient Boosting achieved the best overall performance among the evaluated models. Furthermore, the reproduced model rankings were highly consistent with those reported by the author, providing additional confidence in the validity of the original findings.</w:t>
+        <w:t>The dataset used in the project contained 11,054 observations and 32 columns, including a binary target variable representing phishing and legitimate websites. The original notebook applied several preprocessing techniques, including duplicate removal, outlier analysis, feature selection, scaling, and SMOTE oversampling. After duplicate removal, the working dataset contained 5,849 unique observations. Multiple machine learning models were then trained and evaluated, including Logistic Regression, K-Nearest Neighbors, Naive Bayes, Decision Trees, Random Forests, Support Vector Machines, Multi-Layer Perceptrons, and Gradient Boosting.</w:t>
+      </w:r>
+    </w:p>
+    <w:p>
+      <w:r>
+        <w:t>The reproduction process confirmed that the dataset contains highly informative features for phishing detection. Correlation analysis revealed that HTTPS (0.693), AnchorURL (0.679), and WebsiteTraffic (0.282) exhibited some of the strongest relationships with the target variable and were among the most important predictors. The reproduced experiments also confirmed the author's primary conclusion that Gradient Boosting achieved the best overall performance among the evaluated models. Furthermore, the reproduced model rankings were highly consistent with those reported by the author, providing additional confidence in the validity of the original findings.</w:t>
       </w:r>
     </w:p>
     <w:p>
@@ -366,36 +334,15 @@
     </w:p>
     <w:p>
       <w:r>
-        <w:t xml:space="preserve">The original project evaluates multiple machine learning algorithms, including Logistic Regression, K-Nearest </w:t>
-      </w:r>
-      <w:proofErr w:type="spellStart"/>
-      <w:r>
-        <w:t>Neighbors</w:t>
-      </w:r>
-      <w:proofErr w:type="spellEnd"/>
-      <w:r>
-        <w:t xml:space="preserve">, Naive Bayes, Decision Trees, Random Forests, Support Vector Machines, Multi-Layer </w:t>
-      </w:r>
-      <w:proofErr w:type="spellStart"/>
-      <w:r>
-        <w:t>Perceptrons</w:t>
-      </w:r>
-      <w:proofErr w:type="spellEnd"/>
-      <w:r>
-        <w:t>, and Gradient Boosting. According to the author, Gradient Boosting achieved the highest performance with an accuracy of approximately 94.5%.</w:t>
-      </w:r>
-    </w:p>
-    <w:p>
-      <w:r>
-        <w:t xml:space="preserve">The objective of this report is not only to reproduce the author's results, but also to examine the quality of the dataset, evaluate the preprocessing and </w:t>
-      </w:r>
-      <w:proofErr w:type="spellStart"/>
-      <w:r>
-        <w:t>modeling</w:t>
-      </w:r>
-      <w:proofErr w:type="spellEnd"/>
-      <w:r>
-        <w:t xml:space="preserve"> decisions, verify the reported findings, identify potential reproducibility issues, and assess whether the author's conclusions are supported by the experimental evidence.</w:t>
+        <w:t xml:space="preserve">The original project evaluates multiple machine learning algorithms, including Logistic Regression, K-Nearest Neighbors, Naive Bayes, Decision Trees, Random Forests, Support Vector Machines, Multi-Layer Perceptrons, and Gradient Boosting. According </w:t>
+      </w:r>
+      <w:r>
+        <w:t>to the author, Gradient Boosting achieved the highest performance with an accuracy of approximately 94.5%, outperforming the other evaluated machine learning models.</w:t>
+      </w:r>
+    </w:p>
+    <w:p>
+      <w:r>
+        <w:t>The objective of this report is not only to reproduce the author's results, but also to examine the quality of the dataset, evaluate the preprocessing and modeling decisions, verify the reported findings, identify potential reproducibility issues, and assess whether the author's conclusions are supported by the experimental evidence.</w:t>
       </w:r>
     </w:p>
     <w:p/>
@@ -458,11 +405,9 @@
           <w:numId w:val="30"/>
         </w:numPr>
       </w:pPr>
-      <w:proofErr w:type="spellStart"/>
       <w:r>
         <w:t>UsingIP</w:t>
       </w:r>
-      <w:proofErr w:type="spellEnd"/>
     </w:p>
     <w:p>
       <w:pPr>
@@ -471,11 +416,9 @@
           <w:numId w:val="30"/>
         </w:numPr>
       </w:pPr>
-      <w:proofErr w:type="spellStart"/>
       <w:r>
         <w:t>LongURL</w:t>
       </w:r>
-      <w:proofErr w:type="spellEnd"/>
     </w:p>
     <w:p>
       <w:pPr>
@@ -517,11 +460,9 @@
           <w:numId w:val="30"/>
         </w:numPr>
       </w:pPr>
-      <w:proofErr w:type="spellStart"/>
       <w:r>
         <w:t>AnchorURL</w:t>
       </w:r>
-      <w:proofErr w:type="spellEnd"/>
     </w:p>
     <w:p>
       <w:pPr>
@@ -530,11 +471,9 @@
           <w:numId w:val="30"/>
         </w:numPr>
       </w:pPr>
-      <w:proofErr w:type="spellStart"/>
       <w:r>
         <w:t>WebsiteTraffic</w:t>
       </w:r>
-      <w:proofErr w:type="spellEnd"/>
     </w:p>
     <w:p>
       <w:pPr>
@@ -543,11 +482,9 @@
           <w:numId w:val="30"/>
         </w:numPr>
       </w:pPr>
-      <w:proofErr w:type="spellStart"/>
       <w:r>
         <w:t>GoogleIndex</w:t>
       </w:r>
-      <w:proofErr w:type="spellEnd"/>
     </w:p>
     <w:p>
       <w:pPr>
@@ -556,11 +493,9 @@
           <w:numId w:val="30"/>
         </w:numPr>
       </w:pPr>
-      <w:proofErr w:type="spellStart"/>
       <w:r>
         <w:t>StatsReport</w:t>
       </w:r>
-      <w:proofErr w:type="spellEnd"/>
     </w:p>
     <w:p>
       <w:r>
@@ -646,7 +581,13 @@
     </w:p>
     <w:p>
       <w:r>
-        <w:t>The original notebook reported that duplicate records were detected and removed before model training. Reproducing this step confirmed the author's finding.</w:t>
+        <w:t>The original notebook reported that duplicate records were detected and removed before model training. Reproducing this step</w:t>
+      </w:r>
+      <w:r>
+        <w:t xml:space="preserve"> successfully</w:t>
+      </w:r>
+      <w:r>
+        <w:t xml:space="preserve"> confirmed the author's finding.</w:t>
       </w:r>
     </w:p>
     <w:p>
@@ -870,7 +811,7 @@
     </w:p>
     <w:p>
       <w:r>
-        <w:t>Given the relatively minor imbalance, the necessity and impact of SMOTE deserve further examination and will be discussed later in this report.</w:t>
+        <w:t>Although the class distribution is relatively balanced, the original notebook applies SMOTE to the training data to eliminate any remaining imbalance. The effectiveness and impact of this preprocessing step are discussed later in the report.</w:t>
       </w:r>
     </w:p>
     <w:p>
@@ -920,11 +861,9 @@
           <w:numId w:val="5"/>
         </w:numPr>
       </w:pPr>
-      <w:proofErr w:type="spellStart"/>
       <w:r>
         <w:t>UsingIP</w:t>
       </w:r>
-      <w:proofErr w:type="spellEnd"/>
     </w:p>
     <w:p>
       <w:pPr>
@@ -944,11 +883,9 @@
           <w:numId w:val="5"/>
         </w:numPr>
       </w:pPr>
-      <w:proofErr w:type="spellStart"/>
       <w:r>
         <w:t>AnchorURL</w:t>
       </w:r>
-      <w:proofErr w:type="spellEnd"/>
     </w:p>
     <w:p>
       <w:pPr>
@@ -957,11 +894,9 @@
           <w:numId w:val="5"/>
         </w:numPr>
       </w:pPr>
-      <w:proofErr w:type="spellStart"/>
       <w:r>
         <w:t>GoogleIndex</w:t>
       </w:r>
-      <w:proofErr w:type="spellEnd"/>
     </w:p>
     <w:p>
       <w:pPr>
@@ -970,11 +905,9 @@
           <w:numId w:val="5"/>
         </w:numPr>
       </w:pPr>
-      <w:proofErr w:type="spellStart"/>
       <w:r>
         <w:t>WebsiteTraffic</w:t>
       </w:r>
-      <w:proofErr w:type="spellEnd"/>
     </w:p>
     <w:p>
       <w:pPr>
@@ -983,11 +916,9 @@
           <w:numId w:val="5"/>
         </w:numPr>
       </w:pPr>
-      <w:proofErr w:type="spellStart"/>
       <w:r>
         <w:t>StatsReport</w:t>
       </w:r>
-      <w:proofErr w:type="spellEnd"/>
     </w:p>
     <w:p>
       <w:r>
@@ -996,15 +927,7 @@
     </w:p>
     <w:p>
       <w:r>
-        <w:t xml:space="preserve">An important observation is that most features are already </w:t>
-      </w:r>
-      <w:proofErr w:type="spellStart"/>
-      <w:r>
-        <w:t>preprocessed</w:t>
-      </w:r>
-      <w:proofErr w:type="spellEnd"/>
-      <w:r>
-        <w:t xml:space="preserve"> and transformed into security indicators rather than raw website attributes. Therefore, this project focuses primarily on classification rather than feature extraction.</w:t>
+        <w:t>An important observation is that most features are already preprocessed and transformed into security indicators rather than raw website attributes. Therefore, this project focuses primarily on classification rather than feature extraction.</w:t>
       </w:r>
     </w:p>
     <w:p>
@@ -1159,6 +1082,14 @@
           <w:bCs/>
         </w:rPr>
       </w:pPr>
+    </w:p>
+    <w:p>
+      <w:pPr>
+        <w:rPr>
+          <w:b/>
+          <w:bCs/>
+        </w:rPr>
+      </w:pPr>
       <w:r>
         <w:rPr>
           <w:b/>
@@ -1180,7 +1111,25 @@
         </w:numPr>
       </w:pPr>
       <w:r>
-        <w:t>Class 1: 6,157 observations (55.7%)</w:t>
+        <w:t xml:space="preserve">Class 1: </w:t>
+      </w:r>
+      <w:r>
+        <w:t>2,830</w:t>
+      </w:r>
+      <w:r>
+        <w:t xml:space="preserve"> observations (</w:t>
+      </w:r>
+      <w:r>
+        <w:t>48</w:t>
+      </w:r>
+      <w:r>
+        <w:t>.</w:t>
+      </w:r>
+      <w:r>
+        <w:t>4</w:t>
+      </w:r>
+      <w:r>
+        <w:t>%)</w:t>
       </w:r>
     </w:p>
     <w:p>
@@ -1191,12 +1140,30 @@
         </w:numPr>
       </w:pPr>
       <w:r>
-        <w:t>Class -1: 4,897 observations (44.3%)</w:t>
-      </w:r>
-    </w:p>
-    <w:p>
-      <w:r>
-        <w:t>The difference between classes is approximately 11.4 percentage points</w:t>
+        <w:t xml:space="preserve">Class -1: </w:t>
+      </w:r>
+      <w:r>
+        <w:t>3,019</w:t>
+      </w:r>
+      <w:r>
+        <w:t xml:space="preserve"> observations (</w:t>
+      </w:r>
+      <w:r>
+        <w:t>51.6</w:t>
+      </w:r>
+      <w:r>
+        <w:t>%)</w:t>
+      </w:r>
+    </w:p>
+    <w:p>
+      <w:r>
+        <w:t xml:space="preserve">The difference between classes is approximately </w:t>
+      </w:r>
+      <w:r>
+        <w:t>3.2</w:t>
+      </w:r>
+      <w:r>
+        <w:t xml:space="preserve"> percentage points</w:t>
       </w:r>
       <w:r>
         <w:t xml:space="preserve">, </w:t>
@@ -1356,11 +1323,9 @@
             <w:hideMark/>
           </w:tcPr>
           <w:p>
-            <w:proofErr w:type="spellStart"/>
             <w:r>
               <w:t>AnchorURL</w:t>
             </w:r>
-            <w:proofErr w:type="spellEnd"/>
           </w:p>
         </w:tc>
         <w:tc>
@@ -1390,13 +1355,8 @@
             <w:hideMark/>
           </w:tcPr>
           <w:p>
-            <w:proofErr w:type="spellStart"/>
             <w:r>
-              <w:t>PrefixSuffix</w:t>
-            </w:r>
-            <w:proofErr w:type="spellEnd"/>
-            <w:r>
-              <w:t>-</w:t>
+              <w:t>PrefixSuffix-</w:t>
             </w:r>
           </w:p>
         </w:tc>
@@ -1427,11 +1387,9 @@
             <w:hideMark/>
           </w:tcPr>
           <w:p>
-            <w:proofErr w:type="spellStart"/>
             <w:r>
               <w:t>WebsiteTraffic</w:t>
             </w:r>
-            <w:proofErr w:type="spellEnd"/>
           </w:p>
         </w:tc>
         <w:tc>
@@ -1445,38 +1403,7 @@
               <w:t>0.</w:t>
             </w:r>
             <w:r>
-              <w:t>296</w:t>
-            </w:r>
-          </w:p>
-        </w:tc>
-      </w:tr>
-      <w:tr>
-        <w:trPr>
-          <w:tblCellSpacing w:w="15" w:type="dxa"/>
-        </w:trPr>
-        <w:tc>
-          <w:tcPr>
-            <w:tcW w:w="0" w:type="auto"/>
-            <w:vAlign w:val="center"/>
-            <w:hideMark/>
-          </w:tcPr>
-          <w:p>
-            <w:proofErr w:type="spellStart"/>
-            <w:r>
-              <w:t>SubDomains</w:t>
-            </w:r>
-            <w:proofErr w:type="spellEnd"/>
-          </w:p>
-        </w:tc>
-        <w:tc>
-          <w:tcPr>
-            <w:tcW w:w="0" w:type="auto"/>
-            <w:vAlign w:val="center"/>
-            <w:hideMark/>
-          </w:tcPr>
-          <w:p>
-            <w:r>
-              <w:t>0.2</w:t>
+              <w:t>2</w:t>
             </w:r>
             <w:r>
               <w:t>82</w:t>
@@ -1495,11 +1422,9 @@
             <w:hideMark/>
           </w:tcPr>
           <w:p>
-            <w:proofErr w:type="spellStart"/>
             <w:r>
-              <w:t>RequestURL</w:t>
+              <w:t>SubDomains</w:t>
             </w:r>
-            <w:proofErr w:type="spellEnd"/>
           </w:p>
         </w:tc>
         <w:tc>
@@ -1513,7 +1438,7 @@
               <w:t>0.2</w:t>
             </w:r>
             <w:r>
-              <w:t>81</w:t>
+              <w:t>96</w:t>
             </w:r>
           </w:p>
         </w:tc>
@@ -1529,11 +1454,41 @@
             <w:hideMark/>
           </w:tcPr>
           <w:p>
-            <w:proofErr w:type="spellStart"/>
+            <w:r>
+              <w:t>RequestURL</w:t>
+            </w:r>
+          </w:p>
+        </w:tc>
+        <w:tc>
+          <w:tcPr>
+            <w:tcW w:w="0" w:type="auto"/>
+            <w:vAlign w:val="center"/>
+            <w:hideMark/>
+          </w:tcPr>
+          <w:p>
+            <w:r>
+              <w:t>0.2</w:t>
+            </w:r>
+            <w:r>
+              <w:t>38</w:t>
+            </w:r>
+          </w:p>
+        </w:tc>
+      </w:tr>
+      <w:tr>
+        <w:trPr>
+          <w:tblCellSpacing w:w="15" w:type="dxa"/>
+        </w:trPr>
+        <w:tc>
+          <w:tcPr>
+            <w:tcW w:w="0" w:type="auto"/>
+            <w:vAlign w:val="center"/>
+            <w:hideMark/>
+          </w:tcPr>
+          <w:p>
             <w:r>
               <w:t>LinksInScriptTags</w:t>
             </w:r>
-            <w:proofErr w:type="spellEnd"/>
           </w:p>
         </w:tc>
         <w:tc>
@@ -1555,23 +1510,7 @@
     </w:tbl>
     <w:p>
       <w:r>
-        <w:t xml:space="preserve">The results support the author's conclusion that HTTPS, </w:t>
-      </w:r>
-      <w:proofErr w:type="spellStart"/>
-      <w:r>
-        <w:t>AnchorURL</w:t>
-      </w:r>
-      <w:proofErr w:type="spellEnd"/>
-      <w:r>
-        <w:t xml:space="preserve">, and </w:t>
-      </w:r>
-      <w:proofErr w:type="spellStart"/>
-      <w:r>
-        <w:t>WebsiteTraffic</w:t>
-      </w:r>
-      <w:proofErr w:type="spellEnd"/>
-      <w:r>
-        <w:t xml:space="preserve"> are among the most influential features for phishing detection.</w:t>
+        <w:t>The results support the author's conclusion that HTTPS, AnchorURL, and WebsiteTraffic are among the most influential features for phishing detection.</w:t>
       </w:r>
     </w:p>
     <w:p>
@@ -1579,19 +1518,16 @@
         <w:t xml:space="preserve">In particular, </w:t>
       </w:r>
       <w:r>
-        <w:t xml:space="preserve">HTTPS and </w:t>
-      </w:r>
-      <w:proofErr w:type="spellStart"/>
-      <w:r>
-        <w:t>AnchorURL</w:t>
-      </w:r>
-      <w:proofErr w:type="spellEnd"/>
-      <w:r>
-        <w:t xml:space="preserve"> exhibit substantially stronger relationships with the target variable than any other feature in the dataset.</w:t>
+        <w:t>HTTPS and AnchorURL exhibit substantially stronger relationships with the target variable than any other feature in the dataset.</w:t>
       </w:r>
       <w:r>
         <w:t xml:space="preserve"> This suggests that the security characteristics captured by these variables play a significant role in distinguishing phishing websites from legitimate ones.</w:t>
       </w:r>
+    </w:p>
+    <w:p>
+      <w:r>
+        <w:t>In addition to correlation analysis, crosstab analysis was performed for several highly influential features, including HTTPS, AnchorURL, and WebsiteTraffic. The results showed clear differences in feature distributions between phishing and legitimate websites. This finding supports the correlation analysis and provides additional evidence that these features contribute meaningful information for phishing detection.</w:t>
+      </w:r>
       <w:r>
         <w:br/>
       </w:r>
@@ -1661,7 +1597,6 @@
       <w:r>
         <w:t xml:space="preserve">For example, the removed feature </w:t>
       </w:r>
-      <w:proofErr w:type="spellStart"/>
       <w:r>
         <w:rPr>
           <w:i/>
@@ -1669,7 +1604,6 @@
         </w:rPr>
         <w:t>DomainRegLen</w:t>
       </w:r>
-      <w:proofErr w:type="spellEnd"/>
       <w:r>
         <w:t xml:space="preserve"> exhibited a correlation magnitude of approximately 0.226 with the target variable, which exceeds the correlation values of several features that were retained.</w:t>
       </w:r>
@@ -1681,7 +1615,10 @@
     </w:p>
     <w:p>
       <w:r>
-        <w:t>Therefore, while the feature-selection process reduced dimensionality, the evidence presented in the notebook is insufficient to conclusively demonstrate that all removed features were unnecessary.</w:t>
+        <w:t xml:space="preserve">Therefore, </w:t>
+      </w:r>
+      <w:r>
+        <w:t>while the feature-selection process reduced dimensionality and produced strong classification performance, the notebook provides limited evidence that all removed features were unnecessary. Additional feature-selection techniques could provide stronger justification for these decisions.</w:t>
       </w:r>
     </w:p>
     <w:p/>
@@ -1717,15 +1654,7 @@
     </w:p>
     <w:p>
       <w:r>
-        <w:t xml:space="preserve">Feature engineering plays an important role in machine learning because it transforms raw data into representations that can improve model performance. In cybersecurity applications, feature engineering is particularly important because malicious </w:t>
-      </w:r>
-      <w:proofErr w:type="spellStart"/>
-      <w:r>
-        <w:t>behavior</w:t>
-      </w:r>
-      <w:proofErr w:type="spellEnd"/>
-      <w:r>
-        <w:t xml:space="preserve"> is often identified through patterns embedded within network traffic, URLs, or system activity rather than through a single indicator.</w:t>
+        <w:t>Feature engineering plays an important role in machine learning because it transforms raw data into representations that can improve model performance. In cybersecurity applications, feature engineering is particularly important because malicious behavior is often identified through patterns embedded within network traffic, URLs, or system activity rather than through a single indicator.</w:t>
       </w:r>
     </w:p>
     <w:p>
@@ -1766,13 +1695,8 @@
           <w:numId w:val="38"/>
         </w:numPr>
       </w:pPr>
-      <w:proofErr w:type="spellStart"/>
-      <w:r>
-        <w:t>LongURL</w:t>
-      </w:r>
-      <w:proofErr w:type="spellEnd"/>
-      <w:r>
-        <w:t xml:space="preserve"> </w:t>
+      <w:r>
+        <w:t xml:space="preserve">LongURL </w:t>
       </w:r>
     </w:p>
     <w:p>
@@ -1815,13 +1739,8 @@
           <w:numId w:val="38"/>
         </w:numPr>
       </w:pPr>
-      <w:proofErr w:type="spellStart"/>
-      <w:r>
-        <w:t>DomainRegLen</w:t>
-      </w:r>
-      <w:proofErr w:type="spellEnd"/>
-      <w:r>
-        <w:t xml:space="preserve"> </w:t>
+      <w:r>
+        <w:t xml:space="preserve">DomainRegLen </w:t>
       </w:r>
     </w:p>
     <w:p>
@@ -1842,13 +1761,8 @@
           <w:numId w:val="38"/>
         </w:numPr>
       </w:pPr>
-      <w:proofErr w:type="spellStart"/>
-      <w:r>
-        <w:t>UsingPopupWindow</w:t>
-      </w:r>
-      <w:proofErr w:type="spellEnd"/>
-      <w:r>
-        <w:t xml:space="preserve"> </w:t>
+      <w:r>
+        <w:t xml:space="preserve">UsingPopupWindow </w:t>
       </w:r>
     </w:p>
     <w:p>
@@ -1858,13 +1772,8 @@
           <w:numId w:val="38"/>
         </w:numPr>
       </w:pPr>
-      <w:proofErr w:type="spellStart"/>
-      <w:r>
-        <w:t>IframeRedirection</w:t>
-      </w:r>
-      <w:proofErr w:type="spellEnd"/>
-      <w:r>
-        <w:t xml:space="preserve"> </w:t>
+      <w:r>
+        <w:t xml:space="preserve">IframeRedirection </w:t>
       </w:r>
     </w:p>
     <w:p>
@@ -1874,13 +1783,8 @@
           <w:numId w:val="38"/>
         </w:numPr>
       </w:pPr>
-      <w:proofErr w:type="spellStart"/>
-      <w:r>
-        <w:t>LinksPointingToPage</w:t>
-      </w:r>
-      <w:proofErr w:type="spellEnd"/>
-      <w:r>
-        <w:t xml:space="preserve"> </w:t>
+      <w:r>
+        <w:t xml:space="preserve">LinksPointingToPage </w:t>
       </w:r>
     </w:p>
     <w:p>
@@ -1895,15 +1799,7 @@
     </w:p>
     <w:p>
       <w:r>
-        <w:t xml:space="preserve">For example, </w:t>
-      </w:r>
-      <w:proofErr w:type="spellStart"/>
-      <w:r>
-        <w:t>DomainRegLen</w:t>
-      </w:r>
-      <w:proofErr w:type="spellEnd"/>
-      <w:r>
-        <w:t xml:space="preserve"> exhibited a correlation magnitude of approximately 0.226 with the target variable, which exceeded the correlation values of several retained features. This suggests that potentially useful information may have been discarded.</w:t>
+        <w:t>For example, DomainRegLen exhibited a correlation magnitude of approximately 0.226 with the target variable, which exceeded the correlation values of several retained features. This suggests that potentially useful information may have been discarded.</w:t>
       </w:r>
     </w:p>
     <w:p>
@@ -1957,7 +1853,10 @@
     </w:p>
     <w:p>
       <w:r>
-        <w:t>Although the feature-selection process reduced the number of variables, the evidence presented in the notebook is insufficient to conclusively demonstrate that all removed features were unnecessary.</w:t>
+        <w:t xml:space="preserve">Although </w:t>
+      </w:r>
+      <w:r>
+        <w:t>the feature-selection process reduced the number of variables and resulted in strong classification performance, the notebook provides limited evidence that all removed features were unnecessary.</w:t>
       </w:r>
     </w:p>
     <w:p/>
@@ -1994,15 +1893,7 @@
         </w:numPr>
       </w:pPr>
       <w:r>
-        <w:t xml:space="preserve">K-Nearest </w:t>
-      </w:r>
-      <w:proofErr w:type="spellStart"/>
-      <w:r>
-        <w:t>Neighbors</w:t>
-      </w:r>
-      <w:proofErr w:type="spellEnd"/>
-      <w:r>
-        <w:t xml:space="preserve"> (KNN) </w:t>
+        <w:t xml:space="preserve">K-Nearest Neighbors (KNN) </w:t>
       </w:r>
     </w:p>
     <w:p>
@@ -2024,15 +1915,7 @@
         </w:numPr>
       </w:pPr>
       <w:r>
-        <w:t xml:space="preserve">Multi-Layer </w:t>
-      </w:r>
-      <w:proofErr w:type="spellStart"/>
-      <w:r>
-        <w:t>Perceptrons</w:t>
-      </w:r>
-      <w:proofErr w:type="spellEnd"/>
-      <w:r>
-        <w:t xml:space="preserve"> (MLP) </w:t>
+        <w:t xml:space="preserve">Multi-Layer Perceptrons (MLP) </w:t>
       </w:r>
     </w:p>
     <w:p>
@@ -2081,7 +1964,13 @@
     </w:p>
     <w:p>
       <w:r>
-        <w:t>However, the original dataset exhibits only a moderate imbalance:</w:t>
+        <w:t xml:space="preserve">However, </w:t>
+      </w:r>
+      <w:r>
+        <w:t>after duplicate removal the dataset is nearly balanced</w:t>
+      </w:r>
+      <w:r>
+        <w:t>:</w:t>
       </w:r>
     </w:p>
     <w:p>
@@ -2092,7 +1981,13 @@
         </w:numPr>
       </w:pPr>
       <w:r>
-        <w:t xml:space="preserve">Legitimate websites: 55.7% </w:t>
+        <w:t xml:space="preserve">Legitimate websites: </w:t>
+      </w:r>
+      <w:r>
+        <w:t>48.4</w:t>
+      </w:r>
+      <w:r>
+        <w:t xml:space="preserve">% </w:t>
       </w:r>
     </w:p>
     <w:p>
@@ -2103,7 +1998,13 @@
         </w:numPr>
       </w:pPr>
       <w:r>
-        <w:t xml:space="preserve">Phishing websites: 44.3% </w:t>
+        <w:t xml:space="preserve">Phishing websites: </w:t>
+      </w:r>
+      <w:r>
+        <w:t>51.6</w:t>
+      </w:r>
+      <w:r>
+        <w:t xml:space="preserve">% </w:t>
       </w:r>
     </w:p>
     <w:p>
@@ -2356,21 +2257,8 @@
       </w:r>
     </w:p>
     <w:p>
-      <w:proofErr w:type="spellStart"/>
-      <w:r>
-        <w:t>df</w:t>
-      </w:r>
-      <w:proofErr w:type="spellEnd"/>
-      <w:r>
-        <w:t xml:space="preserve"> = </w:t>
-      </w:r>
-      <w:proofErr w:type="spellStart"/>
-      <w:r>
-        <w:t>pd.read_csv</w:t>
-      </w:r>
-      <w:proofErr w:type="spellEnd"/>
-      <w:r>
-        <w:t>("C:\\Users\\SUMANJALI\\URL-Based Phishing Detection Using Machine Learning\\phishing.csv")</w:t>
+      <w:r>
+        <w:t>df = pd.read_csv("C:\\Users\\SUMANJALI\\URL-Based Phishing Detection Using Machine Learning\\phishing.csv")</w:t>
       </w:r>
     </w:p>
     <w:p>
@@ -2384,21 +2272,8 @@
       </w:r>
     </w:p>
     <w:p>
-      <w:proofErr w:type="spellStart"/>
-      <w:r>
-        <w:t>df</w:t>
-      </w:r>
-      <w:proofErr w:type="spellEnd"/>
-      <w:r>
-        <w:t xml:space="preserve"> = </w:t>
-      </w:r>
-      <w:proofErr w:type="spellStart"/>
-      <w:r>
-        <w:t>pd.read_csv</w:t>
-      </w:r>
-      <w:proofErr w:type="spellEnd"/>
-      <w:r>
-        <w:t>("phishing.csv")</w:t>
+      <w:r>
+        <w:t>df = pd.read_csv("phishing.csv")</w:t>
       </w:r>
     </w:p>
     <w:p>
@@ -2407,21 +2282,8 @@
       </w:r>
     </w:p>
     <w:p>
-      <w:proofErr w:type="spellStart"/>
-      <w:r>
-        <w:t>df</w:t>
-      </w:r>
-      <w:proofErr w:type="spellEnd"/>
-      <w:r>
-        <w:t xml:space="preserve"> = </w:t>
-      </w:r>
-      <w:proofErr w:type="spellStart"/>
-      <w:r>
-        <w:t>pd.read_csv</w:t>
-      </w:r>
-      <w:proofErr w:type="spellEnd"/>
-      <w:r>
-        <w:t>("./data/phishing.csv")</w:t>
+      <w:r>
+        <w:t>df = pd.read_csv("./data/phishing.csv")</w:t>
       </w:r>
     </w:p>
     <w:p>
@@ -2654,7 +2516,37 @@
         <w:t xml:space="preserve">The class distribution exhibits </w:t>
       </w:r>
       <w:r>
-        <w:t>only a moderate class imbalance (55.7% versus 44.3%).</w:t>
+        <w:t>only a moderate class imbalance (5</w:t>
+      </w:r>
+      <w:r>
+        <w:t>1.6</w:t>
+      </w:r>
+      <w:r>
+        <w:t>%</w:t>
+      </w:r>
+      <w:r>
+        <w:t xml:space="preserve"> phishing</w:t>
+      </w:r>
+      <w:r>
+        <w:t xml:space="preserve"> versus 4</w:t>
+      </w:r>
+      <w:r>
+        <w:t>8</w:t>
+      </w:r>
+      <w:r>
+        <w:t>.</w:t>
+      </w:r>
+      <w:r>
+        <w:t>4</w:t>
+      </w:r>
+      <w:r>
+        <w:t>%</w:t>
+      </w:r>
+      <w:r>
+        <w:t xml:space="preserve"> legitimate</w:t>
+      </w:r>
+      <w:r>
+        <w:t>).</w:t>
       </w:r>
     </w:p>
     <w:p>
@@ -2708,33 +2600,23 @@
     </w:p>
     <w:p>
       <w:r>
-        <w:t xml:space="preserve">Several machine learning algorithms used in the notebook contain stochastic components, including Decision Trees, Random Forests, and Multi-Layer </w:t>
-      </w:r>
-      <w:proofErr w:type="spellStart"/>
-      <w:r>
-        <w:t>Perceptrons</w:t>
-      </w:r>
-      <w:proofErr w:type="spellEnd"/>
-      <w:r>
-        <w:t>.</w:t>
-      </w:r>
-    </w:p>
-    <w:p>
-      <w:r>
-        <w:t xml:space="preserve">However, the notebook does not consistently specify a </w:t>
-      </w:r>
-      <w:proofErr w:type="spellStart"/>
-      <w:r>
-        <w:t>random_state</w:t>
-      </w:r>
-      <w:proofErr w:type="spellEnd"/>
-      <w:r>
-        <w:t xml:space="preserve"> parameter when initializing these models.</w:t>
-      </w:r>
-    </w:p>
-    <w:p>
-      <w:r>
-        <w:t>During reproduction, multiple executions produced slightly different results. For example:</w:t>
+        <w:t>Several machine learning algorithms used in the notebook contain stochastic components, including Decision Trees, Random Forests, and Multi-Layer Perceptrons.</w:t>
+      </w:r>
+    </w:p>
+    <w:p>
+      <w:r>
+        <w:t>However, the notebook does not consistently specify a random_state parameter when initializing these models.</w:t>
+      </w:r>
+    </w:p>
+    <w:p>
+      <w:r>
+        <w:t>Because several models do not specify a fixed random seed, slight variations in results may occur across different executions.</w:t>
+      </w:r>
+      <w:r>
+        <w:t xml:space="preserve"> </w:t>
+      </w:r>
+      <w:r>
+        <w:t>For example:</w:t>
       </w:r>
     </w:p>
     <w:tbl>
@@ -2998,13 +2880,8 @@
       </w:r>
     </w:p>
     <w:p>
-      <w:proofErr w:type="spellStart"/>
-      <w:r>
-        <w:t>random_state</w:t>
-      </w:r>
-      <w:proofErr w:type="spellEnd"/>
-      <w:r>
-        <w:t xml:space="preserve"> = 42</w:t>
+      <w:r>
+        <w:t>random_state = 42</w:t>
       </w:r>
     </w:p>
     <w:p>
@@ -3113,17 +2990,6 @@
       </w:pPr>
       <w:r>
         <w:t>Hardcoded dataset paths</w:t>
-      </w:r>
-    </w:p>
-    <w:p>
-      <w:pPr>
-        <w:numPr>
-          <w:ilvl w:val="0"/>
-          <w:numId w:val="36"/>
-        </w:numPr>
-      </w:pPr>
-      <w:r>
-        <w:t>Dataset inconsistencies</w:t>
       </w:r>
     </w:p>
     <w:p>
@@ -3241,7 +3107,7 @@
       </w:tblPr>
       <w:tblGrid>
         <w:gridCol w:w="530"/>
-        <w:gridCol w:w="838"/>
+        <w:gridCol w:w="987"/>
       </w:tblGrid>
       <w:tr>
         <w:trPr>
@@ -3288,6 +3154,13 @@
                 <w:b/>
                 <w:bCs/>
               </w:rPr>
+              <w:t xml:space="preserve">   </w:t>
+            </w:r>
+            <w:r>
+              <w:rPr>
+                <w:b/>
+                <w:bCs/>
+              </w:rPr>
               <w:t>Samples</w:t>
             </w:r>
           </w:p>
@@ -3317,7 +3190,7 @@
           </w:tcPr>
           <w:p>
             <w:r>
-              <w:t>6,157</w:t>
+              <w:t xml:space="preserve">   2,830</w:t>
             </w:r>
           </w:p>
         </w:tc>
@@ -3346,7 +3219,7 @@
           </w:tcPr>
           <w:p>
             <w:r>
-              <w:t>4,897</w:t>
+              <w:t xml:space="preserve">   3,019</w:t>
             </w:r>
           </w:p>
         </w:tc>
@@ -3365,7 +3238,13 @@
         </w:numPr>
       </w:pPr>
       <w:r>
-        <w:t>55.7% for Class 1</w:t>
+        <w:t>48.4</w:t>
+      </w:r>
+      <w:r>
+        <w:t xml:space="preserve">% </w:t>
+      </w:r>
+      <w:r>
+        <w:t>legitimate websites</w:t>
       </w:r>
     </w:p>
     <w:p>
@@ -3376,15 +3255,22 @@
         </w:numPr>
       </w:pPr>
       <w:r>
-        <w:t>44.3% for Class -1</w:t>
-      </w:r>
-    </w:p>
-    <w:p>
-      <w:r>
-        <w:t>Although the dataset is not perfectly balanced, the imbalance is relatively small compared to many cybersecurity datasets where malicious events may represent less than 5% of observations.</w:t>
-      </w:r>
-    </w:p>
-    <w:p>
+        <w:t>51.6</w:t>
+      </w:r>
+      <w:r>
+        <w:t xml:space="preserve">% </w:t>
+      </w:r>
+      <w:r>
+        <w:t>phishing websites</w:t>
+      </w:r>
+    </w:p>
+    <w:p>
+      <w:r>
+        <w:t>After duplicate removal, the dataset is nearly balanced.</w:t>
+      </w:r>
+      <w:r>
+        <w:t xml:space="preserve"> </w:t>
+      </w:r>
       <w:r>
         <w:t>As a result, the necessity of applying SMOTE is not immediately obvious.</w:t>
       </w:r>
@@ -3677,21 +3563,12 @@
       <w:r>
         <w:t xml:space="preserve">For example, the feature </w:t>
       </w:r>
-      <w:proofErr w:type="spellStart"/>
       <w:r>
         <w:rPr>
           <w:i/>
           <w:iCs/>
         </w:rPr>
-        <w:t>DomainRegLen</w:t>
-      </w:r>
-      <w:proofErr w:type="spellEnd"/>
-      <w:r>
-        <w:rPr>
-          <w:i/>
-          <w:iCs/>
-        </w:rPr>
-        <w:t xml:space="preserve"> </w:t>
+        <w:t xml:space="preserve">DomainRegLen </w:t>
       </w:r>
       <w:r>
         <w:t>demonstrated a stronger relationship with the target variable than several features that were retained.</w:t>
@@ -3699,7 +3576,10 @@
     </w:p>
     <w:p>
       <w:r>
-        <w:t>This suggests that potentially useful information may have been discarded during preprocessing.</w:t>
+        <w:t xml:space="preserve">This suggests </w:t>
+      </w:r>
+      <w:r>
+        <w:t>that potentially useful information may have been discarded during preprocessing, although the final model performance remained strong.</w:t>
       </w:r>
     </w:p>
     <w:p>
@@ -3939,7 +3819,13 @@
     </w:p>
     <w:p>
       <w:r>
-        <w:t>The reproduction process confirmed that Gradient Boosting consistently achieved the highest classification accuracy and remained the top-performing model across multiple executions of the notebook.</w:t>
+        <w:t xml:space="preserve">The reproduction </w:t>
+      </w:r>
+      <w:r>
+        <w:t xml:space="preserve">process confirmed that Gradient Boosting achieved the highest classification accuracy (94.62%) and </w:t>
+      </w:r>
+      <w:r>
+        <w:t>produced strong Precision (93.75%), Recall (94.62%), F1-score (94.18%), MCC (0.892), and ROC-AUC (0.992) values.</w:t>
       </w:r>
     </w:p>
     <w:p>
@@ -3971,11 +3857,9 @@
           <w:numId w:val="26"/>
         </w:numPr>
       </w:pPr>
-      <w:proofErr w:type="spellStart"/>
       <w:r>
         <w:t>AnchorURL</w:t>
       </w:r>
-      <w:proofErr w:type="spellEnd"/>
     </w:p>
     <w:p>
       <w:pPr>
@@ -3984,11 +3868,9 @@
           <w:numId w:val="26"/>
         </w:numPr>
       </w:pPr>
-      <w:proofErr w:type="spellStart"/>
       <w:r>
         <w:t>WebsiteTraffic</w:t>
       </w:r>
-      <w:proofErr w:type="spellEnd"/>
     </w:p>
     <w:p>
       <w:r>
@@ -4147,15 +4029,7 @@
         </w:numPr>
       </w:pPr>
       <w:r>
-        <w:t xml:space="preserve">K-Nearest </w:t>
-      </w:r>
-      <w:proofErr w:type="spellStart"/>
-      <w:r>
-        <w:t>Neighbors</w:t>
-      </w:r>
-      <w:proofErr w:type="spellEnd"/>
-      <w:r>
-        <w:t xml:space="preserve"> (KNN)</w:t>
+        <w:t>K-Nearest Neighbors (KNN)</w:t>
       </w:r>
     </w:p>
     <w:p>
@@ -4270,8 +4144,8 @@
       </w:tblPr>
       <w:tblGrid>
         <w:gridCol w:w="602"/>
-        <w:gridCol w:w="2232"/>
-        <w:gridCol w:w="889"/>
+        <w:gridCol w:w="2382"/>
+        <w:gridCol w:w="1038"/>
       </w:tblGrid>
       <w:tr>
         <w:trPr>
@@ -4318,6 +4192,20 @@
                 <w:b/>
                 <w:bCs/>
               </w:rPr>
+              <w:t xml:space="preserve">   </w:t>
+            </w:r>
+            <w:r>
+              <w:rPr>
+                <w:b/>
+                <w:bCs/>
+              </w:rPr>
+              <w:t xml:space="preserve">         </w:t>
+            </w:r>
+            <w:r>
+              <w:rPr>
+                <w:b/>
+                <w:bCs/>
+              </w:rPr>
               <w:t>Model</w:t>
             </w:r>
           </w:p>
@@ -4335,6 +4223,13 @@
                 <w:bCs/>
               </w:rPr>
             </w:pPr>
+            <w:r>
+              <w:rPr>
+                <w:b/>
+                <w:bCs/>
+              </w:rPr>
+              <w:t xml:space="preserve">   </w:t>
+            </w:r>
             <w:r>
               <w:rPr>
                 <w:b/>
@@ -4369,6 +4264,9 @@
           </w:tcPr>
           <w:p>
             <w:r>
+              <w:t xml:space="preserve">   </w:t>
+            </w:r>
+            <w:r>
               <w:t>Gradient Boosting</w:t>
             </w:r>
           </w:p>
@@ -4381,7 +4279,16 @@
           </w:tcPr>
           <w:p>
             <w:r>
-              <w:t>94.53%</w:t>
+              <w:t xml:space="preserve">   </w:t>
+            </w:r>
+            <w:r>
+              <w:t>94.</w:t>
+            </w:r>
+            <w:r>
+              <w:t>62</w:t>
+            </w:r>
+            <w:r>
+              <w:t>%</w:t>
             </w:r>
           </w:p>
         </w:tc>
@@ -4400,6 +4307,9 @@
             <w:r>
               <w:t>2</w:t>
             </w:r>
+            <w:r>
+              <w:t xml:space="preserve"> (tie)</w:t>
+            </w:r>
           </w:p>
         </w:tc>
         <w:tc>
@@ -4409,6 +4319,9 @@
             <w:hideMark/>
           </w:tcPr>
           <w:p>
+            <w:r>
+              <w:t xml:space="preserve">   </w:t>
+            </w:r>
             <w:r>
               <w:t>Random Forest</w:t>
             </w:r>
@@ -4422,7 +4335,16 @@
           </w:tcPr>
           <w:p>
             <w:r>
-              <w:t>94.10%</w:t>
+              <w:t xml:space="preserve">   </w:t>
+            </w:r>
+            <w:r>
+              <w:t>9</w:t>
+            </w:r>
+            <w:r>
+              <w:t>3.93</w:t>
+            </w:r>
+            <w:r>
+              <w:t>%</w:t>
             </w:r>
           </w:p>
         </w:tc>
@@ -4439,7 +4361,7 @@
           </w:tcPr>
           <w:p>
             <w:r>
-              <w:t>3</w:t>
+              <w:t>2 (tie)</w:t>
             </w:r>
           </w:p>
         </w:tc>
@@ -4450,6 +4372,9 @@
             <w:hideMark/>
           </w:tcPr>
           <w:p>
+            <w:r>
+              <w:t xml:space="preserve">   </w:t>
+            </w:r>
             <w:r>
               <w:t>Multi-Layer Perceptron</w:t>
             </w:r>
@@ -4462,6 +4387,9 @@
             <w:hideMark/>
           </w:tcPr>
           <w:p>
+            <w:r>
+              <w:t xml:space="preserve">   </w:t>
+            </w:r>
             <w:r>
               <w:t>93.93%</w:t>
             </w:r>
@@ -4492,6 +4420,9 @@
           </w:tcPr>
           <w:p>
             <w:r>
+              <w:t xml:space="preserve">   </w:t>
+            </w:r>
+            <w:r>
               <w:t>Support Vector Machine</w:t>
             </w:r>
           </w:p>
@@ -4503,6 +4434,9 @@
             <w:hideMark/>
           </w:tcPr>
           <w:p>
+            <w:r>
+              <w:t xml:space="preserve">   </w:t>
+            </w:r>
             <w:r>
               <w:t>93.85%</w:t>
             </w:r>
@@ -4526,9 +4460,6 @@
             <w:r>
               <w:t xml:space="preserve"> </w:t>
             </w:r>
-            <w:r>
-              <w:t>(tie)</w:t>
-            </w:r>
           </w:p>
         </w:tc>
         <w:tc>
@@ -4538,6 +4469,9 @@
             <w:hideMark/>
           </w:tcPr>
           <w:p>
+            <w:r>
+              <w:t xml:space="preserve">   </w:t>
+            </w:r>
             <w:r>
               <w:t>Logistic Regression</w:t>
             </w:r>
@@ -4551,7 +4485,16 @@
           </w:tcPr>
           <w:p>
             <w:r>
-              <w:t>92.22%</w:t>
+              <w:t xml:space="preserve">   </w:t>
+            </w:r>
+            <w:r>
+              <w:t>92.</w:t>
+            </w:r>
+            <w:r>
+              <w:t>39</w:t>
+            </w:r>
+            <w:r>
+              <w:t>%</w:t>
             </w:r>
           </w:p>
         </w:tc>
@@ -4568,13 +4511,7 @@
           </w:tcPr>
           <w:p>
             <w:r>
-              <w:t>5</w:t>
-            </w:r>
-            <w:r>
-              <w:t xml:space="preserve"> </w:t>
-            </w:r>
-            <w:r>
-              <w:t>(tie)</w:t>
+              <w:t>6</w:t>
             </w:r>
           </w:p>
         </w:tc>
@@ -4586,13 +4523,11 @@
           </w:tcPr>
           <w:p>
             <w:r>
-              <w:t xml:space="preserve">K-Nearest </w:t>
+              <w:t xml:space="preserve">   </w:t>
             </w:r>
-            <w:proofErr w:type="spellStart"/>
             <w:r>
-              <w:t>Neighbors</w:t>
+              <w:t>Decision Tree</w:t>
             </w:r>
-            <w:proofErr w:type="spellEnd"/>
           </w:p>
         </w:tc>
         <w:tc>
@@ -4603,7 +4538,16 @@
           </w:tcPr>
           <w:p>
             <w:r>
-              <w:t>92.22%</w:t>
+              <w:t xml:space="preserve">   </w:t>
+            </w:r>
+            <w:r>
+              <w:t>92.</w:t>
+            </w:r>
+            <w:r>
+              <w:t>14</w:t>
+            </w:r>
+            <w:r>
+              <w:t>%</w:t>
             </w:r>
           </w:p>
         </w:tc>
@@ -4632,7 +4576,10 @@
           </w:tcPr>
           <w:p>
             <w:r>
-              <w:t>Decision Tree</w:t>
+              <w:t xml:space="preserve">   </w:t>
+            </w:r>
+            <w:r>
+              <w:t>K-Nearest Neighbors</w:t>
             </w:r>
           </w:p>
         </w:tc>
@@ -4644,7 +4591,16 @@
           </w:tcPr>
           <w:p>
             <w:r>
-              <w:t>91.28%</w:t>
+              <w:t xml:space="preserve">   </w:t>
+            </w:r>
+            <w:r>
+              <w:t>91.</w:t>
+            </w:r>
+            <w:r>
+              <w:t>79</w:t>
+            </w:r>
+            <w:r>
+              <w:t>%</w:t>
             </w:r>
           </w:p>
         </w:tc>
@@ -4673,6 +4629,9 @@
           </w:tcPr>
           <w:p>
             <w:r>
+              <w:t xml:space="preserve">   </w:t>
+            </w:r>
+            <w:r>
               <w:t>Naive Bayes</w:t>
             </w:r>
           </w:p>
@@ -4685,7 +4644,16 @@
           </w:tcPr>
           <w:p>
             <w:r>
-              <w:t>66.24%</w:t>
+              <w:t xml:space="preserve">   </w:t>
+            </w:r>
+            <w:r>
+              <w:t>66.</w:t>
+            </w:r>
+            <w:r>
+              <w:t>15</w:t>
+            </w:r>
+            <w:r>
+              <w:t>%</w:t>
             </w:r>
           </w:p>
         </w:tc>
@@ -4724,37 +4692,27 @@
       <w:r>
         <w:t xml:space="preserve"> </w:t>
       </w:r>
-      <w:r>
-        <w:t xml:space="preserve">Logistic Regression and K-Nearest </w:t>
-      </w:r>
-      <w:proofErr w:type="spellStart"/>
-      <w:r>
-        <w:t>Neighbors</w:t>
-      </w:r>
-      <w:proofErr w:type="spellEnd"/>
-      <w:r>
-        <w:t xml:space="preserve"> achieved identical accuracies of 92.22%.</w:t>
-      </w:r>
     </w:p>
     <w:p>
       <w:r>
         <w:t xml:space="preserve">The results </w:t>
       </w:r>
       <w:r>
-        <w:t xml:space="preserve">indicate that ensemble-based methods achieved the strongest performance on this dataset. Gradient Boosting and Random Forest occupied the top two positions, while simpler models such as Logistic Regression and K-Nearest </w:t>
-      </w:r>
-      <w:proofErr w:type="spellStart"/>
-      <w:r>
-        <w:t>Neighbors</w:t>
-      </w:r>
-      <w:proofErr w:type="spellEnd"/>
-      <w:r>
-        <w:t xml:space="preserve"> achieved slightly lower accuracy. Naive Bayes performed substantially worse than all other evaluated models.</w:t>
-      </w:r>
-    </w:p>
-    <w:p>
-      <w:r>
-        <w:t>The difference between the top-performing models was relatively small. Gradient Boosting achieved an accuracy of 94.53%, while Random Forest, MLP, and SVM all achieved accuracies close to 94%. This suggests that several machine learning algorithms are capable of effectively detecting phishing websites using the selected feature set, although Gradient Boosting produced the strongest overall results.</w:t>
+        <w:t>indicate that ensemble-based methods achieved the strongest performance on this dataset. Gradient Boosting and Random Forest occupied the top two positions, while simpler models such as Logistic Regression and K-Nearest Neighbors achieved slightly lower accuracy. Naive Bayes performed substantially worse than all other evaluated models.</w:t>
+      </w:r>
+    </w:p>
+    <w:p>
+      <w:r>
+        <w:t xml:space="preserve">The difference between the top-performing models was relatively small. </w:t>
+      </w:r>
+      <w:r>
+        <w:t>Gradient Boosting achieved an accuracy of 94.62%, while Random Forest, Multi-Layer Perceptron, and Support Vector Machine all achieved accuracies above 93.8%.</w:t>
+      </w:r>
+      <w:r>
+        <w:t xml:space="preserve"> </w:t>
+      </w:r>
+      <w:r>
+        <w:t>This suggests that several machine learning algorithms are capable of effectively detecting phishing websites using the selected feature set, although Gradient Boosting produced the strongest overall results.</w:t>
       </w:r>
     </w:p>
     <w:p>
@@ -4781,7 +4739,13 @@
     </w:p>
     <w:p>
       <w:r>
-        <w:t>Gradient Boosting achieved the highest overall performance with an accuracy of 94.53%.</w:t>
+        <w:t>Gradient Boosting achieved the highest overall performance with an accuracy of 94.</w:t>
+      </w:r>
+      <w:r>
+        <w:t>62</w:t>
+      </w:r>
+      <w:r>
+        <w:t>%.</w:t>
       </w:r>
     </w:p>
     <w:p>
@@ -4791,7 +4755,19 @@
     </w:p>
     <w:p>
       <w:r>
-        <w:t>[[596, 35],</w:t>
+        <w:t>[[59</w:t>
+      </w:r>
+      <w:r>
+        <w:t>7</w:t>
+      </w:r>
+      <w:r>
+        <w:t>, 3</w:t>
+      </w:r>
+      <w:r>
+        <w:t>4</w:t>
+      </w:r>
+      <w:r>
+        <w:t>],</w:t>
       </w:r>
       <w:r>
         <w:br/>
@@ -4808,7 +4784,7 @@
     </w:p>
     <w:p>
       <w:r>
-        <w:t>The weighted F1-score of approximately 0.95 further supports the effectiveness of the model.</w:t>
+        <w:t>The model achieved strong Precision, Recall, and F1-score values, further supporting its effectiveness.</w:t>
       </w:r>
     </w:p>
     <w:p>
@@ -4821,6 +4797,11 @@
         <w:t>The relatively low number of false positives and false negatives suggests that the model maintained a good balance between identifying phishing websites and avoiding the misclassification of legitimate websites.</w:t>
       </w:r>
     </w:p>
+    <w:p>
+      <w:r>
+        <w:t>Additional evaluation metrics further confirmed the effectiveness of the model. Gradient Boosting achieved a Precision of 93.75%, Recall of 94.62%, F1-score of 94.18%, Matthews Correlation Coefficient (MCC) of 0.892, and a ROC-AUC score of 0.992. These results indicate excellent discrimination between phishing and legitimate websites and demonstrate strong overall classification performance.</w:t>
+      </w:r>
+    </w:p>
     <w:p/>
     <w:p>
       <w:pPr>
@@ -4846,7 +4827,13 @@
     </w:p>
     <w:p>
       <w:r>
-        <w:t>Naive Bayes produced the lowest performance with an accuracy of only 66.24%.</w:t>
+        <w:t>Naive Bayes produced the lowest performance with an accuracy of only 66.</w:t>
+      </w:r>
+      <w:r>
+        <w:t>15</w:t>
+      </w:r>
+      <w:r>
+        <w:t>%.</w:t>
       </w:r>
     </w:p>
     <w:p>
@@ -4874,15 +4861,7 @@
         <w:t>correctly classified all observations belonging to Class -1, it correctly identified only a small proportion of Class 1 observations.</w:t>
       </w:r>
       <w:r>
-        <w:t xml:space="preserve"> This resulted in a highly unbalanced classifier that </w:t>
-      </w:r>
-      <w:proofErr w:type="spellStart"/>
-      <w:r>
-        <w:t>favored</w:t>
-      </w:r>
-      <w:proofErr w:type="spellEnd"/>
-      <w:r>
-        <w:t xml:space="preserve"> one class while performing poorly on the other. The results illustrate why accuracy alone can be misleading and highlight the importance of examining precision, recall, and F1-scores alongside overall accuracy.</w:t>
+        <w:t xml:space="preserve"> This resulted in a highly unbalanced classifier that favored one class while performing poorly on the other. The results illustrate why accuracy alone can be misleading and highlight the importance of examining precision, recall, and F1-scores alongside overall accuracy.</w:t>
       </w:r>
     </w:p>
     <w:p>
@@ -4912,23 +4891,188 @@
         <w:t xml:space="preserve">The reproduced results </w:t>
       </w:r>
       <w:r>
-        <w:t>strongly</w:t>
-      </w:r>
-      <w:r>
-        <w:t xml:space="preserve"> </w:t>
-      </w:r>
-      <w:r>
-        <w:t>support the findings reported by the author. Gradient Boosting consistently achieved the highest performance across multiple executions.</w:t>
-      </w:r>
-    </w:p>
-    <w:p>
-      <w:r>
-        <w:t>However, small variations were observed between different executions of the notebook for models such as Random Forest, Decision Tree, and MLP. These differences appear to be caused by the absence of fixed random seeds during model training.</w:t>
+        <w:t>strongly support the findings reported by the author. The reproduced Gradient Boosting model achieved an accuracy of 94.62%, which is extremely close to the performance reported in the original notebook. In addition, the overall ranking of the evaluated models was highly consistent with the author's results.</w:t>
+      </w:r>
+    </w:p>
+    <w:p>
+      <w:r>
+        <w:t xml:space="preserve">However, </w:t>
+      </w:r>
+      <w:r>
+        <w:t>small variations may occur between different executions of the notebook for models such as Random Forest, Decision Tree, and MLP because fixed random seeds were not consistently specified</w:t>
+      </w:r>
+      <w:r>
+        <w:t>.</w:t>
       </w:r>
     </w:p>
     <w:p>
       <w:r>
         <w:t>Most importantly, Gradient Boosting remained the highest-performing model in every observed execution. This consistency strengthens confidence in the author's primary conclusion despite the reproducibility issues identified earlier.</w:t>
+      </w:r>
+    </w:p>
+    <w:p/>
+    <w:p>
+      <w:pPr>
+        <w:rPr>
+          <w:b/>
+          <w:bCs/>
+        </w:rPr>
+      </w:pPr>
+      <w:r>
+        <w:rPr>
+          <w:b/>
+          <w:bCs/>
+        </w:rPr>
+        <w:t>7.6 Evaluation Metrics Interpretation</w:t>
+      </w:r>
+    </w:p>
+    <w:p>
+      <w:r>
+        <w:t>Several evaluation metrics were used to assess model performance.</w:t>
+      </w:r>
+    </w:p>
+    <w:p>
+      <w:r>
+        <w:rPr>
+          <w:b/>
+          <w:bCs/>
+        </w:rPr>
+        <w:t>Accuracy</w:t>
+      </w:r>
+      <w:r>
+        <w:t xml:space="preserve"> measures the proportion of correctly classified observations:</w:t>
+      </w:r>
+    </w:p>
+    <w:p>
+      <w:r>
+        <w:t>Accuracy = (TP + TN) / (TP + TN + FP + FN)</w:t>
+      </w:r>
+    </w:p>
+    <w:p>
+      <w:r>
+        <w:t>In phishing detection, accuracy indicates the overall percentage of websites that were correctly classified as either phishing or legitimate. However, accuracy alone may be misleading because it does not distinguish between different types of classification errors.</w:t>
+      </w:r>
+    </w:p>
+    <w:p>
+      <w:r>
+        <w:rPr>
+          <w:b/>
+          <w:bCs/>
+        </w:rPr>
+        <w:t>Precision</w:t>
+      </w:r>
+      <w:r>
+        <w:t xml:space="preserve"> measures the proportion of websites predicted as phishing that were actually phishing:</w:t>
+      </w:r>
+    </w:p>
+    <w:p>
+      <w:r>
+        <w:t>Precision = TP / (TP + FP)</w:t>
+      </w:r>
+    </w:p>
+    <w:p>
+      <w:r>
+        <w:t>In a cybersecurity context, high precision reduces the number of false alarms and minimizes the incorrect blocking of legitimate websites.</w:t>
+      </w:r>
+    </w:p>
+    <w:p>
+      <w:r>
+        <w:rPr>
+          <w:b/>
+          <w:bCs/>
+        </w:rPr>
+        <w:t>Recall</w:t>
+      </w:r>
+      <w:r>
+        <w:t xml:space="preserve"> measures the proportion of actual phishing websites that were correctly detected:</w:t>
+      </w:r>
+    </w:p>
+    <w:p>
+      <w:r>
+        <w:t>Recall = TP / (TP + FN)</w:t>
+      </w:r>
+    </w:p>
+    <w:p>
+      <w:r>
+        <w:t>Recall is particularly important in phishing detection because false negatives allow malicious websites to evade detection and potentially compromise users.</w:t>
+      </w:r>
+    </w:p>
+    <w:p>
+      <w:r>
+        <w:rPr>
+          <w:b/>
+          <w:bCs/>
+        </w:rPr>
+        <w:t>F1-Score</w:t>
+      </w:r>
+      <w:r>
+        <w:t xml:space="preserve"> combines Precision and Recall into a single metric:</w:t>
+      </w:r>
+    </w:p>
+    <w:p>
+      <w:r>
+        <w:t>F1 = 2 × (Precision × Recall) / (Precision + Recall)</w:t>
+      </w:r>
+    </w:p>
+    <w:p>
+      <w:r>
+        <w:t>The F1-score is useful when both false positives and false negatives are important and a balance between Precision and Recall is desired.</w:t>
+      </w:r>
+    </w:p>
+    <w:p>
+      <w:r>
+        <w:rPr>
+          <w:b/>
+          <w:bCs/>
+        </w:rPr>
+        <w:t>Matthews Correlation Coefficient (MCC)</w:t>
+      </w:r>
+      <w:r>
+        <w:t xml:space="preserve"> provides a balanced evaluation that considers all elements of the confusion matrix:</w:t>
+      </w:r>
+    </w:p>
+    <w:p>
+      <w:r>
+        <w:t>MCC = (TP × TN − FP × FN) / √[(TP + FP)(TP + FN)(TN + FP)(TN + FN)]</w:t>
+      </w:r>
+    </w:p>
+    <w:p>
+      <w:r>
+        <w:t>MCC is particularly useful for cybersecurity applications because it remains informative even when class distributions are imbalanced.</w:t>
+      </w:r>
+    </w:p>
+    <w:p>
+      <w:r>
+        <w:rPr>
+          <w:b/>
+          <w:bCs/>
+        </w:rPr>
+        <w:t>ROC-AUC (Receiver Operating Characteristic – Area Under the Curve)</w:t>
+      </w:r>
+      <w:r>
+        <w:t xml:space="preserve"> measures the model's ability to distinguish between classes across different classification thresholds.</w:t>
+      </w:r>
+    </w:p>
+    <w:p>
+      <w:r>
+        <w:t>A ROC-AUC value of 1.0 represents perfect discrimination, while 0.5 indicates random guessing. The reproduced Gradient Boosting model achieved a ROC-AUC score of 0.992, indicating excellent separation between phishing and legitimate websites.</w:t>
+      </w:r>
+    </w:p>
+    <w:p>
+      <w:r>
+        <w:rPr>
+          <w:b/>
+          <w:bCs/>
+        </w:rPr>
+        <w:t>Confusion Matrix</w:t>
+      </w:r>
+      <w:r>
+        <w:t xml:space="preserve"> summarizes classification outcomes using True Positives (TP), True Negatives (TN), False Positives (FP), and False Negatives (FN).</w:t>
+      </w:r>
+    </w:p>
+    <w:p>
+      <w:r>
+        <w:t>In phishing detection, false negatives are generally considered the most dangerous errors because they allow malicious websites to bypass detection, while false positives may incorrectly classify legitimate websites as phishing.</w:t>
       </w:r>
     </w:p>
     <w:p/>
@@ -5035,7 +5179,19 @@
     </w:p>
     <w:p>
       <w:r>
-        <w:t>[[596, 35],</w:t>
+        <w:t>[[59</w:t>
+      </w:r>
+      <w:r>
+        <w:t>7</w:t>
+      </w:r>
+      <w:r>
+        <w:t>, 3</w:t>
+      </w:r>
+      <w:r>
+        <w:t>4</w:t>
+      </w:r>
+      <w:r>
+        <w:t>],</w:t>
       </w:r>
       <w:r>
         <w:br/>
@@ -5044,15 +5200,13 @@
     </w:p>
     <w:p>
       <w:r>
-        <w:t xml:space="preserve">The model produced 35 false positives and 29 false negatives. The relatively balanced distribution of errors suggests that the classifier did not strongly </w:t>
-      </w:r>
-      <w:proofErr w:type="spellStart"/>
-      <w:r>
-        <w:t>favor</w:t>
-      </w:r>
-      <w:proofErr w:type="spellEnd"/>
-      <w:r>
-        <w:t xml:space="preserve"> one class over the other.</w:t>
+        <w:t>The model produced 3</w:t>
+      </w:r>
+      <w:r>
+        <w:t>4</w:t>
+      </w:r>
+      <w:r>
+        <w:t xml:space="preserve"> false positives and 29 false negatives. The relatively balanced distribution of errors suggests that the classifier did not strongly favor one class over the other.</w:t>
       </w:r>
     </w:p>
     <w:p>
@@ -5118,23 +5272,10 @@
     </w:p>
     <w:p>
       <w:r>
-        <w:t xml:space="preserve">Several strengths were identified throughout the analysis. The project uses a publicly available dataset, evaluates multiple machine learning algorithms, performs exploratory data analysis, and reports several performance metrics. The final conclusion that Gradient Boosting achieved the highest performance was supported by the reproduced results. Furthermore, the independent analysis confirmed that important features identified by the author, such as HTTPS, </w:t>
-      </w:r>
-      <w:proofErr w:type="spellStart"/>
-      <w:r>
-        <w:t>AnchorURL</w:t>
-      </w:r>
-      <w:proofErr w:type="spellEnd"/>
-      <w:r>
-        <w:t xml:space="preserve">, and </w:t>
-      </w:r>
-      <w:proofErr w:type="spellStart"/>
-      <w:r>
-        <w:t>WebsiteTraffic</w:t>
-      </w:r>
-      <w:proofErr w:type="spellEnd"/>
-      <w:r>
-        <w:t>, are among the strongest predictors in the dataset.</w:t>
+        <w:t xml:space="preserve">Several strengths were identified throughout the analysis. The project uses a publicly available dataset, evaluates multiple machine learning algorithms, performs exploratory data analysis, and reports several performance metrics. The final conclusion that Gradient Boosting achieved the highest performance was supported by the reproduced results. Furthermore, </w:t>
+      </w:r>
+      <w:r>
+        <w:t>the independent analysis confirmed that important features identified by the author, such as HTTPS, AnchorURL, and WebsiteTraffic, are among the strongest predictors in the dataset, with HTTPS and AnchorURL exhibiting particularly strong correlations with the target variable.</w:t>
       </w:r>
     </w:p>
     <w:p>
@@ -5154,7 +5295,10 @@
     </w:p>
     <w:p>
       <w:r>
-        <w:t>Finally, the absence of fixed random seeds reduces experimental reproducibility and results in small performance differences across repeated executions. Despite these variations, Gradient Boosting consistently remained the highest-performing model, indicating that the author's primary conclusion is robust.</w:t>
+        <w:t xml:space="preserve">Finally, the absence of fixed random seeds reduces experimental reproducibility and results in small performance differences across repeated executions. Despite these </w:t>
+      </w:r>
+      <w:r>
+        <w:t>limitations, Gradient Boosting achieved the highest reproduced accuracy (94.62%) and strong Precision, Recall, F1-score, MCC, and ROC-AUC values, indicating that the author's primary conclusion is robust.</w:t>
       </w:r>
     </w:p>
     <w:p>
@@ -5207,7 +5351,10 @@
     </w:p>
     <w:p>
       <w:r>
-        <w:t>The reproduction process successfully verified the author's primary claim that Gradient Boosting is the most effective model among the evaluated algorithms. The model achieved an accuracy of approximately 94.5% while maintaining balanced precision, recall, and F1-scores across both classes.</w:t>
+        <w:t xml:space="preserve">The reproduction process successfully verified the author's primary claim that Gradient Boosting is the most effective model among the evaluated algorithms. </w:t>
+      </w:r>
+      <w:r>
+        <w:t>The reproduced Gradient Boosting model achieved an accuracy of 94.62%, a Precision of 93.75%, a Recall of 94.62%, an F1-score of 94.18%, an MCC of 0.892, and a ROC-AUC score of 0.992.</w:t>
       </w:r>
     </w:p>
     <w:p>
@@ -12624,6 +12771,19 @@
       <w:u w:val="single"/>
     </w:rPr>
   </w:style>
+  <w:style w:type="paragraph" w:styleId="NormalWeb">
+    <w:name w:val="Normal (Web)"/>
+    <w:basedOn w:val="Normal"/>
+    <w:uiPriority w:val="99"/>
+    <w:semiHidden/>
+    <w:unhideWhenUsed/>
+    <w:rsid w:val="007B1E2B"/>
+    <w:rPr>
+      <w:rFonts w:ascii="Times New Roman" w:hAnsi="Times New Roman" w:cs="Times New Roman"/>
+      <w:sz w:val="24"/>
+      <w:szCs w:val="24"/>
+    </w:rPr>
+  </w:style>
 </w:styles>
 </file>
 

--- a/Report.docx
+++ b/Report.docx
@@ -58,12 +58,44 @@
     </w:p>
     <w:p>
       <w:r>
-        <w:t>The dataset used in the project contained 11,054 observations and 32 columns, including a binary target variable representing phishing and legitimate websites. The original notebook applied several preprocessing techniques, including duplicate removal, outlier analysis, feature selection, scaling, and SMOTE oversampling. After duplicate removal, the working dataset contained 5,849 unique observations. Multiple machine learning models were then trained and evaluated, including Logistic Regression, K-Nearest Neighbors, Naive Bayes, Decision Trees, Random Forests, Support Vector Machines, Multi-Layer Perceptrons, and Gradient Boosting.</w:t>
-      </w:r>
-    </w:p>
-    <w:p>
-      <w:r>
-        <w:t>The reproduction process confirmed that the dataset contains highly informative features for phishing detection. Correlation analysis revealed that HTTPS (0.693), AnchorURL (0.679), and WebsiteTraffic (0.282) exhibited some of the strongest relationships with the target variable and were among the most important predictors. The reproduced experiments also confirmed the author's primary conclusion that Gradient Boosting achieved the best overall performance among the evaluated models. Furthermore, the reproduced model rankings were highly consistent with those reported by the author, providing additional confidence in the validity of the original findings.</w:t>
+        <w:t xml:space="preserve">The dataset used in the project contained 11,054 observations and 32 columns, including a binary target variable representing phishing and legitimate websites. The original notebook applied several preprocessing techniques, including duplicate removal, outlier analysis, feature selection, scaling, and SMOTE oversampling. After duplicate removal, the working dataset contained 5,849 unique observations. Multiple machine learning models were then trained and evaluated, including Logistic Regression, K-Nearest </w:t>
+      </w:r>
+      <w:proofErr w:type="spellStart"/>
+      <w:r>
+        <w:t>Neighbors</w:t>
+      </w:r>
+      <w:proofErr w:type="spellEnd"/>
+      <w:r>
+        <w:t xml:space="preserve">, Naive Bayes, Decision Trees, Random Forests, Support Vector Machines, Multi-Layer </w:t>
+      </w:r>
+      <w:proofErr w:type="spellStart"/>
+      <w:r>
+        <w:t>Perceptrons</w:t>
+      </w:r>
+      <w:proofErr w:type="spellEnd"/>
+      <w:r>
+        <w:t>, and Gradient Boosting.</w:t>
+      </w:r>
+    </w:p>
+    <w:p>
+      <w:r>
+        <w:t xml:space="preserve">The reproduction process confirmed that the dataset contains highly informative features for phishing detection. Correlation analysis revealed that HTTPS (0.693), </w:t>
+      </w:r>
+      <w:proofErr w:type="spellStart"/>
+      <w:r>
+        <w:t>AnchorURL</w:t>
+      </w:r>
+      <w:proofErr w:type="spellEnd"/>
+      <w:r>
+        <w:t xml:space="preserve"> (0.679), and </w:t>
+      </w:r>
+      <w:proofErr w:type="spellStart"/>
+      <w:r>
+        <w:t>WebsiteTraffic</w:t>
+      </w:r>
+      <w:proofErr w:type="spellEnd"/>
+      <w:r>
+        <w:t xml:space="preserve"> (0.282) exhibited some of the strongest relationships with the target variable and were among the most important predictors. The reproduced experiments also confirmed the author's primary conclusion that Gradient Boosting achieved the best overall performance among the evaluated models. Furthermore, the reproduced model rankings were highly consistent with those reported by the author, providing additional confidence in the validity of the original findings.</w:t>
       </w:r>
     </w:p>
     <w:p>
@@ -334,7 +366,23 @@
     </w:p>
     <w:p>
       <w:r>
-        <w:t xml:space="preserve">The original project evaluates multiple machine learning algorithms, including Logistic Regression, K-Nearest Neighbors, Naive Bayes, Decision Trees, Random Forests, Support Vector Machines, Multi-Layer Perceptrons, and Gradient Boosting. According </w:t>
+        <w:t xml:space="preserve">The original project evaluates multiple machine learning algorithms, including Logistic Regression, K-Nearest </w:t>
+      </w:r>
+      <w:proofErr w:type="spellStart"/>
+      <w:r>
+        <w:t>Neighbors</w:t>
+      </w:r>
+      <w:proofErr w:type="spellEnd"/>
+      <w:r>
+        <w:t xml:space="preserve">, Naive Bayes, Decision Trees, Random Forests, Support Vector Machines, Multi-Layer </w:t>
+      </w:r>
+      <w:proofErr w:type="spellStart"/>
+      <w:r>
+        <w:t>Perceptrons</w:t>
+      </w:r>
+      <w:proofErr w:type="spellEnd"/>
+      <w:r>
+        <w:t xml:space="preserve">, and Gradient Boosting. According </w:t>
       </w:r>
       <w:r>
         <w:t>to the author, Gradient Boosting achieved the highest performance with an accuracy of approximately 94.5%, outperforming the other evaluated machine learning models.</w:t>
@@ -342,7 +390,15 @@
     </w:p>
     <w:p>
       <w:r>
-        <w:t>The objective of this report is not only to reproduce the author's results, but also to examine the quality of the dataset, evaluate the preprocessing and modeling decisions, verify the reported findings, identify potential reproducibility issues, and assess whether the author's conclusions are supported by the experimental evidence.</w:t>
+        <w:t xml:space="preserve">The objective of this report is not only to reproduce the author's results, but also to examine the quality of the dataset, evaluate the preprocessing and </w:t>
+      </w:r>
+      <w:proofErr w:type="spellStart"/>
+      <w:r>
+        <w:t>modeling</w:t>
+      </w:r>
+      <w:proofErr w:type="spellEnd"/>
+      <w:r>
+        <w:t xml:space="preserve"> decisions, verify the reported findings, identify potential reproducibility issues, and assess whether the author's conclusions are supported by the experimental evidence.</w:t>
       </w:r>
     </w:p>
     <w:p/>
@@ -405,9 +461,11 @@
           <w:numId w:val="30"/>
         </w:numPr>
       </w:pPr>
+      <w:proofErr w:type="spellStart"/>
       <w:r>
         <w:t>UsingIP</w:t>
       </w:r>
+      <w:proofErr w:type="spellEnd"/>
     </w:p>
     <w:p>
       <w:pPr>
@@ -416,9 +474,11 @@
           <w:numId w:val="30"/>
         </w:numPr>
       </w:pPr>
+      <w:proofErr w:type="spellStart"/>
       <w:r>
         <w:t>LongURL</w:t>
       </w:r>
+      <w:proofErr w:type="spellEnd"/>
     </w:p>
     <w:p>
       <w:pPr>
@@ -460,9 +520,11 @@
           <w:numId w:val="30"/>
         </w:numPr>
       </w:pPr>
+      <w:proofErr w:type="spellStart"/>
       <w:r>
         <w:t>AnchorURL</w:t>
       </w:r>
+      <w:proofErr w:type="spellEnd"/>
     </w:p>
     <w:p>
       <w:pPr>
@@ -471,9 +533,11 @@
           <w:numId w:val="30"/>
         </w:numPr>
       </w:pPr>
+      <w:proofErr w:type="spellStart"/>
       <w:r>
         <w:t>WebsiteTraffic</w:t>
       </w:r>
+      <w:proofErr w:type="spellEnd"/>
     </w:p>
     <w:p>
       <w:pPr>
@@ -482,9 +546,11 @@
           <w:numId w:val="30"/>
         </w:numPr>
       </w:pPr>
+      <w:proofErr w:type="spellStart"/>
       <w:r>
         <w:t>GoogleIndex</w:t>
       </w:r>
+      <w:proofErr w:type="spellEnd"/>
     </w:p>
     <w:p>
       <w:pPr>
@@ -493,9 +559,11 @@
           <w:numId w:val="30"/>
         </w:numPr>
       </w:pPr>
+      <w:proofErr w:type="spellStart"/>
       <w:r>
         <w:t>StatsReport</w:t>
       </w:r>
+      <w:proofErr w:type="spellEnd"/>
     </w:p>
     <w:p>
       <w:r>
@@ -861,9 +929,11 @@
           <w:numId w:val="5"/>
         </w:numPr>
       </w:pPr>
+      <w:proofErr w:type="spellStart"/>
       <w:r>
         <w:t>UsingIP</w:t>
       </w:r>
+      <w:proofErr w:type="spellEnd"/>
     </w:p>
     <w:p>
       <w:pPr>
@@ -883,9 +953,11 @@
           <w:numId w:val="5"/>
         </w:numPr>
       </w:pPr>
+      <w:proofErr w:type="spellStart"/>
       <w:r>
         <w:t>AnchorURL</w:t>
       </w:r>
+      <w:proofErr w:type="spellEnd"/>
     </w:p>
     <w:p>
       <w:pPr>
@@ -894,9 +966,11 @@
           <w:numId w:val="5"/>
         </w:numPr>
       </w:pPr>
+      <w:proofErr w:type="spellStart"/>
       <w:r>
         <w:t>GoogleIndex</w:t>
       </w:r>
+      <w:proofErr w:type="spellEnd"/>
     </w:p>
     <w:p>
       <w:pPr>
@@ -905,9 +979,11 @@
           <w:numId w:val="5"/>
         </w:numPr>
       </w:pPr>
+      <w:proofErr w:type="spellStart"/>
       <w:r>
         <w:t>WebsiteTraffic</w:t>
       </w:r>
+      <w:proofErr w:type="spellEnd"/>
     </w:p>
     <w:p>
       <w:pPr>
@@ -916,9 +992,11 @@
           <w:numId w:val="5"/>
         </w:numPr>
       </w:pPr>
+      <w:proofErr w:type="spellStart"/>
       <w:r>
         <w:t>StatsReport</w:t>
       </w:r>
+      <w:proofErr w:type="spellEnd"/>
     </w:p>
     <w:p>
       <w:r>
@@ -927,7 +1005,15 @@
     </w:p>
     <w:p>
       <w:r>
-        <w:t>An important observation is that most features are already preprocessed and transformed into security indicators rather than raw website attributes. Therefore, this project focuses primarily on classification rather than feature extraction.</w:t>
+        <w:t xml:space="preserve">An important observation is that most features are already </w:t>
+      </w:r>
+      <w:proofErr w:type="spellStart"/>
+      <w:r>
+        <w:t>preprocessed</w:t>
+      </w:r>
+      <w:proofErr w:type="spellEnd"/>
+      <w:r>
+        <w:t xml:space="preserve"> and transformed into security indicators rather than raw website attributes. Therefore, this project focuses primarily on classification rather than feature extraction.</w:t>
       </w:r>
     </w:p>
     <w:p>
@@ -1323,9 +1409,11 @@
             <w:hideMark/>
           </w:tcPr>
           <w:p>
+            <w:proofErr w:type="spellStart"/>
             <w:r>
               <w:t>AnchorURL</w:t>
             </w:r>
+            <w:proofErr w:type="spellEnd"/>
           </w:p>
         </w:tc>
         <w:tc>
@@ -1355,8 +1443,13 @@
             <w:hideMark/>
           </w:tcPr>
           <w:p>
+            <w:proofErr w:type="spellStart"/>
             <w:r>
-              <w:t>PrefixSuffix-</w:t>
+              <w:t>PrefixSuffix</w:t>
+            </w:r>
+            <w:proofErr w:type="spellEnd"/>
+            <w:r>
+              <w:t>-</w:t>
             </w:r>
           </w:p>
         </w:tc>
@@ -1387,9 +1480,11 @@
             <w:hideMark/>
           </w:tcPr>
           <w:p>
+            <w:proofErr w:type="spellStart"/>
             <w:r>
-              <w:t>WebsiteTraffic</w:t>
+              <w:t>SubDomains</w:t>
             </w:r>
+            <w:proofErr w:type="spellEnd"/>
           </w:p>
         </w:tc>
         <w:tc>
@@ -1404,6 +1499,40 @@
             </w:r>
             <w:r>
               <w:t>2</w:t>
+            </w:r>
+            <w:r>
+              <w:t>96</w:t>
+            </w:r>
+          </w:p>
+        </w:tc>
+      </w:tr>
+      <w:tr>
+        <w:trPr>
+          <w:tblCellSpacing w:w="15" w:type="dxa"/>
+        </w:trPr>
+        <w:tc>
+          <w:tcPr>
+            <w:tcW w:w="0" w:type="auto"/>
+            <w:vAlign w:val="center"/>
+            <w:hideMark/>
+          </w:tcPr>
+          <w:p>
+            <w:proofErr w:type="spellStart"/>
+            <w:r>
+              <w:t>WebsiteTraffic</w:t>
+            </w:r>
+            <w:proofErr w:type="spellEnd"/>
+          </w:p>
+        </w:tc>
+        <w:tc>
+          <w:tcPr>
+            <w:tcW w:w="0" w:type="auto"/>
+            <w:vAlign w:val="center"/>
+            <w:hideMark/>
+          </w:tcPr>
+          <w:p>
+            <w:r>
+              <w:t>0.2</w:t>
             </w:r>
             <w:r>
               <w:t>82</w:t>
@@ -1422,41 +1551,11 @@
             <w:hideMark/>
           </w:tcPr>
           <w:p>
-            <w:r>
-              <w:t>SubDomains</w:t>
-            </w:r>
-          </w:p>
-        </w:tc>
-        <w:tc>
-          <w:tcPr>
-            <w:tcW w:w="0" w:type="auto"/>
-            <w:vAlign w:val="center"/>
-            <w:hideMark/>
-          </w:tcPr>
-          <w:p>
-            <w:r>
-              <w:t>0.2</w:t>
-            </w:r>
-            <w:r>
-              <w:t>96</w:t>
-            </w:r>
-          </w:p>
-        </w:tc>
-      </w:tr>
-      <w:tr>
-        <w:trPr>
-          <w:tblCellSpacing w:w="15" w:type="dxa"/>
-        </w:trPr>
-        <w:tc>
-          <w:tcPr>
-            <w:tcW w:w="0" w:type="auto"/>
-            <w:vAlign w:val="center"/>
-            <w:hideMark/>
-          </w:tcPr>
-          <w:p>
+            <w:proofErr w:type="spellStart"/>
             <w:r>
               <w:t>RequestURL</w:t>
             </w:r>
+            <w:proofErr w:type="spellEnd"/>
           </w:p>
         </w:tc>
         <w:tc>
@@ -1486,9 +1585,11 @@
             <w:hideMark/>
           </w:tcPr>
           <w:p>
+            <w:proofErr w:type="spellStart"/>
             <w:r>
               <w:t>LinksInScriptTags</w:t>
             </w:r>
+            <w:proofErr w:type="spellEnd"/>
           </w:p>
         </w:tc>
         <w:tc>
@@ -1510,7 +1611,23 @@
     </w:tbl>
     <w:p>
       <w:r>
-        <w:t>The results support the author's conclusion that HTTPS, AnchorURL, and WebsiteTraffic are among the most influential features for phishing detection.</w:t>
+        <w:t xml:space="preserve">The results support the author's conclusion that HTTPS, </w:t>
+      </w:r>
+      <w:proofErr w:type="spellStart"/>
+      <w:r>
+        <w:t>AnchorURL</w:t>
+      </w:r>
+      <w:proofErr w:type="spellEnd"/>
+      <w:r>
+        <w:t xml:space="preserve">, and </w:t>
+      </w:r>
+      <w:proofErr w:type="spellStart"/>
+      <w:r>
+        <w:t>WebsiteTraffic</w:t>
+      </w:r>
+      <w:proofErr w:type="spellEnd"/>
+      <w:r>
+        <w:t xml:space="preserve"> are among the most influential features for phishing detection.</w:t>
       </w:r>
     </w:p>
     <w:p>
@@ -1518,7 +1635,15 @@
         <w:t xml:space="preserve">In particular, </w:t>
       </w:r>
       <w:r>
-        <w:t>HTTPS and AnchorURL exhibit substantially stronger relationships with the target variable than any other feature in the dataset.</w:t>
+        <w:t xml:space="preserve">HTTPS and </w:t>
+      </w:r>
+      <w:proofErr w:type="spellStart"/>
+      <w:r>
+        <w:t>AnchorURL</w:t>
+      </w:r>
+      <w:proofErr w:type="spellEnd"/>
+      <w:r>
+        <w:t xml:space="preserve"> exhibit substantially stronger relationships with the target variable than any other feature in the dataset.</w:t>
       </w:r>
       <w:r>
         <w:t xml:space="preserve"> This suggests that the security characteristics captured by these variables play a significant role in distinguishing phishing websites from legitimate ones.</w:t>
@@ -1526,7 +1651,23 @@
     </w:p>
     <w:p>
       <w:r>
-        <w:t>In addition to correlation analysis, crosstab analysis was performed for several highly influential features, including HTTPS, AnchorURL, and WebsiteTraffic. The results showed clear differences in feature distributions between phishing and legitimate websites. This finding supports the correlation analysis and provides additional evidence that these features contribute meaningful information for phishing detection.</w:t>
+        <w:t xml:space="preserve">In addition to correlation analysis, crosstab analysis was performed for several highly influential features, including HTTPS, </w:t>
+      </w:r>
+      <w:proofErr w:type="spellStart"/>
+      <w:r>
+        <w:t>AnchorURL</w:t>
+      </w:r>
+      <w:proofErr w:type="spellEnd"/>
+      <w:r>
+        <w:t xml:space="preserve">, and </w:t>
+      </w:r>
+      <w:proofErr w:type="spellStart"/>
+      <w:r>
+        <w:t>WebsiteTraffic</w:t>
+      </w:r>
+      <w:proofErr w:type="spellEnd"/>
+      <w:r>
+        <w:t>. The results showed clear differences in feature distributions between phishing and legitimate websites. This finding supports the correlation analysis and provides additional evidence that these features contribute meaningful information for phishing detection.</w:t>
       </w:r>
       <w:r>
         <w:br/>
@@ -1548,10 +1689,13 @@
     </w:p>
     <w:p>
       <w:r>
-        <w:t xml:space="preserve">Pearson correlation was used to examine the linear relationship between each feature and the target variable. Although </w:t>
-      </w:r>
-      <w:r>
-        <w:t>Spearman correlation could also be considered because many variables are ordinal indicators, Pearson correlation was selected to remain consistent with the methodology used in the original notebook and to allow direct comparison with the author's results.</w:t>
+        <w:t xml:space="preserve">Pearson correlation was used to examine the linear relationship between each feature and the target variable. Because most variables are ordinal indicators encoded using values such as -1, 0, and 1, </w:t>
+      </w:r>
+      <w:r>
+        <w:t>Spearman correlation may be theoretically more appropriate because it is designed for ordinal data and measures monotonic relationships without assuming interval-scaled variables</w:t>
+      </w:r>
+      <w:r>
+        <w:t>. However, Pearson correlation was used to maintain consistency with the original notebook and to allow direct comparison with the author's results.</w:t>
       </w:r>
     </w:p>
     <w:p>
@@ -1597,6 +1741,7 @@
       <w:r>
         <w:t xml:space="preserve">For example, the removed feature </w:t>
       </w:r>
+      <w:proofErr w:type="spellStart"/>
       <w:r>
         <w:rPr>
           <w:i/>
@@ -1604,6 +1749,7 @@
         </w:rPr>
         <w:t>DomainRegLen</w:t>
       </w:r>
+      <w:proofErr w:type="spellEnd"/>
       <w:r>
         <w:t xml:space="preserve"> exhibited a correlation magnitude of approximately 0.226 with the target variable, which exceeds the correlation values of several features that were retained.</w:t>
       </w:r>
@@ -1654,7 +1800,15 @@
     </w:p>
     <w:p>
       <w:r>
-        <w:t>Feature engineering plays an important role in machine learning because it transforms raw data into representations that can improve model performance. In cybersecurity applications, feature engineering is particularly important because malicious behavior is often identified through patterns embedded within network traffic, URLs, or system activity rather than through a single indicator.</w:t>
+        <w:t xml:space="preserve">Feature engineering plays an important role in machine learning because it transforms raw data into representations that can improve model performance. In cybersecurity applications, feature engineering is particularly important because malicious </w:t>
+      </w:r>
+      <w:proofErr w:type="spellStart"/>
+      <w:r>
+        <w:t>behavior</w:t>
+      </w:r>
+      <w:proofErr w:type="spellEnd"/>
+      <w:r>
+        <w:t xml:space="preserve"> is often identified through patterns embedded within network traffic, URLs, or system activity rather than through a single indicator.</w:t>
       </w:r>
     </w:p>
     <w:p>
@@ -1695,8 +1849,13 @@
           <w:numId w:val="38"/>
         </w:numPr>
       </w:pPr>
-      <w:r>
-        <w:t xml:space="preserve">LongURL </w:t>
+      <w:proofErr w:type="spellStart"/>
+      <w:r>
+        <w:t>LongURL</w:t>
+      </w:r>
+      <w:proofErr w:type="spellEnd"/>
+      <w:r>
+        <w:t xml:space="preserve"> </w:t>
       </w:r>
     </w:p>
     <w:p>
@@ -1739,8 +1898,13 @@
           <w:numId w:val="38"/>
         </w:numPr>
       </w:pPr>
-      <w:r>
-        <w:t xml:space="preserve">DomainRegLen </w:t>
+      <w:proofErr w:type="spellStart"/>
+      <w:r>
+        <w:t>DomainRegLen</w:t>
+      </w:r>
+      <w:proofErr w:type="spellEnd"/>
+      <w:r>
+        <w:t xml:space="preserve"> </w:t>
       </w:r>
     </w:p>
     <w:p>
@@ -1761,8 +1925,13 @@
           <w:numId w:val="38"/>
         </w:numPr>
       </w:pPr>
-      <w:r>
-        <w:t xml:space="preserve">UsingPopupWindow </w:t>
+      <w:proofErr w:type="spellStart"/>
+      <w:r>
+        <w:t>UsingPopupWindow</w:t>
+      </w:r>
+      <w:proofErr w:type="spellEnd"/>
+      <w:r>
+        <w:t xml:space="preserve"> </w:t>
       </w:r>
     </w:p>
     <w:p>
@@ -1772,8 +1941,13 @@
           <w:numId w:val="38"/>
         </w:numPr>
       </w:pPr>
-      <w:r>
-        <w:t xml:space="preserve">IframeRedirection </w:t>
+      <w:proofErr w:type="spellStart"/>
+      <w:r>
+        <w:t>IframeRedirection</w:t>
+      </w:r>
+      <w:proofErr w:type="spellEnd"/>
+      <w:r>
+        <w:t xml:space="preserve"> </w:t>
       </w:r>
     </w:p>
     <w:p>
@@ -1783,8 +1957,13 @@
           <w:numId w:val="38"/>
         </w:numPr>
       </w:pPr>
-      <w:r>
-        <w:t xml:space="preserve">LinksPointingToPage </w:t>
+      <w:proofErr w:type="spellStart"/>
+      <w:r>
+        <w:t>LinksPointingToPage</w:t>
+      </w:r>
+      <w:proofErr w:type="spellEnd"/>
+      <w:r>
+        <w:t xml:space="preserve"> </w:t>
       </w:r>
     </w:p>
     <w:p>
@@ -1799,67 +1978,38 @@
     </w:p>
     <w:p>
       <w:r>
-        <w:t>For example, DomainRegLen exhibited a correlation magnitude of approximately 0.226 with the target variable, which exceeded the correlation values of several retained features. This suggests that potentially useful information may have been discarded.</w:t>
-      </w:r>
-    </w:p>
-    <w:p>
-      <w:r>
-        <w:t>More rigorous feature-selection approaches could include:</w:t>
-      </w:r>
-    </w:p>
-    <w:p>
-      <w:pPr>
-        <w:numPr>
-          <w:ilvl w:val="0"/>
-          <w:numId w:val="39"/>
-        </w:numPr>
-      </w:pPr>
-      <w:r>
-        <w:t xml:space="preserve">Recursive Feature Elimination (RFE) </w:t>
-      </w:r>
-    </w:p>
-    <w:p>
-      <w:pPr>
-        <w:numPr>
-          <w:ilvl w:val="0"/>
-          <w:numId w:val="39"/>
-        </w:numPr>
-      </w:pPr>
-      <w:r>
-        <w:t xml:space="preserve">Feature importance analysis </w:t>
-      </w:r>
-    </w:p>
-    <w:p>
-      <w:pPr>
-        <w:numPr>
-          <w:ilvl w:val="0"/>
-          <w:numId w:val="39"/>
-        </w:numPr>
-      </w:pPr>
-      <w:r>
-        <w:t xml:space="preserve">Permutation importance </w:t>
-      </w:r>
-    </w:p>
-    <w:p>
-      <w:pPr>
-        <w:numPr>
-          <w:ilvl w:val="0"/>
-          <w:numId w:val="39"/>
-        </w:numPr>
-      </w:pPr>
-      <w:r>
-        <w:t xml:space="preserve">Cross-validation-based feature selection </w:t>
-      </w:r>
-    </w:p>
-    <w:p>
-      <w:r>
-        <w:t xml:space="preserve">Although </w:t>
-      </w:r>
-      <w:r>
-        <w:t>the feature-selection process reduced the number of variables and resulted in strong classification performance, the notebook provides limited evidence that all removed features were unnecessary.</w:t>
-      </w:r>
-    </w:p>
-    <w:p/>
+        <w:t xml:space="preserve">For example, </w:t>
+      </w:r>
+      <w:proofErr w:type="spellStart"/>
+      <w:r>
+        <w:t>DomainRegLen</w:t>
+      </w:r>
+      <w:proofErr w:type="spellEnd"/>
+      <w:r>
+        <w:t xml:space="preserve"> exhibited a correlation magnitude of approximately 0.226 with the target variable, which exceeded the correlation values of several retained features. This suggests that potentially useful information may have been discarded.</w:t>
+      </w:r>
+    </w:p>
+    <w:p>
+      <w:r>
+        <w:t xml:space="preserve">Although the feature-selection process reduced the number of variables and resulted in strong classification performance, the notebook provides limited evidence that all removed features were unnecessary. In addition to correlation analysis, feature importance scores from the Gradient Boosting model were examined. The feature importance analysis identified HTTPS, </w:t>
+      </w:r>
+      <w:proofErr w:type="spellStart"/>
+      <w:r>
+        <w:t>AnchorURL</w:t>
+      </w:r>
+      <w:proofErr w:type="spellEnd"/>
+      <w:r>
+        <w:t xml:space="preserve">, and </w:t>
+      </w:r>
+      <w:proofErr w:type="spellStart"/>
+      <w:r>
+        <w:t>WebsiteTraffic</w:t>
+      </w:r>
+      <w:proofErr w:type="spellEnd"/>
+      <w:r>
+        <w:t xml:space="preserve"> among the most influential predictors. This result is consistent with the correlation and crosstab analyses, providing additional evidence that these features contribute substantially to phishing website detection performance. However, the feature importance results do not fully validate the removal of all discarded features, and a more systematic feature-selection methodology would provide stronger justification for these decisions.</w:t>
+      </w:r>
+    </w:p>
     <w:p>
       <w:pPr>
         <w:rPr>
@@ -1893,7 +2043,15 @@
         </w:numPr>
       </w:pPr>
       <w:r>
-        <w:t xml:space="preserve">K-Nearest Neighbors (KNN) </w:t>
+        <w:t xml:space="preserve">K-Nearest </w:t>
+      </w:r>
+      <w:proofErr w:type="spellStart"/>
+      <w:r>
+        <w:t>Neighbors</w:t>
+      </w:r>
+      <w:proofErr w:type="spellEnd"/>
+      <w:r>
+        <w:t xml:space="preserve"> (KNN) </w:t>
       </w:r>
     </w:p>
     <w:p>
@@ -1915,7 +2073,15 @@
         </w:numPr>
       </w:pPr>
       <w:r>
-        <w:t xml:space="preserve">Multi-Layer Perceptrons (MLP) </w:t>
+        <w:t xml:space="preserve">Multi-Layer </w:t>
+      </w:r>
+      <w:proofErr w:type="spellStart"/>
+      <w:r>
+        <w:t>Perceptrons</w:t>
+      </w:r>
+      <w:proofErr w:type="spellEnd"/>
+      <w:r>
+        <w:t xml:space="preserve"> (MLP) </w:t>
       </w:r>
     </w:p>
     <w:p>
@@ -2022,6 +2188,11 @@
         <w:t>While the use of SMOTE is not inherently incorrect, the notebook does not provide sufficient evidence that oversampling significantly improved model performance.</w:t>
       </w:r>
     </w:p>
+    <w:p>
+      <w:r>
+        <w:t>To further evaluate the impact of SMOTE, an additional Gradient Boosting experiment was conducted using the original training data without oversampling. The model achieved an accuracy of 94.27%, Precision of 93.38%, Recall of 94.25%, and F1-score of 93.81%. After applying SMOTE, the corresponding values increased only slightly to 94.62%, 93.75%, 94.62%, and 94.18%, respectively. These results suggest that SMOTE provided only a modest performance improvement and was not a major factor in the model's success.</w:t>
+      </w:r>
+    </w:p>
     <w:p/>
     <w:p>
       <w:pPr>
@@ -2257,8 +2428,21 @@
       </w:r>
     </w:p>
     <w:p>
-      <w:r>
-        <w:t>df = pd.read_csv("C:\\Users\\SUMANJALI\\URL-Based Phishing Detection Using Machine Learning\\phishing.csv")</w:t>
+      <w:proofErr w:type="spellStart"/>
+      <w:r>
+        <w:t>df</w:t>
+      </w:r>
+      <w:proofErr w:type="spellEnd"/>
+      <w:r>
+        <w:t xml:space="preserve"> = </w:t>
+      </w:r>
+      <w:proofErr w:type="spellStart"/>
+      <w:r>
+        <w:t>pd.read_csv</w:t>
+      </w:r>
+      <w:proofErr w:type="spellEnd"/>
+      <w:r>
+        <w:t>("C:\\Users\\SUMANJALI\\URL-Based Phishing Detection Using Machine Learning\\phishing.csv")</w:t>
       </w:r>
     </w:p>
     <w:p>
@@ -2272,8 +2456,21 @@
       </w:r>
     </w:p>
     <w:p>
-      <w:r>
-        <w:t>df = pd.read_csv("phishing.csv")</w:t>
+      <w:proofErr w:type="spellStart"/>
+      <w:r>
+        <w:t>df</w:t>
+      </w:r>
+      <w:proofErr w:type="spellEnd"/>
+      <w:r>
+        <w:t xml:space="preserve"> = </w:t>
+      </w:r>
+      <w:proofErr w:type="spellStart"/>
+      <w:r>
+        <w:t>pd.read_csv</w:t>
+      </w:r>
+      <w:proofErr w:type="spellEnd"/>
+      <w:r>
+        <w:t>("phishing.csv")</w:t>
       </w:r>
     </w:p>
     <w:p>
@@ -2282,8 +2479,21 @@
       </w:r>
     </w:p>
     <w:p>
-      <w:r>
-        <w:t>df = pd.read_csv("./data/phishing.csv")</w:t>
+      <w:proofErr w:type="spellStart"/>
+      <w:r>
+        <w:t>df</w:t>
+      </w:r>
+      <w:proofErr w:type="spellEnd"/>
+      <w:r>
+        <w:t xml:space="preserve"> = </w:t>
+      </w:r>
+      <w:proofErr w:type="spellStart"/>
+      <w:r>
+        <w:t>pd.read_csv</w:t>
+      </w:r>
+      <w:proofErr w:type="spellEnd"/>
+      <w:r>
+        <w:t>("./data/phishing.csv")</w:t>
       </w:r>
     </w:p>
     <w:p>
@@ -2600,12 +2810,28 @@
     </w:p>
     <w:p>
       <w:r>
-        <w:t>Several machine learning algorithms used in the notebook contain stochastic components, including Decision Trees, Random Forests, and Multi-Layer Perceptrons.</w:t>
-      </w:r>
-    </w:p>
-    <w:p>
-      <w:r>
-        <w:t>However, the notebook does not consistently specify a random_state parameter when initializing these models.</w:t>
+        <w:t xml:space="preserve">Several machine learning algorithms used in the notebook contain stochastic components, including Decision Trees, Random Forests, and Multi-Layer </w:t>
+      </w:r>
+      <w:proofErr w:type="spellStart"/>
+      <w:r>
+        <w:t>Perceptrons</w:t>
+      </w:r>
+      <w:proofErr w:type="spellEnd"/>
+      <w:r>
+        <w:t>.</w:t>
+      </w:r>
+    </w:p>
+    <w:p>
+      <w:r>
+        <w:t xml:space="preserve">However, the notebook does not consistently specify a </w:t>
+      </w:r>
+      <w:proofErr w:type="spellStart"/>
+      <w:r>
+        <w:t>random_state</w:t>
+      </w:r>
+      <w:proofErr w:type="spellEnd"/>
+      <w:r>
+        <w:t xml:space="preserve"> parameter when initializing these models.</w:t>
       </w:r>
     </w:p>
     <w:p>
@@ -2880,8 +3106,13 @@
       </w:r>
     </w:p>
     <w:p>
-      <w:r>
-        <w:t>random_state = 42</w:t>
+      <w:proofErr w:type="spellStart"/>
+      <w:r>
+        <w:t>random_state</w:t>
+      </w:r>
+      <w:proofErr w:type="spellEnd"/>
+      <w:r>
+        <w:t xml:space="preserve"> = 42</w:t>
       </w:r>
     </w:p>
     <w:p>
@@ -3309,13 +3540,9 @@
     </w:p>
     <w:p>
       <w:r>
-        <w:t xml:space="preserve">Therefore, while the use of SMOTE is not </w:t>
-      </w:r>
-      <w:r>
-        <w:t>inherently inappropriate, the notebook does not provide sufficient evidence that oversampling produced a meaningful improvement over training on the original dataset.</w:t>
-      </w:r>
-    </w:p>
-    <w:p/>
+        <w:t>An additional experiment was conducted to evaluate the impact of SMOTE. A Gradient Boosting model trained without oversampling achieved an accuracy of 94.27%, compared with 94.62% after SMOTE was applied. Precision, Recall, and F1-score also improved by less than half a percentage point. These findings suggest that SMOTE provided only a modest benefit and that the strong performance of the model was primarily driven by the predictive quality of the selected features rather than by oversampling. Therefore, while the use of SMOTE is not inherently inappropriate, its overall impact on this relatively balanced dataset appears limited.</w:t>
+      </w:r>
+    </w:p>
     <w:p>
       <w:pPr>
         <w:rPr>
@@ -3563,12 +3790,21 @@
       <w:r>
         <w:t xml:space="preserve">For example, the feature </w:t>
       </w:r>
+      <w:proofErr w:type="spellStart"/>
       <w:r>
         <w:rPr>
           <w:i/>
           <w:iCs/>
         </w:rPr>
-        <w:t xml:space="preserve">DomainRegLen </w:t>
+        <w:t>DomainRegLen</w:t>
+      </w:r>
+      <w:proofErr w:type="spellEnd"/>
+      <w:r>
+        <w:rPr>
+          <w:i/>
+          <w:iCs/>
+        </w:rPr>
+        <w:t xml:space="preserve"> </w:t>
       </w:r>
       <w:r>
         <w:t>demonstrated a stronger relationship with the target variable than several features that were retained.</w:t>
@@ -3857,9 +4093,11 @@
           <w:numId w:val="26"/>
         </w:numPr>
       </w:pPr>
+      <w:proofErr w:type="spellStart"/>
       <w:r>
         <w:t>AnchorURL</w:t>
       </w:r>
+      <w:proofErr w:type="spellEnd"/>
     </w:p>
     <w:p>
       <w:pPr>
@@ -3868,9 +4106,11 @@
           <w:numId w:val="26"/>
         </w:numPr>
       </w:pPr>
+      <w:proofErr w:type="spellStart"/>
       <w:r>
         <w:t>WebsiteTraffic</w:t>
       </w:r>
+      <w:proofErr w:type="spellEnd"/>
     </w:p>
     <w:p>
       <w:r>
@@ -4029,7 +4269,15 @@
         </w:numPr>
       </w:pPr>
       <w:r>
-        <w:t>K-Nearest Neighbors (KNN)</w:t>
+        <w:t xml:space="preserve">K-Nearest </w:t>
+      </w:r>
+      <w:proofErr w:type="spellStart"/>
+      <w:r>
+        <w:t>Neighbors</w:t>
+      </w:r>
+      <w:proofErr w:type="spellEnd"/>
+      <w:r>
+        <w:t xml:space="preserve"> (KNN)</w:t>
       </w:r>
     </w:p>
     <w:p>
@@ -4579,8 +4827,13 @@
               <w:t xml:space="preserve">   </w:t>
             </w:r>
             <w:r>
-              <w:t>K-Nearest Neighbors</w:t>
+              <w:t xml:space="preserve">K-Nearest </w:t>
             </w:r>
+            <w:proofErr w:type="spellStart"/>
+            <w:r>
+              <w:t>Neighbors</w:t>
+            </w:r>
+            <w:proofErr w:type="spellEnd"/>
           </w:p>
         </w:tc>
         <w:tc>
@@ -4698,7 +4951,15 @@
         <w:t xml:space="preserve">The results </w:t>
       </w:r>
       <w:r>
-        <w:t>indicate that ensemble-based methods achieved the strongest performance on this dataset. Gradient Boosting and Random Forest occupied the top two positions, while simpler models such as Logistic Regression and K-Nearest Neighbors achieved slightly lower accuracy. Naive Bayes performed substantially worse than all other evaluated models.</w:t>
+        <w:t xml:space="preserve">indicate that ensemble-based methods achieved the strongest performance on this dataset. Gradient Boosting and Random Forest occupied the top two positions, while simpler models such as Logistic Regression and K-Nearest </w:t>
+      </w:r>
+      <w:proofErr w:type="spellStart"/>
+      <w:r>
+        <w:t>Neighbors</w:t>
+      </w:r>
+      <w:proofErr w:type="spellEnd"/>
+      <w:r>
+        <w:t xml:space="preserve"> achieved slightly lower accuracy. Naive Bayes performed substantially worse than all other evaluated models.</w:t>
       </w:r>
     </w:p>
     <w:p>
@@ -4861,7 +5122,15 @@
         <w:t>correctly classified all observations belonging to Class -1, it correctly identified only a small proportion of Class 1 observations.</w:t>
       </w:r>
       <w:r>
-        <w:t xml:space="preserve"> This resulted in a highly unbalanced classifier that favored one class while performing poorly on the other. The results illustrate why accuracy alone can be misleading and highlight the importance of examining precision, recall, and F1-scores alongside overall accuracy.</w:t>
+        <w:t xml:space="preserve"> This resulted in a highly unbalanced classifier that </w:t>
+      </w:r>
+      <w:proofErr w:type="spellStart"/>
+      <w:r>
+        <w:t>favored</w:t>
+      </w:r>
+      <w:proofErr w:type="spellEnd"/>
+      <w:r>
+        <w:t xml:space="preserve"> one class while performing poorly on the other. The results illustrate why accuracy alone can be misleading and highlight the importance of examining precision, recall, and F1-scores alongside overall accuracy.</w:t>
       </w:r>
     </w:p>
     <w:p>
@@ -5206,7 +5475,15 @@
         <w:t>4</w:t>
       </w:r>
       <w:r>
-        <w:t xml:space="preserve"> false positives and 29 false negatives. The relatively balanced distribution of errors suggests that the classifier did not strongly favor one class over the other.</w:t>
+        <w:t xml:space="preserve"> false positives and 29 false negatives. The relatively balanced distribution of errors suggests that the classifier did not strongly </w:t>
+      </w:r>
+      <w:proofErr w:type="spellStart"/>
+      <w:r>
+        <w:t>favor</w:t>
+      </w:r>
+      <w:proofErr w:type="spellEnd"/>
+      <w:r>
+        <w:t xml:space="preserve"> one class over the other.</w:t>
       </w:r>
     </w:p>
     <w:p>
@@ -5275,7 +5552,31 @@
         <w:t xml:space="preserve">Several strengths were identified throughout the analysis. The project uses a publicly available dataset, evaluates multiple machine learning algorithms, performs exploratory data analysis, and reports several performance metrics. The final conclusion that Gradient Boosting achieved the highest performance was supported by the reproduced results. Furthermore, </w:t>
       </w:r>
       <w:r>
-        <w:t>the independent analysis confirmed that important features identified by the author, such as HTTPS, AnchorURL, and WebsiteTraffic, are among the strongest predictors in the dataset, with HTTPS and AnchorURL exhibiting particularly strong correlations with the target variable.</w:t>
+        <w:t xml:space="preserve">the independent analysis confirmed that important features identified by the author, such as HTTPS, </w:t>
+      </w:r>
+      <w:proofErr w:type="spellStart"/>
+      <w:r>
+        <w:t>AnchorURL</w:t>
+      </w:r>
+      <w:proofErr w:type="spellEnd"/>
+      <w:r>
+        <w:t xml:space="preserve">, and </w:t>
+      </w:r>
+      <w:proofErr w:type="spellStart"/>
+      <w:r>
+        <w:t>WebsiteTraffic</w:t>
+      </w:r>
+      <w:proofErr w:type="spellEnd"/>
+      <w:r>
+        <w:t xml:space="preserve">, are among the strongest predictors in the dataset, with HTTPS and </w:t>
+      </w:r>
+      <w:proofErr w:type="spellStart"/>
+      <w:r>
+        <w:t>AnchorURL</w:t>
+      </w:r>
+      <w:proofErr w:type="spellEnd"/>
+      <w:r>
+        <w:t xml:space="preserve"> exhibiting particularly strong correlations with the target variable.</w:t>
       </w:r>
     </w:p>
     <w:p>

--- a/Report.docx
+++ b/Report.docx
@@ -19,6 +19,7 @@
       </w:r>
     </w:p>
     <w:p/>
+    <w:p/>
     <w:p>
       <w:pPr>
         <w:rPr>
@@ -50,74 +51,42 @@
           <w:i/>
           <w:iCs/>
         </w:rPr>
-        <w:t>URL-Based Phishing Detection using Machine Learning</w:t>
-      </w:r>
-      <w:r>
-        <w:t>. The objective of the original project was to classify websites as either legitimate or phishing based on a set of URL and website-related features. Phishing detection is an important cybersecurity problem because phishing websites are commonly used to steal sensitive information such as usernames, passwords, and financial data.</w:t>
-      </w:r>
-    </w:p>
-    <w:p>
-      <w:r>
-        <w:t xml:space="preserve">The dataset used in the project contained 11,054 observations and 32 columns, including a binary target variable representing phishing and legitimate websites. The original notebook applied several preprocessing techniques, including duplicate removal, outlier analysis, feature selection, scaling, and SMOTE oversampling. After duplicate removal, the working dataset contained 5,849 unique observations. Multiple machine learning models were then trained and evaluated, including Logistic Regression, K-Nearest </w:t>
-      </w:r>
-      <w:proofErr w:type="spellStart"/>
-      <w:r>
-        <w:t>Neighbors</w:t>
-      </w:r>
-      <w:proofErr w:type="spellEnd"/>
-      <w:r>
-        <w:t xml:space="preserve">, Naive Bayes, Decision Trees, Random Forests, Support Vector Machines, Multi-Layer </w:t>
-      </w:r>
-      <w:proofErr w:type="spellStart"/>
-      <w:r>
-        <w:t>Perceptrons</w:t>
-      </w:r>
-      <w:proofErr w:type="spellEnd"/>
-      <w:r>
-        <w:t>, and Gradient Boosting.</w:t>
-      </w:r>
-    </w:p>
-    <w:p>
-      <w:r>
-        <w:t xml:space="preserve">The reproduction process confirmed that the dataset contains highly informative features for phishing detection. Correlation analysis revealed that HTTPS (0.693), </w:t>
-      </w:r>
-      <w:proofErr w:type="spellStart"/>
-      <w:r>
-        <w:t>AnchorURL</w:t>
-      </w:r>
-      <w:proofErr w:type="spellEnd"/>
-      <w:r>
-        <w:t xml:space="preserve"> (0.679), and </w:t>
-      </w:r>
-      <w:proofErr w:type="spellStart"/>
-      <w:r>
-        <w:t>WebsiteTraffic</w:t>
-      </w:r>
-      <w:proofErr w:type="spellEnd"/>
-      <w:r>
-        <w:t xml:space="preserve"> (0.282) exhibited some of the strongest relationships with the target variable and were among the most important predictors. The reproduced experiments also confirmed the author's primary conclusion that Gradient Boosting achieved the best overall performance among the evaluated models. Furthermore, the reproduced model rankings were highly consistent with those reported by the author, providing additional confidence in the validity of the original findings.</w:t>
-      </w:r>
-    </w:p>
-    <w:p>
-      <w:r>
-        <w:t>Model evaluation showed that the reproduced Gradient Boosting model achieved an accuracy of 94.62%, a precision of 92.31%, a recall of 95.73%, an F1-score of 93.99%, a Matthews Correlation Coefficient (MCC) of 0.887, and a ROC-AUC score of 0.990. Random Forest, Multi-Layer Perceptron, and Support Vector Machine models achieved similar performance levels, while Naive Bayes performed significantly worse than all other evaluated algorithms. The results suggest that the selected feature set provides substantial predictive information and allows multiple machine learning models to effectively distinguish phishing websites from legitimate websites.</w:t>
-      </w:r>
-    </w:p>
-    <w:p>
-      <w:r>
-        <w:t>Although the primary findings of the project were successfully reproduced, several methodological and reproducibility concerns were identified. These included hardcoded file paths, inconsistent notebook documentation, references to unrelated projects, missing random seeds, and limited justification for certain preprocessing decisions. In addition, some feature-selection decisions appeared to rely primarily on correlation values without stronger supporting evidence.</w:t>
-      </w:r>
-    </w:p>
-    <w:p>
-      <w:r>
-        <w:t>The project can serve as a useful baseline for similar phishing detection problems because it achieves strong predictive performance and compares multiple machine learning algorithms. However, future implementations should improve reproducibility, documentation quality, feature-selection justification, and experimental validation before being deployed in real-world cybersecurity environments.</w:t>
-      </w:r>
-    </w:p>
-    <w:p>
-      <w:r>
-        <w:t>Overall, the project demonstrates an effective application of machine learning techniques to phishing website detection and achieves strong classification performance. The author's main claims were supported by the reproduced results, particularly the effectiveness of Gradient Boosting as the highest-performing model. Nevertheless, improvements in documentation, reproducibility practices, preprocessing justification, and experimental transparency would strengthen the reliability, transparency, and scientific rigor of the study.</w:t>
-      </w:r>
-    </w:p>
+        <w:t>URL-Based Phishing Detection Using Machine Learning</w:t>
+      </w:r>
+      <w:r>
+        <w:t>. The objective of the original project was to classify websites as either legitimate or phishing using URL and website-related features. Phishing detection is an important cybersecurity problem because phishing websites are frequently used to steal sensitive information such as usernames, passwords, and financial data.</w:t>
+      </w:r>
+    </w:p>
+    <w:p>
+      <w:r>
+        <w:t>The dataset contained 11,054 observations and 32 columns. After duplicate removal, the working dataset consisted of 5,849 unique observations. Multiple machine learning models were evaluated, including Logistic Regression, K-Nearest Neighbors, Naive Bayes, Decision Trees, Random Forests, Support Vector Machines, Multi-Layer Perceptrons, and Gradient Boosting.</w:t>
+      </w:r>
+    </w:p>
+    <w:p>
+      <w:r>
+        <w:t>The reproduction process confirmed that the dataset contains highly informative features for phishing detection. Correlation, crosstab, and feature importance analyses identified HTTPS, AnchorURL, and WebsiteTraffic among the most influential predictors. The reproduced experiments also confirmed the author’s primary conclusion that Gradient Boosting achieved the best overall performance.</w:t>
+      </w:r>
+    </w:p>
+    <w:p>
+      <w:r>
+        <w:t>The reproduced Gradient Boosting model achieved an accuracy of 94.62%, Precision of 93.75%, Recall of 94.62%, F1-score of 94.18%, MCC of 0.892, and ROC-AUC of 0.992. These results indicate strong discrimination between phishing and legitimate websites and demonstrate the effectiveness of the selected feature set.</w:t>
+      </w:r>
+    </w:p>
+    <w:p>
+      <w:r>
+        <w:t>Although the primary findings were successfully reproduced, several methodological concerns were identified, including hardcoded file paths, documentation inconsistencies, missing random seeds, data leakage caused by scaling before the train-test split, and limited justification for certain preprocessing decisions. An additional experiment showed that SMOTE provided only modest performance improvements, suggesting that the strong results were primarily driven by the predictive quality of the features rather than oversampling.</w:t>
+      </w:r>
+    </w:p>
+    <w:p>
+      <w:r>
+        <w:t>Overall, the project demonstrates an effective application of machine learning to phishing website detection. The author’s main conclusions were supported by the reproduced results; however, improvements in reproducibility practices, documentation quality, and methodological transparency would strengthen the reliability and scientific rigor of the work.</w:t>
+      </w:r>
+    </w:p>
+    <w:p/>
+    <w:p/>
+    <w:p/>
+    <w:p/>
+    <w:p/>
     <w:p/>
     <w:p>
       <w:pPr>
@@ -361,44 +330,28 @@
     </w:p>
     <w:p>
       <w:r>
-        <w:t>Phishing is one of the most common cybersecurity threats. Attackers create fraudulent websites that imitate trusted organizations in order to steal sensitive information such as usernames, passwords, and financial credentials. Because phishing websites often exhibit identifiable patterns, machine learning techniques can be used to automatically detect suspicious URLs before users interact with them.</w:t>
-      </w:r>
-    </w:p>
-    <w:p>
-      <w:r>
-        <w:t xml:space="preserve">The original project evaluates multiple machine learning algorithms, including Logistic Regression, K-Nearest </w:t>
-      </w:r>
-      <w:proofErr w:type="spellStart"/>
-      <w:r>
-        <w:t>Neighbors</w:t>
-      </w:r>
-      <w:proofErr w:type="spellEnd"/>
-      <w:r>
-        <w:t xml:space="preserve">, Naive Bayes, Decision Trees, Random Forests, Support Vector Machines, Multi-Layer </w:t>
-      </w:r>
-      <w:proofErr w:type="spellStart"/>
-      <w:r>
-        <w:t>Perceptrons</w:t>
-      </w:r>
-      <w:proofErr w:type="spellEnd"/>
-      <w:r>
-        <w:t xml:space="preserve">, and Gradient Boosting. According </w:t>
-      </w:r>
-      <w:r>
-        <w:t>to the author, Gradient Boosting achieved the highest performance with an accuracy of approximately 94.5%, outperforming the other evaluated machine learning models.</w:t>
-      </w:r>
-    </w:p>
-    <w:p>
-      <w:r>
-        <w:t xml:space="preserve">The objective of this report is not only to reproduce the author's results, but also to examine the quality of the dataset, evaluate the preprocessing and </w:t>
-      </w:r>
-      <w:proofErr w:type="spellStart"/>
-      <w:r>
-        <w:t>modeling</w:t>
-      </w:r>
-      <w:proofErr w:type="spellEnd"/>
-      <w:r>
-        <w:t xml:space="preserve"> decisions, verify the reported findings, identify potential reproducibility issues, and assess whether the author's conclusions are supported by the experimental evidence.</w:t>
+        <w:t xml:space="preserve">Phishing is one of the most common cybersecurity threats. Attackers create fraudulent websites that imitate trusted organizations </w:t>
+      </w:r>
+      <w:proofErr w:type="gramStart"/>
+      <w:r>
+        <w:t>in order to</w:t>
+      </w:r>
+      <w:proofErr w:type="gramEnd"/>
+      <w:r>
+        <w:t xml:space="preserve"> steal sensitive information such as usernames, passwords, and financial credentials. Because phishing websites often exhibit identifiable patterns, machine learning techniques can be used to automatically detect suspicious URLs before users interact with them.</w:t>
+      </w:r>
+    </w:p>
+    <w:p>
+      <w:r>
+        <w:t xml:space="preserve">The original project evaluates multiple machine learning algorithms, including Logistic Regression, K-Nearest Neighbors, Naive Bayes, Decision Trees, Random Forests, Support Vector Machines, Multi-Layer Perceptrons, and Gradient Boosting. </w:t>
+      </w:r>
+      <w:r>
+        <w:t>According to the author, Gradient Boosting achieved the highest performance with an accuracy of approximately 94.5%, making it the best-performing model among those evaluated.</w:t>
+      </w:r>
+    </w:p>
+    <w:p>
+      <w:r>
+        <w:t>The objective of this report is not only to reproduce the author's results, but also to examine the quality of the dataset, evaluate the preprocessing and modeling decisions, verify the reported findings, identify potential reproducibility issues, and assess whether the author's conclusions are supported by the experimental evidence.</w:t>
       </w:r>
     </w:p>
     <w:p/>
@@ -461,11 +414,9 @@
           <w:numId w:val="30"/>
         </w:numPr>
       </w:pPr>
-      <w:proofErr w:type="spellStart"/>
       <w:r>
         <w:t>UsingIP</w:t>
       </w:r>
-      <w:proofErr w:type="spellEnd"/>
     </w:p>
     <w:p>
       <w:pPr>
@@ -474,11 +425,9 @@
           <w:numId w:val="30"/>
         </w:numPr>
       </w:pPr>
-      <w:proofErr w:type="spellStart"/>
       <w:r>
         <w:t>LongURL</w:t>
       </w:r>
-      <w:proofErr w:type="spellEnd"/>
     </w:p>
     <w:p>
       <w:pPr>
@@ -520,11 +469,9 @@
           <w:numId w:val="30"/>
         </w:numPr>
       </w:pPr>
-      <w:proofErr w:type="spellStart"/>
       <w:r>
         <w:t>AnchorURL</w:t>
       </w:r>
-      <w:proofErr w:type="spellEnd"/>
     </w:p>
     <w:p>
       <w:pPr>
@@ -533,11 +480,9 @@
           <w:numId w:val="30"/>
         </w:numPr>
       </w:pPr>
-      <w:proofErr w:type="spellStart"/>
       <w:r>
         <w:t>WebsiteTraffic</w:t>
       </w:r>
-      <w:proofErr w:type="spellEnd"/>
     </w:p>
     <w:p>
       <w:pPr>
@@ -546,11 +491,9 @@
           <w:numId w:val="30"/>
         </w:numPr>
       </w:pPr>
-      <w:proofErr w:type="spellStart"/>
       <w:r>
         <w:t>GoogleIndex</w:t>
       </w:r>
-      <w:proofErr w:type="spellEnd"/>
     </w:p>
     <w:p>
       <w:pPr>
@@ -559,11 +502,9 @@
           <w:numId w:val="30"/>
         </w:numPr>
       </w:pPr>
-      <w:proofErr w:type="spellStart"/>
       <w:r>
         <w:t>StatsReport</w:t>
       </w:r>
-      <w:proofErr w:type="spellEnd"/>
     </w:p>
     <w:p>
       <w:r>
@@ -929,11 +870,9 @@
           <w:numId w:val="5"/>
         </w:numPr>
       </w:pPr>
-      <w:proofErr w:type="spellStart"/>
       <w:r>
         <w:t>UsingIP</w:t>
       </w:r>
-      <w:proofErr w:type="spellEnd"/>
     </w:p>
     <w:p>
       <w:pPr>
@@ -953,11 +892,9 @@
           <w:numId w:val="5"/>
         </w:numPr>
       </w:pPr>
-      <w:proofErr w:type="spellStart"/>
       <w:r>
         <w:t>AnchorURL</w:t>
       </w:r>
-      <w:proofErr w:type="spellEnd"/>
     </w:p>
     <w:p>
       <w:pPr>
@@ -966,11 +903,9 @@
           <w:numId w:val="5"/>
         </w:numPr>
       </w:pPr>
-      <w:proofErr w:type="spellStart"/>
       <w:r>
         <w:t>GoogleIndex</w:t>
       </w:r>
-      <w:proofErr w:type="spellEnd"/>
     </w:p>
     <w:p>
       <w:pPr>
@@ -979,11 +914,9 @@
           <w:numId w:val="5"/>
         </w:numPr>
       </w:pPr>
-      <w:proofErr w:type="spellStart"/>
       <w:r>
         <w:t>WebsiteTraffic</w:t>
       </w:r>
-      <w:proofErr w:type="spellEnd"/>
     </w:p>
     <w:p>
       <w:pPr>
@@ -992,11 +925,9 @@
           <w:numId w:val="5"/>
         </w:numPr>
       </w:pPr>
-      <w:proofErr w:type="spellStart"/>
       <w:r>
         <w:t>StatsReport</w:t>
       </w:r>
-      <w:proofErr w:type="spellEnd"/>
     </w:p>
     <w:p>
       <w:r>
@@ -1005,15 +936,7 @@
     </w:p>
     <w:p>
       <w:r>
-        <w:t xml:space="preserve">An important observation is that most features are already </w:t>
-      </w:r>
-      <w:proofErr w:type="spellStart"/>
-      <w:r>
-        <w:t>preprocessed</w:t>
-      </w:r>
-      <w:proofErr w:type="spellEnd"/>
-      <w:r>
-        <w:t xml:space="preserve"> and transformed into security indicators rather than raw website attributes. Therefore, this project focuses primarily on classification rather than feature extraction.</w:t>
+        <w:t>An important observation is that most features are already preprocessed and transformed into security indicators rather than raw website attributes. Therefore, this project focuses primarily on classification rather than feature extraction.</w:t>
       </w:r>
     </w:p>
     <w:p>
@@ -1409,11 +1332,9 @@
             <w:hideMark/>
           </w:tcPr>
           <w:p>
-            <w:proofErr w:type="spellStart"/>
             <w:r>
               <w:t>AnchorURL</w:t>
             </w:r>
-            <w:proofErr w:type="spellEnd"/>
           </w:p>
         </w:tc>
         <w:tc>
@@ -1443,13 +1364,8 @@
             <w:hideMark/>
           </w:tcPr>
           <w:p>
-            <w:proofErr w:type="spellStart"/>
             <w:r>
-              <w:t>PrefixSuffix</w:t>
-            </w:r>
-            <w:proofErr w:type="spellEnd"/>
-            <w:r>
-              <w:t>-</w:t>
+              <w:t>PrefixSuffix-</w:t>
             </w:r>
           </w:p>
         </w:tc>
@@ -1480,11 +1396,9 @@
             <w:hideMark/>
           </w:tcPr>
           <w:p>
-            <w:proofErr w:type="spellStart"/>
             <w:r>
               <w:t>SubDomains</w:t>
             </w:r>
-            <w:proofErr w:type="spellEnd"/>
           </w:p>
         </w:tc>
         <w:tc>
@@ -1517,11 +1431,9 @@
             <w:hideMark/>
           </w:tcPr>
           <w:p>
-            <w:proofErr w:type="spellStart"/>
             <w:r>
               <w:t>WebsiteTraffic</w:t>
             </w:r>
-            <w:proofErr w:type="spellEnd"/>
           </w:p>
         </w:tc>
         <w:tc>
@@ -1551,11 +1463,41 @@
             <w:hideMark/>
           </w:tcPr>
           <w:p>
-            <w:proofErr w:type="spellStart"/>
+            <w:r>
+              <w:t>LinksInScriptTags</w:t>
+            </w:r>
+          </w:p>
+        </w:tc>
+        <w:tc>
+          <w:tcPr>
+            <w:tcW w:w="0" w:type="auto"/>
+            <w:vAlign w:val="center"/>
+            <w:hideMark/>
+          </w:tcPr>
+          <w:p>
+            <w:r>
+              <w:t>0.2</w:t>
+            </w:r>
+            <w:r>
+              <w:t>44</w:t>
+            </w:r>
+          </w:p>
+        </w:tc>
+      </w:tr>
+      <w:tr>
+        <w:trPr>
+          <w:tblCellSpacing w:w="15" w:type="dxa"/>
+        </w:trPr>
+        <w:tc>
+          <w:tcPr>
+            <w:tcW w:w="0" w:type="auto"/>
+            <w:vAlign w:val="center"/>
+            <w:hideMark/>
+          </w:tcPr>
+          <w:p>
             <w:r>
               <w:t>RequestURL</w:t>
             </w:r>
-            <w:proofErr w:type="spellEnd"/>
           </w:p>
         </w:tc>
         <w:tc>
@@ -1574,76 +1516,23 @@
           </w:p>
         </w:tc>
       </w:tr>
-      <w:tr>
-        <w:trPr>
-          <w:tblCellSpacing w:w="15" w:type="dxa"/>
-        </w:trPr>
-        <w:tc>
-          <w:tcPr>
-            <w:tcW w:w="0" w:type="auto"/>
-            <w:vAlign w:val="center"/>
-            <w:hideMark/>
-          </w:tcPr>
-          <w:p>
-            <w:proofErr w:type="spellStart"/>
-            <w:r>
-              <w:t>LinksInScriptTags</w:t>
-            </w:r>
-            <w:proofErr w:type="spellEnd"/>
-          </w:p>
-        </w:tc>
-        <w:tc>
-          <w:tcPr>
-            <w:tcW w:w="0" w:type="auto"/>
-            <w:vAlign w:val="center"/>
-            <w:hideMark/>
-          </w:tcPr>
-          <w:p>
-            <w:r>
-              <w:t>0.2</w:t>
-            </w:r>
-            <w:r>
-              <w:t>44</w:t>
-            </w:r>
-          </w:p>
-        </w:tc>
-      </w:tr>
     </w:tbl>
     <w:p>
       <w:r>
-        <w:t xml:space="preserve">The results support the author's conclusion that HTTPS, </w:t>
-      </w:r>
-      <w:proofErr w:type="spellStart"/>
-      <w:r>
-        <w:t>AnchorURL</w:t>
-      </w:r>
-      <w:proofErr w:type="spellEnd"/>
-      <w:r>
-        <w:t xml:space="preserve">, and </w:t>
-      </w:r>
-      <w:proofErr w:type="spellStart"/>
-      <w:r>
-        <w:t>WebsiteTraffic</w:t>
-      </w:r>
-      <w:proofErr w:type="spellEnd"/>
-      <w:r>
-        <w:t xml:space="preserve"> are among the most influential features for phishing detection.</w:t>
-      </w:r>
-    </w:p>
-    <w:p>
+        <w:t>The results support the author's conclusion that HTTPS, AnchorURL, and WebsiteTraffic are among the most influential features for phishing detection.</w:t>
+      </w:r>
+    </w:p>
+    <w:p>
+      <w:proofErr w:type="gramStart"/>
       <w:r>
         <w:t xml:space="preserve">In particular, </w:t>
       </w:r>
       <w:r>
-        <w:t xml:space="preserve">HTTPS and </w:t>
-      </w:r>
-      <w:proofErr w:type="spellStart"/>
-      <w:r>
-        <w:t>AnchorURL</w:t>
-      </w:r>
-      <w:proofErr w:type="spellEnd"/>
-      <w:r>
-        <w:t xml:space="preserve"> exhibit substantially stronger relationships with the target variable than any other feature in the dataset.</w:t>
+        <w:t>HTTPS</w:t>
+      </w:r>
+      <w:proofErr w:type="gramEnd"/>
+      <w:r>
+        <w:t xml:space="preserve"> and AnchorURL exhibit substantially stronger relationships with the target variable than any other feature in the dataset.</w:t>
       </w:r>
       <w:r>
         <w:t xml:space="preserve"> This suggests that the security characteristics captured by these variables play a significant role in distinguishing phishing websites from legitimate ones.</w:t>
@@ -1651,23 +1540,7 @@
     </w:p>
     <w:p>
       <w:r>
-        <w:t xml:space="preserve">In addition to correlation analysis, crosstab analysis was performed for several highly influential features, including HTTPS, </w:t>
-      </w:r>
-      <w:proofErr w:type="spellStart"/>
-      <w:r>
-        <w:t>AnchorURL</w:t>
-      </w:r>
-      <w:proofErr w:type="spellEnd"/>
-      <w:r>
-        <w:t xml:space="preserve">, and </w:t>
-      </w:r>
-      <w:proofErr w:type="spellStart"/>
-      <w:r>
-        <w:t>WebsiteTraffic</w:t>
-      </w:r>
-      <w:proofErr w:type="spellEnd"/>
-      <w:r>
-        <w:t>. The results showed clear differences in feature distributions between phishing and legitimate websites. This finding supports the correlation analysis and provides additional evidence that these features contribute meaningful information for phishing detection.</w:t>
+        <w:t>In addition to correlation analysis, crosstab analysis was performed for several highly influential features, including HTTPS, AnchorURL, and WebsiteTraffic. The results showed clear differences in feature distributions between phishing and legitimate websites. This finding supports the correlation analysis and provides additional evidence that these features contribute meaningful information for phishing detection.</w:t>
       </w:r>
       <w:r>
         <w:br/>
@@ -1741,7 +1614,6 @@
       <w:r>
         <w:t xml:space="preserve">For example, the removed feature </w:t>
       </w:r>
-      <w:proofErr w:type="spellStart"/>
       <w:r>
         <w:rPr>
           <w:i/>
@@ -1749,7 +1621,6 @@
         </w:rPr>
         <w:t>DomainRegLen</w:t>
       </w:r>
-      <w:proofErr w:type="spellEnd"/>
       <w:r>
         <w:t xml:space="preserve"> exhibited a correlation magnitude of approximately 0.226 with the target variable, which exceeds the correlation values of several features that were retained.</w:t>
       </w:r>
@@ -1800,15 +1671,7 @@
     </w:p>
     <w:p>
       <w:r>
-        <w:t xml:space="preserve">Feature engineering plays an important role in machine learning because it transforms raw data into representations that can improve model performance. In cybersecurity applications, feature engineering is particularly important because malicious </w:t>
-      </w:r>
-      <w:proofErr w:type="spellStart"/>
-      <w:r>
-        <w:t>behavior</w:t>
-      </w:r>
-      <w:proofErr w:type="spellEnd"/>
-      <w:r>
-        <w:t xml:space="preserve"> is often identified through patterns embedded within network traffic, URLs, or system activity rather than through a single indicator.</w:t>
+        <w:t>Feature engineering plays an important role in machine learning because it transforms raw data into representations that can improve model performance. In cybersecurity applications, feature engineering is particularly important because malicious behavior is often identified through patterns embedded within network traffic, URLs, or system activity rather than through a single indicator.</w:t>
       </w:r>
     </w:p>
     <w:p>
@@ -1849,13 +1712,8 @@
           <w:numId w:val="38"/>
         </w:numPr>
       </w:pPr>
-      <w:proofErr w:type="spellStart"/>
-      <w:r>
-        <w:t>LongURL</w:t>
-      </w:r>
-      <w:proofErr w:type="spellEnd"/>
-      <w:r>
-        <w:t xml:space="preserve"> </w:t>
+      <w:r>
+        <w:t xml:space="preserve">LongURL </w:t>
       </w:r>
     </w:p>
     <w:p>
@@ -1898,13 +1756,8 @@
           <w:numId w:val="38"/>
         </w:numPr>
       </w:pPr>
-      <w:proofErr w:type="spellStart"/>
-      <w:r>
-        <w:t>DomainRegLen</w:t>
-      </w:r>
-      <w:proofErr w:type="spellEnd"/>
-      <w:r>
-        <w:t xml:space="preserve"> </w:t>
+      <w:r>
+        <w:t xml:space="preserve">DomainRegLen </w:t>
       </w:r>
     </w:p>
     <w:p>
@@ -1925,13 +1778,8 @@
           <w:numId w:val="38"/>
         </w:numPr>
       </w:pPr>
-      <w:proofErr w:type="spellStart"/>
-      <w:r>
-        <w:t>UsingPopupWindow</w:t>
-      </w:r>
-      <w:proofErr w:type="spellEnd"/>
-      <w:r>
-        <w:t xml:space="preserve"> </w:t>
+      <w:r>
+        <w:t xml:space="preserve">UsingPopupWindow </w:t>
       </w:r>
     </w:p>
     <w:p>
@@ -1941,13 +1789,8 @@
           <w:numId w:val="38"/>
         </w:numPr>
       </w:pPr>
-      <w:proofErr w:type="spellStart"/>
-      <w:r>
-        <w:t>IframeRedirection</w:t>
-      </w:r>
-      <w:proofErr w:type="spellEnd"/>
-      <w:r>
-        <w:t xml:space="preserve"> </w:t>
+      <w:r>
+        <w:t xml:space="preserve">IframeRedirection </w:t>
       </w:r>
     </w:p>
     <w:p>
@@ -1957,13 +1800,8 @@
           <w:numId w:val="38"/>
         </w:numPr>
       </w:pPr>
-      <w:proofErr w:type="spellStart"/>
-      <w:r>
-        <w:t>LinksPointingToPage</w:t>
-      </w:r>
-      <w:proofErr w:type="spellEnd"/>
-      <w:r>
-        <w:t xml:space="preserve"> </w:t>
+      <w:r>
+        <w:t xml:space="preserve">LinksPointingToPage </w:t>
       </w:r>
     </w:p>
     <w:p>
@@ -1978,36 +1816,12 @@
     </w:p>
     <w:p>
       <w:r>
-        <w:t xml:space="preserve">For example, </w:t>
-      </w:r>
-      <w:proofErr w:type="spellStart"/>
-      <w:r>
-        <w:t>DomainRegLen</w:t>
-      </w:r>
-      <w:proofErr w:type="spellEnd"/>
-      <w:r>
-        <w:t xml:space="preserve"> exhibited a correlation magnitude of approximately 0.226 with the target variable, which exceeded the correlation values of several retained features. This suggests that potentially useful information may have been discarded.</w:t>
-      </w:r>
-    </w:p>
-    <w:p>
-      <w:r>
-        <w:t xml:space="preserve">Although the feature-selection process reduced the number of variables and resulted in strong classification performance, the notebook provides limited evidence that all removed features were unnecessary. In addition to correlation analysis, feature importance scores from the Gradient Boosting model were examined. The feature importance analysis identified HTTPS, </w:t>
-      </w:r>
-      <w:proofErr w:type="spellStart"/>
-      <w:r>
-        <w:t>AnchorURL</w:t>
-      </w:r>
-      <w:proofErr w:type="spellEnd"/>
-      <w:r>
-        <w:t xml:space="preserve">, and </w:t>
-      </w:r>
-      <w:proofErr w:type="spellStart"/>
-      <w:r>
-        <w:t>WebsiteTraffic</w:t>
-      </w:r>
-      <w:proofErr w:type="spellEnd"/>
-      <w:r>
-        <w:t xml:space="preserve"> among the most influential predictors. This result is consistent with the correlation and crosstab analyses, providing additional evidence that these features contribute substantially to phishing website detection performance. However, the feature importance results do not fully validate the removal of all discarded features, and a more systematic feature-selection methodology would provide stronger justification for these decisions.</w:t>
+        <w:t>For example, DomainRegLen exhibited a correlation magnitude of approximately 0.226 with the target variable, which exceeded the correlation values of several retained features. This suggests that potentially useful information may have been discarded.</w:t>
+      </w:r>
+    </w:p>
+    <w:p>
+      <w:r>
+        <w:t>Although the feature-selection process reduced the number of variables and resulted in strong classification performance, the notebook provides limited evidence that all removed features were unnecessary. In addition to correlation analysis, feature importance scores from the Gradient Boosting model were examined. The feature importance analysis identified HTTPS, AnchorURL, and WebsiteTraffic among the most influential predictors. This result is consistent with the correlation and crosstab analyses, providing additional evidence that these features contribute substantially to phishing website detection performance. However, the feature importance results do not fully validate the removal of all discarded features, and a more systematic feature-selection methodology would provide stronger justification for these decisions.</w:t>
       </w:r>
     </w:p>
     <w:p>
@@ -2043,15 +1857,7 @@
         </w:numPr>
       </w:pPr>
       <w:r>
-        <w:t xml:space="preserve">K-Nearest </w:t>
-      </w:r>
-      <w:proofErr w:type="spellStart"/>
-      <w:r>
-        <w:t>Neighbors</w:t>
-      </w:r>
-      <w:proofErr w:type="spellEnd"/>
-      <w:r>
-        <w:t xml:space="preserve"> (KNN) </w:t>
+        <w:t xml:space="preserve">K-Nearest Neighbors (KNN) </w:t>
       </w:r>
     </w:p>
     <w:p>
@@ -2073,15 +1879,7 @@
         </w:numPr>
       </w:pPr>
       <w:r>
-        <w:t xml:space="preserve">Multi-Layer </w:t>
-      </w:r>
-      <w:proofErr w:type="spellStart"/>
-      <w:r>
-        <w:t>Perceptrons</w:t>
-      </w:r>
-      <w:proofErr w:type="spellEnd"/>
-      <w:r>
-        <w:t xml:space="preserve"> (MLP) </w:t>
+        <w:t xml:space="preserve">Multi-Layer Perceptrons (MLP) </w:t>
       </w:r>
     </w:p>
     <w:p>
@@ -2211,7 +2009,15 @@
     </w:p>
     <w:p>
       <w:r>
-        <w:t>The notebook performs several preprocessing operations intended to identify and handle outliers, including:</w:t>
+        <w:t xml:space="preserve">The notebook performs several preprocessing operations </w:t>
+      </w:r>
+      <w:proofErr w:type="gramStart"/>
+      <w:r>
+        <w:t>intended</w:t>
+      </w:r>
+      <w:proofErr w:type="gramEnd"/>
+      <w:r>
+        <w:t xml:space="preserve"> to identify and handle outliers, including:</w:t>
       </w:r>
     </w:p>
     <w:p>
@@ -2428,21 +2234,24 @@
       </w:r>
     </w:p>
     <w:p>
-      <w:proofErr w:type="spellStart"/>
-      <w:r>
-        <w:t>df</w:t>
-      </w:r>
-      <w:proofErr w:type="spellEnd"/>
-      <w:r>
-        <w:t xml:space="preserve"> = </w:t>
-      </w:r>
-      <w:proofErr w:type="spellStart"/>
-      <w:r>
-        <w:t>pd.read_csv</w:t>
-      </w:r>
-      <w:proofErr w:type="spellEnd"/>
-      <w:r>
-        <w:t>("C:\\Users\\SUMANJALI\\URL-Based Phishing Detection Using Machine Learning\\phishing.csv")</w:t>
+      <w:r>
+        <w:t xml:space="preserve">df = </w:t>
+      </w:r>
+      <w:proofErr w:type="gramStart"/>
+      <w:r>
+        <w:t>pd.read</w:t>
+      </w:r>
+      <w:proofErr w:type="gramEnd"/>
+      <w:r>
+        <w:t>_</w:t>
+      </w:r>
+      <w:proofErr w:type="gramStart"/>
+      <w:r>
+        <w:t>csv(</w:t>
+      </w:r>
+      <w:proofErr w:type="gramEnd"/>
+      <w:r>
+        <w:t>"C:\\Users\\SUMANJALI\\URL-Based Phishing Detection Using Machine Learning\\phishing.csv")</w:t>
       </w:r>
     </w:p>
     <w:p>
@@ -2456,21 +2265,16 @@
       </w:r>
     </w:p>
     <w:p>
-      <w:proofErr w:type="spellStart"/>
-      <w:r>
-        <w:t>df</w:t>
-      </w:r>
-      <w:proofErr w:type="spellEnd"/>
-      <w:r>
-        <w:t xml:space="preserve"> = </w:t>
-      </w:r>
-      <w:proofErr w:type="spellStart"/>
-      <w:r>
-        <w:t>pd.read_csv</w:t>
-      </w:r>
-      <w:proofErr w:type="spellEnd"/>
-      <w:r>
-        <w:t>("phishing.csv")</w:t>
+      <w:r>
+        <w:t xml:space="preserve">df = </w:t>
+      </w:r>
+      <w:proofErr w:type="gramStart"/>
+      <w:r>
+        <w:t>pd.read</w:t>
+      </w:r>
+      <w:proofErr w:type="gramEnd"/>
+      <w:r>
+        <w:t>_csv("phishing.csv")</w:t>
       </w:r>
     </w:p>
     <w:p>
@@ -2479,21 +2283,16 @@
       </w:r>
     </w:p>
     <w:p>
-      <w:proofErr w:type="spellStart"/>
-      <w:r>
-        <w:t>df</w:t>
-      </w:r>
-      <w:proofErr w:type="spellEnd"/>
-      <w:r>
-        <w:t xml:space="preserve"> = </w:t>
-      </w:r>
-      <w:proofErr w:type="spellStart"/>
-      <w:r>
-        <w:t>pd.read_csv</w:t>
-      </w:r>
-      <w:proofErr w:type="spellEnd"/>
-      <w:r>
-        <w:t>("./data/phishing.csv")</w:t>
+      <w:r>
+        <w:t xml:space="preserve">df = </w:t>
+      </w:r>
+      <w:proofErr w:type="gramStart"/>
+      <w:r>
+        <w:t>pd.read</w:t>
+      </w:r>
+      <w:proofErr w:type="gramEnd"/>
+      <w:r>
+        <w:t>_csv("./data/phishing.csv")</w:t>
       </w:r>
     </w:p>
     <w:p>
@@ -2761,6 +2560,11 @@
     </w:p>
     <w:p>
       <w:r>
+        <w:t>In addition, the notebook applies feature scaling before the train-test split. This introduces data leakage because information from the test set influences the scaling parameters used during training. Although the impact may be limited in this dataset, the resulting performance estimates may be slightly optimistic compared with a fully isolated evaluation procedure.</w:t>
+      </w:r>
+    </w:p>
+    <w:p>
+      <w:r>
         <w:t>Consequently, stronger justification should have been provided for some preprocessing choices, particularly outlier handling and oversampling.</w:t>
       </w:r>
     </w:p>
@@ -2810,28 +2614,12 @@
     </w:p>
     <w:p>
       <w:r>
-        <w:t xml:space="preserve">Several machine learning algorithms used in the notebook contain stochastic components, including Decision Trees, Random Forests, and Multi-Layer </w:t>
-      </w:r>
-      <w:proofErr w:type="spellStart"/>
-      <w:r>
-        <w:t>Perceptrons</w:t>
-      </w:r>
-      <w:proofErr w:type="spellEnd"/>
-      <w:r>
-        <w:t>.</w:t>
-      </w:r>
-    </w:p>
-    <w:p>
-      <w:r>
-        <w:t xml:space="preserve">However, the notebook does not consistently specify a </w:t>
-      </w:r>
-      <w:proofErr w:type="spellStart"/>
-      <w:r>
-        <w:t>random_state</w:t>
-      </w:r>
-      <w:proofErr w:type="spellEnd"/>
-      <w:r>
-        <w:t xml:space="preserve"> parameter when initializing these models.</w:t>
+        <w:t>Several machine learning algorithms used in the notebook contain stochastic components, including Decision Trees, Random Forests, and Multi-Layer Perceptrons.</w:t>
+      </w:r>
+    </w:p>
+    <w:p>
+      <w:r>
+        <w:t>However, the notebook does not consistently specify a random_state parameter when initializing these models.</w:t>
       </w:r>
     </w:p>
     <w:p>
@@ -3106,13 +2894,8 @@
       </w:r>
     </w:p>
     <w:p>
-      <w:proofErr w:type="spellStart"/>
-      <w:r>
-        <w:t>random_state</w:t>
-      </w:r>
-      <w:proofErr w:type="spellEnd"/>
-      <w:r>
-        <w:t xml:space="preserve"> = 42</w:t>
+      <w:r>
+        <w:t>random_state = 42</w:t>
       </w:r>
     </w:p>
     <w:p>
@@ -3261,7 +3044,15 @@
         <w:t xml:space="preserve">Overall, </w:t>
       </w:r>
       <w:r>
-        <w:t>the project can be reproduced successfully and the author's primary findings were verified. However, additional documentation, stronger reproducibility practices, and clearer methodological justification would significantly improve transparency, reliability, and ease of reproduction.</w:t>
+        <w:t xml:space="preserve">the project can be reproduced </w:t>
+      </w:r>
+      <w:proofErr w:type="gramStart"/>
+      <w:r>
+        <w:t>successfully</w:t>
+      </w:r>
+      <w:proofErr w:type="gramEnd"/>
+      <w:r>
+        <w:t xml:space="preserve"> and the author's primary findings were verified. However, additional documentation, stronger reproducibility practices, and clearer methodological justification would significantly improve transparency, reliability, and ease of reproduction.</w:t>
       </w:r>
     </w:p>
     <w:p/>
@@ -3316,7 +3107,15 @@
     </w:p>
     <w:p>
       <w:r>
-        <w:t>SMOTE is a commonly used technique that generates synthetic examples of minority-class observations in order to create a more balanced training dataset.</w:t>
+        <w:t xml:space="preserve">SMOTE is a commonly used technique that generates synthetic examples of minority-class observations </w:t>
+      </w:r>
+      <w:proofErr w:type="gramStart"/>
+      <w:r>
+        <w:t>in order to</w:t>
+      </w:r>
+      <w:proofErr w:type="gramEnd"/>
+      <w:r>
+        <w:t xml:space="preserve"> create a more balanced training dataset.</w:t>
       </w:r>
     </w:p>
     <w:p>
@@ -3535,7 +3334,15 @@
     </w:p>
     <w:p>
       <w:r>
-        <w:t>This comparison would allow researchers to determine whether oversampling actually improves performance or simply increases model complexity.</w:t>
+        <w:t xml:space="preserve">This comparison would allow researchers to determine whether oversampling </w:t>
+      </w:r>
+      <w:proofErr w:type="gramStart"/>
+      <w:r>
+        <w:t>actually improves</w:t>
+      </w:r>
+      <w:proofErr w:type="gramEnd"/>
+      <w:r>
+        <w:t xml:space="preserve"> performance or simply increases model complexity.</w:t>
       </w:r>
     </w:p>
     <w:p>
@@ -3698,8 +3505,13 @@
       </w:r>
     </w:p>
     <w:p>
-      <w:r>
-        <w:t xml:space="preserve">This raises concerns regarding whether the outlier-removal process contributed meaningful improvements to the model </w:t>
+      <w:proofErr w:type="gramStart"/>
+      <w:r>
+        <w:t>This raises</w:t>
+      </w:r>
+      <w:proofErr w:type="gramEnd"/>
+      <w:r>
+        <w:t xml:space="preserve"> concerns regarding whether the outlier-removal process contributed meaningful improvements to the model </w:t>
       </w:r>
       <w:r>
         <w:t>performance or simply increased preprocessing complexity.</w:t>
@@ -3790,21 +3602,12 @@
       <w:r>
         <w:t xml:space="preserve">For example, the feature </w:t>
       </w:r>
-      <w:proofErr w:type="spellStart"/>
       <w:r>
         <w:rPr>
           <w:i/>
           <w:iCs/>
         </w:rPr>
-        <w:t>DomainRegLen</w:t>
-      </w:r>
-      <w:proofErr w:type="spellEnd"/>
-      <w:r>
-        <w:rPr>
-          <w:i/>
-          <w:iCs/>
-        </w:rPr>
-        <w:t xml:space="preserve"> </w:t>
+        <w:t xml:space="preserve">DomainRegLen </w:t>
       </w:r>
       <w:r>
         <w:t>demonstrated a stronger relationship with the target variable than several features that were retained.</w:t>
@@ -4002,7 +3805,15 @@
         <w:t xml:space="preserve">A comprehensive evaluation should </w:t>
       </w:r>
       <w:r>
-        <w:t>consider all of these metrics rather than focusing mainly on overall accuracy.</w:t>
+        <w:t xml:space="preserve">consider </w:t>
+      </w:r>
+      <w:proofErr w:type="gramStart"/>
+      <w:r>
+        <w:t>all of</w:t>
+      </w:r>
+      <w:proofErr w:type="gramEnd"/>
+      <w:r>
+        <w:t xml:space="preserve"> these metrics rather than focusing mainly on overall accuracy.</w:t>
       </w:r>
     </w:p>
     <w:p/>
@@ -4093,11 +3904,9 @@
           <w:numId w:val="26"/>
         </w:numPr>
       </w:pPr>
-      <w:proofErr w:type="spellStart"/>
       <w:r>
         <w:t>AnchorURL</w:t>
       </w:r>
-      <w:proofErr w:type="spellEnd"/>
     </w:p>
     <w:p>
       <w:pPr>
@@ -4106,11 +3915,9 @@
           <w:numId w:val="26"/>
         </w:numPr>
       </w:pPr>
-      <w:proofErr w:type="spellStart"/>
       <w:r>
         <w:t>WebsiteTraffic</w:t>
       </w:r>
-      <w:proofErr w:type="spellEnd"/>
     </w:p>
     <w:p>
       <w:r>
@@ -4197,7 +4004,15 @@
         <w:t xml:space="preserve">Consequently, </w:t>
       </w:r>
       <w:r>
-        <w:t>while the final results appear reasonable and the primary conclusion is supported, certain aspects of the methodology could be strengthened to provide greater confidence in the reported findings.</w:t>
+        <w:t xml:space="preserve">while the </w:t>
+      </w:r>
+      <w:proofErr w:type="gramStart"/>
+      <w:r>
+        <w:t>final results</w:t>
+      </w:r>
+      <w:proofErr w:type="gramEnd"/>
+      <w:r>
+        <w:t xml:space="preserve"> appear reasonable and the primary conclusion is supported, certain aspects of the methodology could be strengthened to provide greater confidence in the reported findings.</w:t>
       </w:r>
     </w:p>
     <w:p/>
@@ -4269,15 +4084,7 @@
         </w:numPr>
       </w:pPr>
       <w:r>
-        <w:t xml:space="preserve">K-Nearest </w:t>
-      </w:r>
-      <w:proofErr w:type="spellStart"/>
-      <w:r>
-        <w:t>Neighbors</w:t>
-      </w:r>
-      <w:proofErr w:type="spellEnd"/>
-      <w:r>
-        <w:t xml:space="preserve"> (KNN)</w:t>
+        <w:t>K-Nearest Neighbors (KNN)</w:t>
       </w:r>
     </w:p>
     <w:p>
@@ -4827,13 +4634,8 @@
               <w:t xml:space="preserve">   </w:t>
             </w:r>
             <w:r>
-              <w:t xml:space="preserve">K-Nearest </w:t>
+              <w:t>K-Nearest Neighbors</w:t>
             </w:r>
-            <w:proofErr w:type="spellStart"/>
-            <w:r>
-              <w:t>Neighbors</w:t>
-            </w:r>
-            <w:proofErr w:type="spellEnd"/>
           </w:p>
         </w:tc>
         <w:tc>
@@ -4951,15 +4753,7 @@
         <w:t xml:space="preserve">The results </w:t>
       </w:r>
       <w:r>
-        <w:t xml:space="preserve">indicate that ensemble-based methods achieved the strongest performance on this dataset. Gradient Boosting and Random Forest occupied the top two positions, while simpler models such as Logistic Regression and K-Nearest </w:t>
-      </w:r>
-      <w:proofErr w:type="spellStart"/>
-      <w:r>
-        <w:t>Neighbors</w:t>
-      </w:r>
-      <w:proofErr w:type="spellEnd"/>
-      <w:r>
-        <w:t xml:space="preserve"> achieved slightly lower accuracy. Naive Bayes performed substantially worse than all other evaluated models.</w:t>
+        <w:t>indicate that ensemble-based methods achieved the strongest performance on this dataset. Gradient Boosting and Random Forest occupied the top two positions, while simpler models such as Logistic Regression and K-Nearest Neighbors achieved slightly lower accuracy. Naive Bayes performed substantially worse than all other evaluated models.</w:t>
       </w:r>
     </w:p>
     <w:p>
@@ -5050,7 +4844,15 @@
     </w:p>
     <w:p>
       <w:r>
-        <w:t>From a cybersecurity perspective, this performance indicates that the model is capable of detecting most phishing websites while maintaining a relatively low rate of false alarms for legitimate websites.</w:t>
+        <w:t xml:space="preserve">From a cybersecurity perspective, this performance indicates that the model </w:t>
+      </w:r>
+      <w:proofErr w:type="gramStart"/>
+      <w:r>
+        <w:t>is capable of detecting</w:t>
+      </w:r>
+      <w:proofErr w:type="gramEnd"/>
+      <w:r>
+        <w:t xml:space="preserve"> most phishing websites while maintaining a relatively low rate of false alarms for legitimate websites.</w:t>
       </w:r>
     </w:p>
     <w:p>
@@ -5122,15 +4924,7 @@
         <w:t>correctly classified all observations belonging to Class -1, it correctly identified only a small proportion of Class 1 observations.</w:t>
       </w:r>
       <w:r>
-        <w:t xml:space="preserve"> This resulted in a highly unbalanced classifier that </w:t>
-      </w:r>
-      <w:proofErr w:type="spellStart"/>
-      <w:r>
-        <w:t>favored</w:t>
-      </w:r>
-      <w:proofErr w:type="spellEnd"/>
-      <w:r>
-        <w:t xml:space="preserve"> one class while performing poorly on the other. The results illustrate why accuracy alone can be misleading and highlight the importance of examining precision, recall, and F1-scores alongside overall accuracy.</w:t>
+        <w:t xml:space="preserve"> This resulted in a highly unbalanced classifier that favored one class while performing poorly on the other. The results illustrate why accuracy alone can be misleading and highlight the importance of examining precision, recall, and F1-scores alongside overall accuracy.</w:t>
       </w:r>
     </w:p>
     <w:p>
@@ -5231,7 +5025,15 @@
         <w:t>Precision</w:t>
       </w:r>
       <w:r>
-        <w:t xml:space="preserve"> measures the proportion of websites predicted as phishing that were actually phishing:</w:t>
+        <w:t xml:space="preserve"> measures the proportion of websites predicted as phishing that were </w:t>
+      </w:r>
+      <w:proofErr w:type="gramStart"/>
+      <w:r>
+        <w:t>actually phishing</w:t>
+      </w:r>
+      <w:proofErr w:type="gramEnd"/>
+      <w:r>
+        <w:t>:</w:t>
       </w:r>
     </w:p>
     <w:p>
@@ -5302,7 +5104,39 @@
     </w:p>
     <w:p>
       <w:r>
-        <w:t>MCC = (TP × TN − FP × FN) / √[(TP + FP)(TP + FN)(TN + FP)(TN + FN)]</w:t>
+        <w:t xml:space="preserve">MCC = (TP × TN − FP × FN) / </w:t>
+      </w:r>
+      <w:proofErr w:type="gramStart"/>
+      <w:r>
+        <w:t>√[</w:t>
+      </w:r>
+      <w:proofErr w:type="gramEnd"/>
+      <w:r>
+        <w:t xml:space="preserve">(TP + </w:t>
+      </w:r>
+      <w:proofErr w:type="gramStart"/>
+      <w:r>
+        <w:t>FP)(</w:t>
+      </w:r>
+      <w:proofErr w:type="gramEnd"/>
+      <w:r>
+        <w:t xml:space="preserve">TP + </w:t>
+      </w:r>
+      <w:proofErr w:type="gramStart"/>
+      <w:r>
+        <w:t>FN)(</w:t>
+      </w:r>
+      <w:proofErr w:type="gramEnd"/>
+      <w:r>
+        <w:t xml:space="preserve">TN + </w:t>
+      </w:r>
+      <w:proofErr w:type="gramStart"/>
+      <w:r>
+        <w:t>FP)(</w:t>
+      </w:r>
+      <w:proofErr w:type="gramEnd"/>
+      <w:r>
+        <w:t>TN + FN)]</w:t>
       </w:r>
     </w:p>
     <w:p>
@@ -5475,15 +5309,7 @@
         <w:t>4</w:t>
       </w:r>
       <w:r>
-        <w:t xml:space="preserve"> false positives and 29 false negatives. The relatively balanced distribution of errors suggests that the classifier did not strongly </w:t>
-      </w:r>
-      <w:proofErr w:type="spellStart"/>
-      <w:r>
-        <w:t>favor</w:t>
-      </w:r>
-      <w:proofErr w:type="spellEnd"/>
-      <w:r>
-        <w:t xml:space="preserve"> one class over the other.</w:t>
+        <w:t xml:space="preserve"> false positives and 29 false negatives. The relatively balanced distribution of errors suggests that the classifier did not strongly favor one class over the other.</w:t>
       </w:r>
     </w:p>
     <w:p>
@@ -5549,34 +5375,18 @@
     </w:p>
     <w:p>
       <w:r>
-        <w:t xml:space="preserve">Several strengths were identified throughout the analysis. The project uses a publicly available dataset, evaluates multiple machine learning algorithms, performs exploratory data analysis, and reports several performance metrics. The final conclusion that Gradient Boosting achieved the highest performance was supported by the reproduced results. Furthermore, </w:t>
-      </w:r>
-      <w:r>
-        <w:t xml:space="preserve">the independent analysis confirmed that important features identified by the author, such as HTTPS, </w:t>
-      </w:r>
-      <w:proofErr w:type="spellStart"/>
-      <w:r>
-        <w:t>AnchorURL</w:t>
-      </w:r>
-      <w:proofErr w:type="spellEnd"/>
-      <w:r>
-        <w:t xml:space="preserve">, and </w:t>
-      </w:r>
-      <w:proofErr w:type="spellStart"/>
-      <w:r>
-        <w:t>WebsiteTraffic</w:t>
-      </w:r>
-      <w:proofErr w:type="spellEnd"/>
-      <w:r>
-        <w:t xml:space="preserve">, are among the strongest predictors in the dataset, with HTTPS and </w:t>
-      </w:r>
-      <w:proofErr w:type="spellStart"/>
-      <w:r>
-        <w:t>AnchorURL</w:t>
-      </w:r>
-      <w:proofErr w:type="spellEnd"/>
-      <w:r>
-        <w:t xml:space="preserve"> exhibiting particularly strong correlations with the target variable.</w:t>
+        <w:t xml:space="preserve">Several strengths were identified throughout the analysis. The project uses a publicly available dataset, evaluates multiple machine learning algorithms, performs exploratory data analysis, and reports several performance metrics. </w:t>
+      </w:r>
+      <w:proofErr w:type="gramStart"/>
+      <w:r>
+        <w:t>The final conclusion</w:t>
+      </w:r>
+      <w:proofErr w:type="gramEnd"/>
+      <w:r>
+        <w:t xml:space="preserve"> that Gradient Boosting achieved the highest performance was supported by the reproduced results. Furthermore, </w:t>
+      </w:r>
+      <w:r>
+        <w:t>the independent analysis confirmed that important features identified by the author, such as HTTPS, AnchorURL, and WebsiteTraffic, are among the strongest predictors in the dataset, with HTTPS and AnchorURL exhibiting particularly strong correlations with the target variable.</w:t>
       </w:r>
     </w:p>
     <w:p>

--- a/Report.docx
+++ b/Report.docx
@@ -59,12 +59,44 @@
     </w:p>
     <w:p>
       <w:r>
-        <w:t>The dataset contained 11,054 observations and 32 columns. After duplicate removal, the working dataset consisted of 5,849 unique observations. Multiple machine learning models were evaluated, including Logistic Regression, K-Nearest Neighbors, Naive Bayes, Decision Trees, Random Forests, Support Vector Machines, Multi-Layer Perceptrons, and Gradient Boosting.</w:t>
-      </w:r>
-    </w:p>
-    <w:p>
-      <w:r>
-        <w:t>The reproduction process confirmed that the dataset contains highly informative features for phishing detection. Correlation, crosstab, and feature importance analyses identified HTTPS, AnchorURL, and WebsiteTraffic among the most influential predictors. The reproduced experiments also confirmed the author’s primary conclusion that Gradient Boosting achieved the best overall performance.</w:t>
+        <w:t xml:space="preserve">The dataset contained 11,054 observations and 32 columns. After duplicate removal, the working dataset consisted of 5,849 unique observations. Multiple machine learning models were evaluated, including Logistic Regression, K-Nearest </w:t>
+      </w:r>
+      <w:proofErr w:type="spellStart"/>
+      <w:r>
+        <w:t>Neighbors</w:t>
+      </w:r>
+      <w:proofErr w:type="spellEnd"/>
+      <w:r>
+        <w:t xml:space="preserve">, Naive Bayes, Decision Trees, Random Forests, Support Vector Machines, Multi-Layer </w:t>
+      </w:r>
+      <w:proofErr w:type="spellStart"/>
+      <w:r>
+        <w:t>Perceptrons</w:t>
+      </w:r>
+      <w:proofErr w:type="spellEnd"/>
+      <w:r>
+        <w:t>, and Gradient Boosting.</w:t>
+      </w:r>
+    </w:p>
+    <w:p>
+      <w:r>
+        <w:t xml:space="preserve">The reproduction process confirmed that the dataset contains highly informative features for phishing detection. Correlation, crosstab, and feature importance analyses identified HTTPS, </w:t>
+      </w:r>
+      <w:proofErr w:type="spellStart"/>
+      <w:r>
+        <w:t>AnchorURL</w:t>
+      </w:r>
+      <w:proofErr w:type="spellEnd"/>
+      <w:r>
+        <w:t xml:space="preserve">, and </w:t>
+      </w:r>
+      <w:proofErr w:type="spellStart"/>
+      <w:r>
+        <w:t>WebsiteTraffic</w:t>
+      </w:r>
+      <w:proofErr w:type="spellEnd"/>
+      <w:r>
+        <w:t xml:space="preserve"> among the most influential predictors. The reproduced experiments also confirmed the author’s primary conclusion that Gradient Boosting achieved the best overall performance.</w:t>
       </w:r>
     </w:p>
     <w:p>
@@ -87,52 +119,27 @@
     <w:p/>
     <w:p/>
     <w:p/>
-    <w:p/>
-    <w:p>
-      <w:pPr>
-        <w:rPr>
-          <w:b/>
-          <w:bCs/>
-        </w:rPr>
-      </w:pPr>
-      <w:r>
-        <w:rPr>
-          <w:b/>
-          <w:bCs/>
-        </w:rPr>
-        <w:t>Selected Source - GitHub Repository:</w:t>
-      </w:r>
-    </w:p>
-    <w:p>
-      <w:hyperlink r:id="rId5" w:tgtFrame="_blank" w:history="1">
-        <w:r>
-          <w:rPr>
-            <w:rStyle w:val="Hyperlink"/>
-          </w:rPr>
-          <w:t>URL-Based-Phishing-Detection-using-machine-Learning</w:t>
-        </w:r>
-      </w:hyperlink>
-    </w:p>
-    <w:p>
-      <w:pPr>
-        <w:rPr>
-          <w:b/>
-          <w:bCs/>
-        </w:rPr>
-      </w:pPr>
-    </w:p>
-    <w:p>
-      <w:pPr>
-        <w:rPr>
-          <w:b/>
-          <w:bCs/>
-        </w:rPr>
-      </w:pPr>
-      <w:r>
-        <w:rPr>
-          <w:b/>
-          <w:bCs/>
-        </w:rPr>
+    <w:p>
+      <w:pPr>
+        <w:rPr>
+          <w:b/>
+          <w:bCs/>
+        </w:rPr>
+      </w:pPr>
+    </w:p>
+    <w:p>
+      <w:pPr>
+        <w:rPr>
+          <w:b/>
+          <w:bCs/>
+        </w:rPr>
+      </w:pPr>
+      <w:r>
+        <w:rPr>
+          <w:b/>
+          <w:bCs/>
+        </w:rPr>
+        <w:lastRenderedPageBreak/>
         <w:t>Topic</w:t>
       </w:r>
     </w:p>
@@ -343,15 +350,43 @@
     </w:p>
     <w:p>
       <w:r>
-        <w:t xml:space="preserve">The original project evaluates multiple machine learning algorithms, including Logistic Regression, K-Nearest Neighbors, Naive Bayes, Decision Trees, Random Forests, Support Vector Machines, Multi-Layer Perceptrons, and Gradient Boosting. </w:t>
-      </w:r>
-      <w:r>
-        <w:t>According to the author, Gradient Boosting achieved the highest performance with an accuracy of approximately 94.5%, making it the best-performing model among those evaluated.</w:t>
-      </w:r>
-    </w:p>
-    <w:p>
-      <w:r>
-        <w:t>The objective of this report is not only to reproduce the author's results, but also to examine the quality of the dataset, evaluate the preprocessing and modeling decisions, verify the reported findings, identify potential reproducibility issues, and assess whether the author's conclusions are supported by the experimental evidence.</w:t>
+        <w:t xml:space="preserve">The original project evaluates multiple machine learning algorithms, including Logistic Regression, K-Nearest </w:t>
+      </w:r>
+      <w:proofErr w:type="spellStart"/>
+      <w:r>
+        <w:t>Neighbors</w:t>
+      </w:r>
+      <w:proofErr w:type="spellEnd"/>
+      <w:r>
+        <w:t xml:space="preserve">, Naive Bayes, Decision Trees, Random Forests, Support Vector Machines, Multi-Layer </w:t>
+      </w:r>
+      <w:proofErr w:type="spellStart"/>
+      <w:r>
+        <w:t>Perceptrons</w:t>
+      </w:r>
+      <w:proofErr w:type="spellEnd"/>
+      <w:r>
+        <w:t xml:space="preserve">, and Gradient Boosting. </w:t>
+      </w:r>
+      <w:r>
+        <w:t xml:space="preserve">According to the author, Gradient Boosting achieved the </w:t>
+      </w:r>
+      <w:r>
+        <w:lastRenderedPageBreak/>
+        <w:t>highest performance with an accuracy of approximately 94.5%, making it the best-performing model among those evaluated.</w:t>
+      </w:r>
+    </w:p>
+    <w:p>
+      <w:r>
+        <w:t xml:space="preserve">The objective of this report is not only to reproduce the author's results, but also to examine the quality of the dataset, evaluate the preprocessing and </w:t>
+      </w:r>
+      <w:proofErr w:type="spellStart"/>
+      <w:r>
+        <w:t>modeling</w:t>
+      </w:r>
+      <w:proofErr w:type="spellEnd"/>
+      <w:r>
+        <w:t xml:space="preserve"> decisions, verify the reported findings, identify potential reproducibility issues, and assess whether the author's conclusions are supported by the experimental evidence.</w:t>
       </w:r>
     </w:p>
     <w:p/>
@@ -414,9 +449,11 @@
           <w:numId w:val="30"/>
         </w:numPr>
       </w:pPr>
+      <w:proofErr w:type="spellStart"/>
       <w:r>
         <w:t>UsingIP</w:t>
       </w:r>
+      <w:proofErr w:type="spellEnd"/>
     </w:p>
     <w:p>
       <w:pPr>
@@ -425,9 +462,11 @@
           <w:numId w:val="30"/>
         </w:numPr>
       </w:pPr>
+      <w:proofErr w:type="spellStart"/>
       <w:r>
         <w:t>LongURL</w:t>
       </w:r>
+      <w:proofErr w:type="spellEnd"/>
     </w:p>
     <w:p>
       <w:pPr>
@@ -469,9 +508,11 @@
           <w:numId w:val="30"/>
         </w:numPr>
       </w:pPr>
+      <w:proofErr w:type="spellStart"/>
       <w:r>
         <w:t>AnchorURL</w:t>
       </w:r>
+      <w:proofErr w:type="spellEnd"/>
     </w:p>
     <w:p>
       <w:pPr>
@@ -480,9 +521,11 @@
           <w:numId w:val="30"/>
         </w:numPr>
       </w:pPr>
+      <w:proofErr w:type="spellStart"/>
       <w:r>
         <w:t>WebsiteTraffic</w:t>
       </w:r>
+      <w:proofErr w:type="spellEnd"/>
     </w:p>
     <w:p>
       <w:pPr>
@@ -491,9 +534,11 @@
           <w:numId w:val="30"/>
         </w:numPr>
       </w:pPr>
+      <w:proofErr w:type="spellStart"/>
       <w:r>
         <w:t>GoogleIndex</w:t>
       </w:r>
+      <w:proofErr w:type="spellEnd"/>
     </w:p>
     <w:p>
       <w:pPr>
@@ -502,9 +547,11 @@
           <w:numId w:val="30"/>
         </w:numPr>
       </w:pPr>
+      <w:proofErr w:type="spellStart"/>
       <w:r>
         <w:t>StatsReport</w:t>
       </w:r>
+      <w:proofErr w:type="spellEnd"/>
     </w:p>
     <w:p>
       <w:r>
@@ -585,6 +632,7 @@
           <w:b/>
           <w:bCs/>
         </w:rPr>
+        <w:lastRenderedPageBreak/>
         <w:t>2.3 Duplicate Records</w:t>
       </w:r>
     </w:p>
@@ -870,9 +918,11 @@
           <w:numId w:val="5"/>
         </w:numPr>
       </w:pPr>
+      <w:proofErr w:type="spellStart"/>
       <w:r>
         <w:t>UsingIP</w:t>
       </w:r>
+      <w:proofErr w:type="spellEnd"/>
     </w:p>
     <w:p>
       <w:pPr>
@@ -892,9 +942,11 @@
           <w:numId w:val="5"/>
         </w:numPr>
       </w:pPr>
+      <w:proofErr w:type="spellStart"/>
       <w:r>
         <w:t>AnchorURL</w:t>
       </w:r>
+      <w:proofErr w:type="spellEnd"/>
     </w:p>
     <w:p>
       <w:pPr>
@@ -903,9 +955,11 @@
           <w:numId w:val="5"/>
         </w:numPr>
       </w:pPr>
+      <w:proofErr w:type="spellStart"/>
       <w:r>
         <w:t>GoogleIndex</w:t>
       </w:r>
+      <w:proofErr w:type="spellEnd"/>
     </w:p>
     <w:p>
       <w:pPr>
@@ -914,9 +968,11 @@
           <w:numId w:val="5"/>
         </w:numPr>
       </w:pPr>
+      <w:proofErr w:type="spellStart"/>
       <w:r>
         <w:t>WebsiteTraffic</w:t>
       </w:r>
+      <w:proofErr w:type="spellEnd"/>
     </w:p>
     <w:p>
       <w:pPr>
@@ -925,9 +981,12 @@
           <w:numId w:val="5"/>
         </w:numPr>
       </w:pPr>
-      <w:r>
+      <w:proofErr w:type="spellStart"/>
+      <w:r>
+        <w:lastRenderedPageBreak/>
         <w:t>StatsReport</w:t>
       </w:r>
+      <w:proofErr w:type="spellEnd"/>
     </w:p>
     <w:p>
       <w:r>
@@ -936,7 +995,15 @@
     </w:p>
     <w:p>
       <w:r>
-        <w:t>An important observation is that most features are already preprocessed and transformed into security indicators rather than raw website attributes. Therefore, this project focuses primarily on classification rather than feature extraction.</w:t>
+        <w:t xml:space="preserve">An important observation is that most features are already </w:t>
+      </w:r>
+      <w:proofErr w:type="spellStart"/>
+      <w:r>
+        <w:t>preprocessed</w:t>
+      </w:r>
+      <w:proofErr w:type="spellEnd"/>
+      <w:r>
+        <w:t xml:space="preserve"> and transformed into security indicators rather than raw website attributes. Therefore, this project focuses primarily on classification rather than feature extraction.</w:t>
       </w:r>
     </w:p>
     <w:p>
@@ -1166,6 +1233,7 @@
     </w:p>
     <w:p>
       <w:r>
+        <w:lastRenderedPageBreak/>
         <w:t xml:space="preserve">The difference between classes is approximately </w:t>
       </w:r>
       <w:r>
@@ -1332,9 +1400,11 @@
             <w:hideMark/>
           </w:tcPr>
           <w:p>
+            <w:proofErr w:type="spellStart"/>
             <w:r>
               <w:t>AnchorURL</w:t>
             </w:r>
+            <w:proofErr w:type="spellEnd"/>
           </w:p>
         </w:tc>
         <w:tc>
@@ -1364,8 +1434,13 @@
             <w:hideMark/>
           </w:tcPr>
           <w:p>
+            <w:proofErr w:type="spellStart"/>
             <w:r>
-              <w:t>PrefixSuffix-</w:t>
+              <w:t>PrefixSuffix</w:t>
+            </w:r>
+            <w:proofErr w:type="spellEnd"/>
+            <w:r>
+              <w:t>-</w:t>
             </w:r>
           </w:p>
         </w:tc>
@@ -1396,9 +1471,11 @@
             <w:hideMark/>
           </w:tcPr>
           <w:p>
+            <w:proofErr w:type="spellStart"/>
             <w:r>
               <w:t>SubDomains</w:t>
             </w:r>
+            <w:proofErr w:type="spellEnd"/>
           </w:p>
         </w:tc>
         <w:tc>
@@ -1431,9 +1508,11 @@
             <w:hideMark/>
           </w:tcPr>
           <w:p>
+            <w:proofErr w:type="spellStart"/>
             <w:r>
               <w:t>WebsiteTraffic</w:t>
             </w:r>
+            <w:proofErr w:type="spellEnd"/>
           </w:p>
         </w:tc>
         <w:tc>
@@ -1463,9 +1542,11 @@
             <w:hideMark/>
           </w:tcPr>
           <w:p>
+            <w:proofErr w:type="spellStart"/>
             <w:r>
               <w:t>LinksInScriptTags</w:t>
             </w:r>
+            <w:proofErr w:type="spellEnd"/>
           </w:p>
         </w:tc>
         <w:tc>
@@ -1495,9 +1576,11 @@
             <w:hideMark/>
           </w:tcPr>
           <w:p>
+            <w:proofErr w:type="spellStart"/>
             <w:r>
               <w:t>RequestURL</w:t>
             </w:r>
+            <w:proofErr w:type="spellEnd"/>
           </w:p>
         </w:tc>
         <w:tc>
@@ -1519,7 +1602,23 @@
     </w:tbl>
     <w:p>
       <w:r>
-        <w:t>The results support the author's conclusion that HTTPS, AnchorURL, and WebsiteTraffic are among the most influential features for phishing detection.</w:t>
+        <w:t xml:space="preserve">The results support the author's conclusion that HTTPS, </w:t>
+      </w:r>
+      <w:proofErr w:type="spellStart"/>
+      <w:r>
+        <w:t>AnchorURL</w:t>
+      </w:r>
+      <w:proofErr w:type="spellEnd"/>
+      <w:r>
+        <w:t xml:space="preserve">, and </w:t>
+      </w:r>
+      <w:proofErr w:type="spellStart"/>
+      <w:r>
+        <w:t>WebsiteTraffic</w:t>
+      </w:r>
+      <w:proofErr w:type="spellEnd"/>
+      <w:r>
+        <w:t xml:space="preserve"> are among the most influential features for phishing detection.</w:t>
       </w:r>
     </w:p>
     <w:p>
@@ -1532,7 +1631,15 @@
       </w:r>
       <w:proofErr w:type="gramEnd"/>
       <w:r>
-        <w:t xml:space="preserve"> and AnchorURL exhibit substantially stronger relationships with the target variable than any other feature in the dataset.</w:t>
+        <w:t xml:space="preserve"> and </w:t>
+      </w:r>
+      <w:proofErr w:type="spellStart"/>
+      <w:r>
+        <w:t>AnchorURL</w:t>
+      </w:r>
+      <w:proofErr w:type="spellEnd"/>
+      <w:r>
+        <w:t xml:space="preserve"> exhibit substantially stronger relationships with the target variable than any other feature in the dataset.</w:t>
       </w:r>
       <w:r>
         <w:t xml:space="preserve"> This suggests that the security characteristics captured by these variables play a significant role in distinguishing phishing websites from legitimate ones.</w:t>
@@ -1540,7 +1647,23 @@
     </w:p>
     <w:p>
       <w:r>
-        <w:t>In addition to correlation analysis, crosstab analysis was performed for several highly influential features, including HTTPS, AnchorURL, and WebsiteTraffic. The results showed clear differences in feature distributions between phishing and legitimate websites. This finding supports the correlation analysis and provides additional evidence that these features contribute meaningful information for phishing detection.</w:t>
+        <w:t xml:space="preserve">In addition to correlation analysis, crosstab analysis was performed for several highly influential features, including HTTPS, </w:t>
+      </w:r>
+      <w:proofErr w:type="spellStart"/>
+      <w:r>
+        <w:t>AnchorURL</w:t>
+      </w:r>
+      <w:proofErr w:type="spellEnd"/>
+      <w:r>
+        <w:t xml:space="preserve">, and </w:t>
+      </w:r>
+      <w:proofErr w:type="spellStart"/>
+      <w:r>
+        <w:t>WebsiteTraffic</w:t>
+      </w:r>
+      <w:proofErr w:type="spellEnd"/>
+      <w:r>
+        <w:t>. The results showed clear differences in feature distributions between phishing and legitimate websites. This finding supports the correlation analysis and provides additional evidence that these features contribute meaningful information for phishing detection.</w:t>
       </w:r>
       <w:r>
         <w:br/>
@@ -1554,6 +1677,7 @@
     </w:p>
     <w:p>
       <w:r>
+        <w:lastRenderedPageBreak/>
         <w:t xml:space="preserve">The correlation analysis partially validates the author's conclusions regarding important predictors. A more detailed evaluation of the feature-selection process is provided in </w:t>
       </w:r>
       <w:r>
@@ -1614,6 +1738,7 @@
       <w:r>
         <w:t xml:space="preserve">For example, the removed feature </w:t>
       </w:r>
+      <w:proofErr w:type="spellStart"/>
       <w:r>
         <w:rPr>
           <w:i/>
@@ -1621,6 +1746,7 @@
         </w:rPr>
         <w:t>DomainRegLen</w:t>
       </w:r>
+      <w:proofErr w:type="spellEnd"/>
       <w:r>
         <w:t xml:space="preserve"> exhibited a correlation magnitude of approximately 0.226 with the target variable, which exceeds the correlation values of several features that were retained.</w:t>
       </w:r>
@@ -1671,7 +1797,15 @@
     </w:p>
     <w:p>
       <w:r>
-        <w:t>Feature engineering plays an important role in machine learning because it transforms raw data into representations that can improve model performance. In cybersecurity applications, feature engineering is particularly important because malicious behavior is often identified through patterns embedded within network traffic, URLs, or system activity rather than through a single indicator.</w:t>
+        <w:t xml:space="preserve">Feature engineering plays an important role in machine learning because it transforms raw data into representations that can improve model performance. In cybersecurity applications, feature engineering is particularly important because malicious </w:t>
+      </w:r>
+      <w:proofErr w:type="spellStart"/>
+      <w:r>
+        <w:t>behavior</w:t>
+      </w:r>
+      <w:proofErr w:type="spellEnd"/>
+      <w:r>
+        <w:t xml:space="preserve"> is often identified through patterns embedded within network traffic, URLs, or system activity rather than through a single indicator.</w:t>
       </w:r>
     </w:p>
     <w:p>
@@ -1684,19 +1818,19 @@
         <w:t>As a result, the feature-engineering process in the notebook focused primarily on preprocessing, feature selection, scaling, and class balancing rather than creating entirely new features.</w:t>
       </w:r>
     </w:p>
-    <w:p/>
-    <w:p>
-      <w:pPr>
-        <w:rPr>
-          <w:b/>
-          <w:bCs/>
-        </w:rPr>
-      </w:pPr>
-      <w:r>
-        <w:rPr>
-          <w:b/>
-          <w:bCs/>
-        </w:rPr>
+    <w:p>
+      <w:pPr>
+        <w:rPr>
+          <w:b/>
+          <w:bCs/>
+        </w:rPr>
+      </w:pPr>
+      <w:r>
+        <w:rPr>
+          <w:b/>
+          <w:bCs/>
+        </w:rPr>
+        <w:lastRenderedPageBreak/>
         <w:t>4.2 Feature Selection</w:t>
       </w:r>
     </w:p>
@@ -1712,8 +1846,13 @@
           <w:numId w:val="38"/>
         </w:numPr>
       </w:pPr>
-      <w:r>
-        <w:t xml:space="preserve">LongURL </w:t>
+      <w:proofErr w:type="spellStart"/>
+      <w:r>
+        <w:t>LongURL</w:t>
+      </w:r>
+      <w:proofErr w:type="spellEnd"/>
+      <w:r>
+        <w:t xml:space="preserve"> </w:t>
       </w:r>
     </w:p>
     <w:p>
@@ -1756,8 +1895,13 @@
           <w:numId w:val="38"/>
         </w:numPr>
       </w:pPr>
-      <w:r>
-        <w:t xml:space="preserve">DomainRegLen </w:t>
+      <w:proofErr w:type="spellStart"/>
+      <w:r>
+        <w:t>DomainRegLen</w:t>
+      </w:r>
+      <w:proofErr w:type="spellEnd"/>
+      <w:r>
+        <w:t xml:space="preserve"> </w:t>
       </w:r>
     </w:p>
     <w:p>
@@ -1778,8 +1922,13 @@
           <w:numId w:val="38"/>
         </w:numPr>
       </w:pPr>
-      <w:r>
-        <w:t xml:space="preserve">UsingPopupWindow </w:t>
+      <w:proofErr w:type="spellStart"/>
+      <w:r>
+        <w:t>UsingPopupWindow</w:t>
+      </w:r>
+      <w:proofErr w:type="spellEnd"/>
+      <w:r>
+        <w:t xml:space="preserve"> </w:t>
       </w:r>
     </w:p>
     <w:p>
@@ -1789,8 +1938,13 @@
           <w:numId w:val="38"/>
         </w:numPr>
       </w:pPr>
-      <w:r>
-        <w:t xml:space="preserve">IframeRedirection </w:t>
+      <w:proofErr w:type="spellStart"/>
+      <w:r>
+        <w:t>IframeRedirection</w:t>
+      </w:r>
+      <w:proofErr w:type="spellEnd"/>
+      <w:r>
+        <w:t xml:space="preserve"> </w:t>
       </w:r>
     </w:p>
     <w:p>
@@ -1800,8 +1954,13 @@
           <w:numId w:val="38"/>
         </w:numPr>
       </w:pPr>
-      <w:r>
-        <w:t xml:space="preserve">LinksPointingToPage </w:t>
+      <w:proofErr w:type="spellStart"/>
+      <w:r>
+        <w:t>LinksPointingToPage</w:t>
+      </w:r>
+      <w:proofErr w:type="spellEnd"/>
+      <w:r>
+        <w:t xml:space="preserve"> </w:t>
       </w:r>
     </w:p>
     <w:p>
@@ -1816,12 +1975,36 @@
     </w:p>
     <w:p>
       <w:r>
-        <w:t>For example, DomainRegLen exhibited a correlation magnitude of approximately 0.226 with the target variable, which exceeded the correlation values of several retained features. This suggests that potentially useful information may have been discarded.</w:t>
-      </w:r>
-    </w:p>
-    <w:p>
-      <w:r>
-        <w:t>Although the feature-selection process reduced the number of variables and resulted in strong classification performance, the notebook provides limited evidence that all removed features were unnecessary. In addition to correlation analysis, feature importance scores from the Gradient Boosting model were examined. The feature importance analysis identified HTTPS, AnchorURL, and WebsiteTraffic among the most influential predictors. This result is consistent with the correlation and crosstab analyses, providing additional evidence that these features contribute substantially to phishing website detection performance. However, the feature importance results do not fully validate the removal of all discarded features, and a more systematic feature-selection methodology would provide stronger justification for these decisions.</w:t>
+        <w:t xml:space="preserve">For example, </w:t>
+      </w:r>
+      <w:proofErr w:type="spellStart"/>
+      <w:r>
+        <w:t>DomainRegLen</w:t>
+      </w:r>
+      <w:proofErr w:type="spellEnd"/>
+      <w:r>
+        <w:t xml:space="preserve"> exhibited a correlation magnitude of approximately 0.226 with the target variable, which exceeded the correlation values of several retained features. This suggests that potentially useful information may have been discarded.</w:t>
+      </w:r>
+    </w:p>
+    <w:p>
+      <w:r>
+        <w:t xml:space="preserve">Although the feature-selection process reduced the number of variables and resulted in strong classification performance, the notebook provides limited evidence that all removed features were unnecessary. In addition to correlation analysis, feature importance scores from the Gradient Boosting model were examined. The feature importance analysis identified HTTPS, </w:t>
+      </w:r>
+      <w:proofErr w:type="spellStart"/>
+      <w:r>
+        <w:t>AnchorURL</w:t>
+      </w:r>
+      <w:proofErr w:type="spellEnd"/>
+      <w:r>
+        <w:t xml:space="preserve">, and </w:t>
+      </w:r>
+      <w:proofErr w:type="spellStart"/>
+      <w:r>
+        <w:t>WebsiteTraffic</w:t>
+      </w:r>
+      <w:proofErr w:type="spellEnd"/>
+      <w:r>
+        <w:t xml:space="preserve"> among the most influential predictors. This result is consistent with the correlation and crosstab analyses, providing additional evidence that these features contribute substantially to phishing website detection performance. However, the feature importance results do not fully validate the removal of all discarded features, and a more systematic feature-selection methodology would provide stronger justification for these decisions.</w:t>
       </w:r>
     </w:p>
     <w:p>
@@ -1857,7 +2040,15 @@
         </w:numPr>
       </w:pPr>
       <w:r>
-        <w:t xml:space="preserve">K-Nearest Neighbors (KNN) </w:t>
+        <w:t xml:space="preserve">K-Nearest </w:t>
+      </w:r>
+      <w:proofErr w:type="spellStart"/>
+      <w:r>
+        <w:t>Neighbors</w:t>
+      </w:r>
+      <w:proofErr w:type="spellEnd"/>
+      <w:r>
+        <w:t xml:space="preserve"> (KNN) </w:t>
       </w:r>
     </w:p>
     <w:p>
@@ -1879,11 +2070,20 @@
         </w:numPr>
       </w:pPr>
       <w:r>
-        <w:t xml:space="preserve">Multi-Layer Perceptrons (MLP) </w:t>
-      </w:r>
-    </w:p>
-    <w:p>
-      <w:r>
+        <w:t xml:space="preserve">Multi-Layer </w:t>
+      </w:r>
+      <w:proofErr w:type="spellStart"/>
+      <w:r>
+        <w:t>Perceptrons</w:t>
+      </w:r>
+      <w:proofErr w:type="spellEnd"/>
+      <w:r>
+        <w:t xml:space="preserve"> (MLP) </w:t>
+      </w:r>
+    </w:p>
+    <w:p>
+      <w:r>
+        <w:lastRenderedPageBreak/>
         <w:t>Without scaling, features with larger numerical ranges can dominate the learning process and distort distance calculations.</w:t>
       </w:r>
     </w:p>
@@ -2055,6 +2255,7 @@
     </w:p>
     <w:p>
       <w:r>
+        <w:lastRenderedPageBreak/>
         <w:t>These techniques are commonly used for continuous numerical variables because they help identify extreme observations that may negatively influence model performance.</w:t>
       </w:r>
     </w:p>
@@ -2234,9 +2435,16 @@
       </w:r>
     </w:p>
     <w:p>
-      <w:r>
-        <w:t xml:space="preserve">df = </w:t>
-      </w:r>
+      <w:proofErr w:type="spellStart"/>
+      <w:r>
+        <w:lastRenderedPageBreak/>
+        <w:t>df</w:t>
+      </w:r>
+      <w:proofErr w:type="spellEnd"/>
+      <w:r>
+        <w:t xml:space="preserve"> = </w:t>
+      </w:r>
+      <w:proofErr w:type="spellStart"/>
       <w:proofErr w:type="gramStart"/>
       <w:r>
         <w:t>pd.read</w:t>
@@ -2247,7 +2455,11 @@
       </w:r>
       <w:proofErr w:type="gramStart"/>
       <w:r>
-        <w:t>csv(</w:t>
+        <w:t>csv</w:t>
+      </w:r>
+      <w:proofErr w:type="spellEnd"/>
+      <w:r>
+        <w:t>(</w:t>
       </w:r>
       <w:proofErr w:type="gramEnd"/>
       <w:r>
@@ -2265,16 +2477,26 @@
       </w:r>
     </w:p>
     <w:p>
-      <w:r>
-        <w:t xml:space="preserve">df = </w:t>
-      </w:r>
+      <w:proofErr w:type="spellStart"/>
+      <w:r>
+        <w:t>df</w:t>
+      </w:r>
+      <w:proofErr w:type="spellEnd"/>
+      <w:r>
+        <w:t xml:space="preserve"> = </w:t>
+      </w:r>
+      <w:proofErr w:type="spellStart"/>
       <w:proofErr w:type="gramStart"/>
       <w:r>
         <w:t>pd.read</w:t>
       </w:r>
       <w:proofErr w:type="gramEnd"/>
       <w:r>
-        <w:t>_csv("phishing.csv")</w:t>
+        <w:t>_csv</w:t>
+      </w:r>
+      <w:proofErr w:type="spellEnd"/>
+      <w:r>
+        <w:t>("phishing.csv")</w:t>
       </w:r>
     </w:p>
     <w:p>
@@ -2283,16 +2505,26 @@
       </w:r>
     </w:p>
     <w:p>
-      <w:r>
-        <w:t xml:space="preserve">df = </w:t>
-      </w:r>
+      <w:proofErr w:type="spellStart"/>
+      <w:r>
+        <w:t>df</w:t>
+      </w:r>
+      <w:proofErr w:type="spellEnd"/>
+      <w:r>
+        <w:t xml:space="preserve"> = </w:t>
+      </w:r>
+      <w:proofErr w:type="spellStart"/>
       <w:proofErr w:type="gramStart"/>
       <w:r>
         <w:t>pd.read</w:t>
       </w:r>
       <w:proofErr w:type="gramEnd"/>
       <w:r>
-        <w:t>_csv("./data/phishing.csv")</w:t>
+        <w:t>_csv</w:t>
+      </w:r>
+      <w:proofErr w:type="spellEnd"/>
+      <w:r>
+        <w:t>("./data/phishing.csv")</w:t>
       </w:r>
     </w:p>
     <w:p>
@@ -2300,6 +2532,7 @@
         <w:t>Although this issue is easily corrected, it reduces the portability of the implementation and creates an unnecessary barrier for reproduction.</w:t>
       </w:r>
     </w:p>
+    <w:p/>
     <w:p>
       <w:pPr>
         <w:rPr>
@@ -2489,6 +2722,7 @@
     </w:p>
     <w:p>
       <w:r>
+        <w:lastRenderedPageBreak/>
         <w:t>In particular:</w:t>
       </w:r>
     </w:p>
@@ -2614,12 +2848,28 @@
     </w:p>
     <w:p>
       <w:r>
-        <w:t>Several machine learning algorithms used in the notebook contain stochastic components, including Decision Trees, Random Forests, and Multi-Layer Perceptrons.</w:t>
-      </w:r>
-    </w:p>
-    <w:p>
-      <w:r>
-        <w:t>However, the notebook does not consistently specify a random_state parameter when initializing these models.</w:t>
+        <w:t xml:space="preserve">Several machine learning algorithms used in the notebook contain stochastic components, including Decision Trees, Random Forests, and Multi-Layer </w:t>
+      </w:r>
+      <w:proofErr w:type="spellStart"/>
+      <w:r>
+        <w:t>Perceptrons</w:t>
+      </w:r>
+      <w:proofErr w:type="spellEnd"/>
+      <w:r>
+        <w:t>.</w:t>
+      </w:r>
+    </w:p>
+    <w:p>
+      <w:r>
+        <w:t xml:space="preserve">However, the notebook does not consistently specify a </w:t>
+      </w:r>
+      <w:proofErr w:type="spellStart"/>
+      <w:r>
+        <w:t>random_state</w:t>
+      </w:r>
+      <w:proofErr w:type="spellEnd"/>
+      <w:r>
+        <w:t xml:space="preserve"> parameter when initializing these models.</w:t>
       </w:r>
     </w:p>
     <w:p>
@@ -2894,8 +3144,13 @@
       </w:r>
     </w:p>
     <w:p>
-      <w:r>
-        <w:t>random_state = 42</w:t>
+      <w:proofErr w:type="spellStart"/>
+      <w:r>
+        <w:t>random_state</w:t>
+      </w:r>
+      <w:proofErr w:type="spellEnd"/>
+      <w:r>
+        <w:t xml:space="preserve"> = 42</w:t>
       </w:r>
     </w:p>
     <w:p>
@@ -2965,6 +3220,7 @@
         </w:numPr>
       </w:pPr>
       <w:r>
+        <w:lastRenderedPageBreak/>
         <w:t>Publicly available dataset</w:t>
       </w:r>
     </w:p>
@@ -3347,8 +3603,20 @@
     </w:p>
     <w:p>
       <w:r>
-        <w:t>An additional experiment was conducted to evaluate the impact of SMOTE. A Gradient Boosting model trained without oversampling achieved an accuracy of 94.27%, compared with 94.62% after SMOTE was applied. Precision, Recall, and F1-score also improved by less than half a percentage point. These findings suggest that SMOTE provided only a modest benefit and that the strong performance of the model was primarily driven by the predictive quality of the selected features rather than by oversampling. Therefore, while the use of SMOTE is not inherently inappropriate, its overall impact on this relatively balanced dataset appears limited.</w:t>
-      </w:r>
+        <w:t xml:space="preserve">An additional experiment was conducted to evaluate the impact of SMOTE. A Gradient Boosting model trained without oversampling achieved an accuracy of 94.27%, compared with 94.62% after </w:t>
+      </w:r>
+      <w:r>
+        <w:lastRenderedPageBreak/>
+        <w:t>SMOTE was applied. Precision, Recall, and F1-score also improved by less than half a percentage point. These findings suggest that SMOTE provided only a modest benefit and that the strong performance of the model was primarily driven by the predictive quality of the selected features rather than by oversampling. Therefore, while the use of SMOTE is not inherently inappropriate, its overall impact on this relatively balanced dataset appears limited.</w:t>
+      </w:r>
+    </w:p>
+    <w:p>
+      <w:pPr>
+        <w:rPr>
+          <w:b/>
+          <w:bCs/>
+        </w:rPr>
+      </w:pPr>
     </w:p>
     <w:p>
       <w:pPr>
@@ -3590,6 +3858,7 @@
     </w:p>
     <w:p>
       <w:r>
+        <w:lastRenderedPageBreak/>
         <w:t>However, correlation alone is often insufficient for deciding whether a feature should be removed.</w:t>
       </w:r>
     </w:p>
@@ -3602,12 +3871,21 @@
       <w:r>
         <w:t xml:space="preserve">For example, the feature </w:t>
       </w:r>
+      <w:proofErr w:type="spellStart"/>
       <w:r>
         <w:rPr>
           <w:i/>
           <w:iCs/>
         </w:rPr>
-        <w:t xml:space="preserve">DomainRegLen </w:t>
+        <w:t>DomainRegLen</w:t>
+      </w:r>
+      <w:proofErr w:type="spellEnd"/>
+      <w:r>
+        <w:rPr>
+          <w:i/>
+          <w:iCs/>
+        </w:rPr>
+        <w:t xml:space="preserve"> </w:t>
       </w:r>
       <w:r>
         <w:t>demonstrated a stronger relationship with the target variable than several features that were retained.</w:t>
@@ -3676,7 +3954,6 @@
       </w:r>
     </w:p>
     <w:p/>
-    <w:p/>
     <w:p>
       <w:pPr>
         <w:rPr>
@@ -3829,6 +4106,7 @@
           <w:b/>
           <w:bCs/>
         </w:rPr>
+        <w:lastRenderedPageBreak/>
         <w:t>6</w:t>
       </w:r>
       <w:r>
@@ -3904,9 +4182,11 @@
           <w:numId w:val="26"/>
         </w:numPr>
       </w:pPr>
+      <w:proofErr w:type="spellStart"/>
       <w:r>
         <w:t>AnchorURL</w:t>
       </w:r>
+      <w:proofErr w:type="spellEnd"/>
     </w:p>
     <w:p>
       <w:pPr>
@@ -3915,9 +4195,11 @@
           <w:numId w:val="26"/>
         </w:numPr>
       </w:pPr>
+      <w:proofErr w:type="spellStart"/>
       <w:r>
         <w:t>WebsiteTraffic</w:t>
       </w:r>
+      <w:proofErr w:type="spellEnd"/>
     </w:p>
     <w:p>
       <w:r>
@@ -4084,7 +4366,15 @@
         </w:numPr>
       </w:pPr>
       <w:r>
-        <w:t>K-Nearest Neighbors (KNN)</w:t>
+        <w:t xml:space="preserve">K-Nearest </w:t>
+      </w:r>
+      <w:proofErr w:type="spellStart"/>
+      <w:r>
+        <w:t>Neighbors</w:t>
+      </w:r>
+      <w:proofErr w:type="spellEnd"/>
+      <w:r>
+        <w:t xml:space="preserve"> (KNN)</w:t>
       </w:r>
     </w:p>
     <w:p>
@@ -4139,6 +4429,7 @@
         </w:numPr>
       </w:pPr>
       <w:r>
+        <w:lastRenderedPageBreak/>
         <w:t>Multi-Layer Perceptron (MLP)</w:t>
       </w:r>
     </w:p>
@@ -4157,6 +4448,14 @@
       <w:r>
         <w:t>Each model was trained using the same training and testing datasets and evaluated using accuracy, confusion matrices, precision, recall, and F1-score.</w:t>
       </w:r>
+    </w:p>
+    <w:p>
+      <w:pPr>
+        <w:rPr>
+          <w:b/>
+          <w:bCs/>
+        </w:rPr>
+      </w:pPr>
     </w:p>
     <w:p>
       <w:pPr>
@@ -4634,8 +4933,13 @@
               <w:t xml:space="preserve">   </w:t>
             </w:r>
             <w:r>
-              <w:t>K-Nearest Neighbors</w:t>
+              <w:t xml:space="preserve">K-Nearest </w:t>
             </w:r>
+            <w:proofErr w:type="spellStart"/>
+            <w:r>
+              <w:t>Neighbors</w:t>
+            </w:r>
+            <w:proofErr w:type="spellEnd"/>
           </w:p>
         </w:tc>
         <w:tc>
@@ -4753,7 +5057,15 @@
         <w:t xml:space="preserve">The results </w:t>
       </w:r>
       <w:r>
-        <w:t>indicate that ensemble-based methods achieved the strongest performance on this dataset. Gradient Boosting and Random Forest occupied the top two positions, while simpler models such as Logistic Regression and K-Nearest Neighbors achieved slightly lower accuracy. Naive Bayes performed substantially worse than all other evaluated models.</w:t>
+        <w:t xml:space="preserve">indicate that ensemble-based methods achieved the strongest performance on this dataset. Gradient Boosting and Random Forest occupied the top two positions, while simpler models such as Logistic Regression and K-Nearest </w:t>
+      </w:r>
+      <w:proofErr w:type="spellStart"/>
+      <w:r>
+        <w:t>Neighbors</w:t>
+      </w:r>
+      <w:proofErr w:type="spellEnd"/>
+      <w:r>
+        <w:t xml:space="preserve"> achieved slightly lower accuracy. Naive Bayes performed substantially worse than all other evaluated models.</w:t>
       </w:r>
     </w:p>
     <w:p>
@@ -4831,6 +5143,7 @@
     </w:p>
     <w:p>
       <w:r>
+        <w:lastRenderedPageBreak/>
         <w:t xml:space="preserve">The model achieved </w:t>
       </w:r>
       <w:r>
@@ -4924,8 +5237,24 @@
         <w:t>correctly classified all observations belonging to Class -1, it correctly identified only a small proportion of Class 1 observations.</w:t>
       </w:r>
       <w:r>
-        <w:t xml:space="preserve"> This resulted in a highly unbalanced classifier that favored one class while performing poorly on the other. The results illustrate why accuracy alone can be misleading and highlight the importance of examining precision, recall, and F1-scores alongside overall accuracy.</w:t>
-      </w:r>
+        <w:t xml:space="preserve"> This resulted in a highly unbalanced classifier that </w:t>
+      </w:r>
+      <w:proofErr w:type="spellStart"/>
+      <w:r>
+        <w:t>favored</w:t>
+      </w:r>
+      <w:proofErr w:type="spellEnd"/>
+      <w:r>
+        <w:t xml:space="preserve"> one class while performing poorly on the other. The results illustrate why accuracy alone can be misleading and highlight the importance of examining precision, recall, and F1-scores alongside overall accuracy.</w:t>
+      </w:r>
+    </w:p>
+    <w:p>
+      <w:pPr>
+        <w:rPr>
+          <w:b/>
+          <w:bCs/>
+        </w:rPr>
+      </w:pPr>
     </w:p>
     <w:p>
       <w:pPr>
@@ -4981,11 +5310,20 @@
           <w:bCs/>
         </w:rPr>
       </w:pPr>
-      <w:r>
-        <w:rPr>
-          <w:b/>
-          <w:bCs/>
-        </w:rPr>
+    </w:p>
+    <w:p>
+      <w:pPr>
+        <w:rPr>
+          <w:b/>
+          <w:bCs/>
+        </w:rPr>
+      </w:pPr>
+      <w:r>
+        <w:rPr>
+          <w:b/>
+          <w:bCs/>
+        </w:rPr>
+        <w:lastRenderedPageBreak/>
         <w:t>7.6 Evaluation Metrics Interpretation</w:t>
       </w:r>
     </w:p>
@@ -5186,11 +5524,20 @@
           <w:bCs/>
         </w:rPr>
       </w:pPr>
-      <w:r>
-        <w:rPr>
-          <w:b/>
-          <w:bCs/>
-        </w:rPr>
+    </w:p>
+    <w:p>
+      <w:pPr>
+        <w:rPr>
+          <w:b/>
+          <w:bCs/>
+        </w:rPr>
+      </w:pPr>
+      <w:r>
+        <w:rPr>
+          <w:b/>
+          <w:bCs/>
+        </w:rPr>
+        <w:lastRenderedPageBreak/>
         <w:t>8. Error Analysis</w:t>
       </w:r>
     </w:p>
@@ -5309,7 +5656,15 @@
         <w:t>4</w:t>
       </w:r>
       <w:r>
-        <w:t xml:space="preserve"> false positives and 29 false negatives. The relatively balanced distribution of errors suggests that the classifier did not strongly favor one class over the other.</w:t>
+        <w:t xml:space="preserve"> false positives and 29 false negatives. The relatively balanced distribution of errors suggests that the classifier did not strongly </w:t>
+      </w:r>
+      <w:proofErr w:type="spellStart"/>
+      <w:r>
+        <w:t>favor</w:t>
+      </w:r>
+      <w:proofErr w:type="spellEnd"/>
+      <w:r>
+        <w:t xml:space="preserve"> one class over the other.</w:t>
       </w:r>
     </w:p>
     <w:p>
@@ -5386,12 +5741,40 @@
         <w:t xml:space="preserve"> that Gradient Boosting achieved the highest performance was supported by the reproduced results. Furthermore, </w:t>
       </w:r>
       <w:r>
-        <w:t>the independent analysis confirmed that important features identified by the author, such as HTTPS, AnchorURL, and WebsiteTraffic, are among the strongest predictors in the dataset, with HTTPS and AnchorURL exhibiting particularly strong correlations with the target variable.</w:t>
-      </w:r>
-    </w:p>
-    <w:p>
-      <w:r>
-        <w:t>At the same time, several weaknesses were identified. The notebook contains hardcoded file paths that prevent direct execution on other systems. In addition, portions of the documentation appear to have been copied from unrelated projects, including references to suicide-rate prediction and malicious attachments, despite the project focusing on phishing URL classification.</w:t>
+        <w:t xml:space="preserve">the independent analysis confirmed that important features identified by the author, such as HTTPS, </w:t>
+      </w:r>
+      <w:proofErr w:type="spellStart"/>
+      <w:r>
+        <w:t>AnchorURL</w:t>
+      </w:r>
+      <w:proofErr w:type="spellEnd"/>
+      <w:r>
+        <w:t xml:space="preserve">, and </w:t>
+      </w:r>
+      <w:proofErr w:type="spellStart"/>
+      <w:r>
+        <w:t>WebsiteTraffic</w:t>
+      </w:r>
+      <w:proofErr w:type="spellEnd"/>
+      <w:r>
+        <w:t xml:space="preserve">, are among the strongest predictors in the dataset, with HTTPS and </w:t>
+      </w:r>
+      <w:proofErr w:type="spellStart"/>
+      <w:r>
+        <w:t>AnchorURL</w:t>
+      </w:r>
+      <w:proofErr w:type="spellEnd"/>
+      <w:r>
+        <w:t xml:space="preserve"> exhibiting particularly strong correlations with the target variable.</w:t>
+      </w:r>
+    </w:p>
+    <w:p>
+      <w:r>
+        <w:t xml:space="preserve">At the same time, several weaknesses were identified. The notebook contains hardcoded file paths that prevent direct execution on other systems. In addition, portions of the documentation appear to </w:t>
+      </w:r>
+      <w:r>
+        <w:lastRenderedPageBreak/>
+        <w:t>have been copied from unrelated projects, including references to suicide-rate prediction and malicious attachments, despite the project focusing on phishing URL classification.</w:t>
       </w:r>
     </w:p>
     <w:p>
@@ -12534,6 +12917,7 @@
   <w:style w:type="character" w:default="1" w:styleId="DefaultParagraphFont">
     <w:name w:val="Default Paragraph Font"/>
     <w:uiPriority w:val="1"/>
+    <w:semiHidden/>
     <w:unhideWhenUsed/>
   </w:style>
   <w:style w:type="table" w:default="1" w:styleId="TableNormal">
